--- a/8.资源管理/2.运行记录类文件/HXDL-ITSS-0814-服务数据应用情况说明.docx
+++ b/8.资源管理/2.运行记录类文件/HXDL-ITSS-0814-服务数据应用情况说明.docx
@@ -1,13 +1,12 @@
 
 <file path=word/document.xml><?xml version="1.0" encoding="utf-8"?>
-<w:document xmlns:wpc="http://schemas.microsoft.com/office/word/2010/wordprocessingCanvas" xmlns:mc="http://schemas.openxmlformats.org/markup-compatibility/2006" xmlns:o="urn:schemas-microsoft-com:office:office" xmlns:r="http://schemas.openxmlformats.org/officeDocument/2006/relationships" xmlns:m="http://schemas.openxmlformats.org/officeDocument/2006/math" xmlns:v="urn:schemas-microsoft-com:vml" xmlns:wp14="http://schemas.microsoft.com/office/word/2010/wordprocessingDrawing" xmlns:wp="http://schemas.openxmlformats.org/drawingml/2006/wordprocessingDrawing" xmlns:w10="urn:schemas-microsoft-com:office:word" xmlns:w="http://schemas.openxmlformats.org/wordprocessingml/2006/main" xmlns:w14="http://schemas.microsoft.com/office/word/2010/wordml" xmlns:w15="http://schemas.microsoft.com/office/word/2012/wordml" xmlns:wne="http://schemas.microsoft.com/office/word/2006/wordml" xmlns:wpg="http://schemas.microsoft.com/office/word/2010/wordprocessingGroup" xmlns:wpi="http://schemas.microsoft.com/office/word/2010/wordprocessingInk" xmlns:wps="http://schemas.microsoft.com/office/word/2010/wordprocessingShape" mc:Ignorable="w14 w15 wp14">
-  <!-- Generated by Aspose.Words for .NET 13.3.0.1 -->
+<w:document xmlns:wpc="http://schemas.microsoft.com/office/word/2010/wordprocessingCanvas" xmlns:mc="http://schemas.openxmlformats.org/markup-compatibility/2006" xmlns:o="urn:schemas-microsoft-com:office:office" xmlns:r="http://schemas.openxmlformats.org/officeDocument/2006/relationships" xmlns:m="http://schemas.openxmlformats.org/officeDocument/2006/math" xmlns:v="urn:schemas-microsoft-com:vml" xmlns:wp14="http://schemas.microsoft.com/office/word/2010/wordprocessingDrawing" xmlns:wp="http://schemas.openxmlformats.org/drawingml/2006/wordprocessingDrawing" xmlns:w="http://schemas.openxmlformats.org/wordprocessingml/2006/main" xmlns:w14="http://schemas.microsoft.com/office/word/2010/wordml" xmlns:w10="urn:schemas-microsoft-com:office:word" xmlns:w15="http://schemas.microsoft.com/office/word/2012/wordml" xmlns:wpg="http://schemas.microsoft.com/office/word/2010/wordprocessingGroup" xmlns:wpi="http://schemas.microsoft.com/office/word/2010/wordprocessingInk" xmlns:wne="http://schemas.microsoft.com/office/word/2006/wordml" xmlns:wps="http://schemas.microsoft.com/office/word/2010/wordprocessingShape" xmlns:wpsCustomData="http://www.wps.cn/officeDocument/2013/wpsCustomData" mc:Ignorable="w14 w15 wp14">
   <w:body>
     <w:p>
       <w:pPr>
-        <w:pStyle w:val="a"/>
+        <w:pStyle w:val="26"/>
         <w:bidi w:val="0"/>
-        <w:ind w:left="0" w:right="0" w:firstLine="0" w:leftChars="0" w:rightChars="0" w:firstLineChars="0"/>
+        <w:ind w:left="0" w:leftChars="0" w:right="0" w:rightChars="0" w:firstLine="0" w:firstLineChars="0"/>
         <w:jc w:val="center"/>
         <w:rPr>
           <w:rFonts w:hint="default"/>
@@ -16,10 +15,9 @@
       </w:pPr>
       <w:bookmarkStart w:id="0" w:name="_Toc31185"/>
       <w:bookmarkStart w:id="1" w:name="_Toc23225"/>
-      <w:bookmarkStart w:id="2" w:name="_GoBack"/>
       <w:r>
         <w:drawing>
-          <wp:anchor distT="0" distB="0" distL="114300" distR="114300" simplePos="0" relativeHeight="251658240" behindDoc="1" locked="0" layoutInCell="1" allowOverlap="1">
+          <wp:anchor distT="0" distB="0" distL="114300" distR="114300" simplePos="0" relativeHeight="251659264" behindDoc="1" locked="0" layoutInCell="1" allowOverlap="1">
             <wp:simplePos x="0" y="0"/>
             <wp:positionH relativeFrom="column">
               <wp:posOffset>-1077595</wp:posOffset>
@@ -44,7 +42,7 @@
                     </pic:cNvPicPr>
                   </pic:nvPicPr>
                   <pic:blipFill>
-                    <a:blip xmlns:r="http://schemas.openxmlformats.org/officeDocument/2006/relationships" r:embed="rId5"/>
+                    <a:blip r:embed="rId11"/>
                     <a:stretch>
                       <a:fillRect/>
                     </a:stretch>
@@ -68,7 +66,6 @@
           </wp:anchor>
         </w:drawing>
       </w:r>
-      <w:bookmarkEnd w:id="2"/>
       <w:r>
         <w:rPr>
           <w:rFonts w:hint="eastAsia"/>
@@ -81,7 +78,7 @@
     </w:p>
     <w:p>
       <w:pPr>
-        <w:pStyle w:val="a0"/>
+        <w:pStyle w:val="27"/>
         <w:keepNext w:val="0"/>
         <w:keepLines w:val="0"/>
         <w:pageBreakBefore w:val="0"/>
@@ -96,7 +93,7 @@
         <w:adjustRightInd w:val="0"/>
         <w:snapToGrid w:val="0"/>
         <w:spacing w:before="0" w:after="0" w:afterLines="0"/>
-        <w:ind w:left="0" w:right="0" w:firstLine="0" w:leftChars="0" w:rightChars="0" w:firstLineChars="0"/>
+        <w:ind w:left="0" w:leftChars="0" w:right="0" w:rightChars="0" w:firstLine="0" w:firstLineChars="0"/>
         <w:jc w:val="center"/>
         <w:textAlignment w:val="baseline"/>
         <w:rPr>
@@ -104,8 +101,8 @@
           <w:lang w:val="en-US" w:eastAsia="zh-CN"/>
         </w:rPr>
       </w:pPr>
-      <w:bookmarkStart w:id="3" w:name="_Toc11907"/>
-      <w:bookmarkStart w:id="4" w:name="_Toc25347"/>
+      <w:bookmarkStart w:id="2" w:name="_Toc11907"/>
+      <w:bookmarkStart w:id="3" w:name="_Toc25347"/>
       <w:r>
         <w:rPr>
           <w:rFonts w:hint="eastAsia"/>
@@ -113,12 +110,12 @@
         </w:rPr>
         <w:t>服务数据应用情况说明</w:t>
       </w:r>
+      <w:bookmarkEnd w:id="2"/>
       <w:bookmarkEnd w:id="3"/>
-      <w:bookmarkEnd w:id="4"/>
     </w:p>
     <w:p>
       <w:pPr>
-        <w:pStyle w:val="a0"/>
+        <w:pStyle w:val="27"/>
         <w:keepNext w:val="0"/>
         <w:keepLines w:val="0"/>
         <w:pageBreakBefore w:val="0"/>
@@ -133,7 +130,7 @@
         <w:adjustRightInd w:val="0"/>
         <w:snapToGrid w:val="0"/>
         <w:spacing w:before="0" w:after="0" w:afterLines="0"/>
-        <w:ind w:left="0" w:right="0" w:firstLine="0" w:leftChars="0" w:rightChars="0" w:firstLineChars="0"/>
+        <w:ind w:left="0" w:leftChars="0" w:right="0" w:rightChars="0" w:firstLine="0" w:firstLineChars="0"/>
         <w:jc w:val="center"/>
         <w:textAlignment w:val="baseline"/>
         <w:rPr>
@@ -141,8 +138,8 @@
           <w:lang w:val="en-US" w:eastAsia="zh-CN"/>
         </w:rPr>
       </w:pPr>
-      <w:bookmarkStart w:id="5" w:name="_Toc20180"/>
-      <w:bookmarkStart w:id="6" w:name="_Toc18654"/>
+      <w:bookmarkStart w:id="4" w:name="_Toc20180"/>
+      <w:bookmarkStart w:id="5" w:name="_Toc18654"/>
       <w:r>
         <w:rPr>
           <w:rFonts w:hint="eastAsia"/>
@@ -150,12 +147,12 @@
         </w:rPr>
         <w:t>（HXDL-ITSS-0814）</w:t>
       </w:r>
+      <w:bookmarkEnd w:id="4"/>
       <w:bookmarkEnd w:id="5"/>
-      <w:bookmarkEnd w:id="6"/>
     </w:p>
     <w:p>
       <w:pPr>
-        <w:ind w:left="0" w:right="0" w:firstLine="0" w:leftChars="0" w:rightChars="0" w:firstLineChars="0"/>
+        <w:ind w:left="0" w:leftChars="0" w:right="0" w:rightChars="0" w:firstLine="0" w:firstLineChars="0"/>
         <w:jc w:val="center"/>
         <w:rPr>
           <w:rFonts w:hint="eastAsia"/>
@@ -165,17 +162,18 @@
     </w:p>
     <w:tbl>
       <w:tblPr>
-        <w:tblStyle w:val="TableGrid"/>
+        <w:tblStyle w:val="21"/>
         <w:tblW w:w="0" w:type="auto"/>
         <w:jc w:val="center"/>
         <w:tblBorders>
-          <w:top w:val="nil"/>
-          <w:left w:val="nil"/>
-          <w:bottom w:val="nil"/>
-          <w:right w:val="nil"/>
-          <w:insideH w:val="nil"/>
-          <w:insideV w:val="nil"/>
+          <w:top w:val="none" w:color="auto" w:sz="0" w:space="0"/>
+          <w:left w:val="none" w:color="auto" w:sz="0" w:space="0"/>
+          <w:bottom w:val="none" w:color="auto" w:sz="0" w:space="0"/>
+          <w:right w:val="none" w:color="auto" w:sz="0" w:space="0"/>
+          <w:insideH w:val="none" w:color="auto" w:sz="0" w:space="0"/>
+          <w:insideV w:val="none" w:color="auto" w:sz="0" w:space="0"/>
         </w:tblBorders>
+        <w:tblLayout w:type="autofit"/>
         <w:tblCellMar>
           <w:top w:w="0" w:type="dxa"/>
           <w:left w:w="108" w:type="dxa"/>
@@ -189,15 +187,13 @@
       </w:tblGrid>
       <w:tr>
         <w:tblPrEx>
-          <w:tblW w:w="0" w:type="auto"/>
-          <w:jc w:val="center"/>
           <w:tblBorders>
-            <w:top w:val="nil"/>
-            <w:left w:val="nil"/>
-            <w:bottom w:val="nil"/>
-            <w:right w:val="nil"/>
-            <w:insideH w:val="nil"/>
-            <w:insideV w:val="nil"/>
+            <w:top w:val="none" w:color="auto" w:sz="0" w:space="0"/>
+            <w:left w:val="none" w:color="auto" w:sz="0" w:space="0"/>
+            <w:bottom w:val="none" w:color="auto" w:sz="0" w:space="0"/>
+            <w:right w:val="none" w:color="auto" w:sz="0" w:space="0"/>
+            <w:insideH w:val="none" w:color="auto" w:sz="0" w:space="0"/>
+            <w:insideV w:val="none" w:color="auto" w:sz="0" w:space="0"/>
           </w:tblBorders>
           <w:tblCellMar>
             <w:top w:w="0" w:type="dxa"/>
@@ -207,7 +203,7 @@
           </w:tblCellMar>
         </w:tblPrEx>
         <w:trPr>
-          <w:trHeight w:val="810"/>
+          <w:trHeight w:val="810" w:hRule="atLeast"/>
           <w:jc w:val="center"/>
         </w:trPr>
         <w:tc>
@@ -217,7 +213,7 @@
           <w:p>
             <w:pPr>
               <w:widowControl w:val="0"/>
-              <w:ind w:left="0" w:right="0" w:firstLine="0" w:leftChars="0" w:rightChars="0" w:firstLineChars="0"/>
+              <w:ind w:left="0" w:leftChars="0" w:right="0" w:rightChars="0" w:firstLine="0" w:firstLineChars="0"/>
               <w:jc w:val="left"/>
               <w:rPr>
                 <w:rFonts w:hint="default"/>
@@ -235,7 +231,7 @@
             </w:r>
             <w:r>
               <w:rPr>
-                <w:rFonts w:asciiTheme="minorAscii" w:eastAsiaTheme="minorEastAsia" w:hAnsiTheme="minorAscii" w:hint="default"/>
+                <w:rFonts w:hint="default" w:asciiTheme="minorAscii" w:hAnsiTheme="minorAscii" w:eastAsiaTheme="minorEastAsia"/>
                 <w:spacing w:val="227"/>
                 <w:sz w:val="21"/>
                 <w:vertAlign w:val="baseline"/>
@@ -261,7 +257,7 @@
           <w:p>
             <w:pPr>
               <w:widowControl w:val="0"/>
-              <w:ind w:left="0" w:right="0" w:firstLine="0" w:leftChars="0" w:rightChars="0" w:firstLineChars="0"/>
+              <w:ind w:left="0" w:leftChars="0" w:right="0" w:rightChars="0" w:firstLine="0" w:firstLineChars="0"/>
               <w:jc w:val="right"/>
               <w:rPr>
                 <w:rFonts w:hint="default"/>
@@ -279,7 +275,7 @@
             </w:r>
             <w:r>
               <w:rPr>
-                <w:rFonts w:asciiTheme="minorAscii" w:eastAsiaTheme="minorEastAsia" w:hAnsiTheme="minorAscii" w:hint="eastAsia"/>
+                <w:rFonts w:hint="eastAsia" w:asciiTheme="minorAscii" w:hAnsiTheme="minorAscii" w:eastAsiaTheme="minorEastAsia"/>
                 <w:spacing w:val="227"/>
                 <w:sz w:val="21"/>
                 <w:vertAlign w:val="baseline"/>
@@ -294,15 +290,21 @@
                 <w:vertAlign w:val="baseline"/>
                 <w:lang w:val="en-US" w:eastAsia="zh-CN"/>
               </w:rPr>
-              <w:t>2025.70.30</w:t>
+              <w:t>2026.01.30</w:t>
             </w:r>
           </w:p>
         </w:tc>
       </w:tr>
       <w:tr>
         <w:tblPrEx>
-          <w:tblW w:w="0" w:type="auto"/>
-          <w:jc w:val="center"/>
+          <w:tblBorders>
+            <w:top w:val="none" w:color="auto" w:sz="0" w:space="0"/>
+            <w:left w:val="none" w:color="auto" w:sz="0" w:space="0"/>
+            <w:bottom w:val="none" w:color="auto" w:sz="0" w:space="0"/>
+            <w:right w:val="none" w:color="auto" w:sz="0" w:space="0"/>
+            <w:insideH w:val="none" w:color="auto" w:sz="0" w:space="0"/>
+            <w:insideV w:val="none" w:color="auto" w:sz="0" w:space="0"/>
+          </w:tblBorders>
           <w:tblCellMar>
             <w:top w:w="0" w:type="dxa"/>
             <w:left w:w="108" w:type="dxa"/>
@@ -311,7 +313,7 @@
           </w:tblCellMar>
         </w:tblPrEx>
         <w:trPr>
-          <w:trHeight w:val="810"/>
+          <w:trHeight w:val="810" w:hRule="atLeast"/>
           <w:jc w:val="center"/>
         </w:trPr>
         <w:tc>
@@ -322,10 +324,10 @@
           <w:p>
             <w:pPr>
               <w:widowControl w:val="0"/>
-              <w:ind w:left="0" w:right="0" w:firstLine="0" w:leftChars="0" w:rightChars="0" w:firstLineChars="0"/>
+              <w:ind w:left="0" w:leftChars="0" w:right="0" w:rightChars="0" w:firstLine="0" w:firstLineChars="0"/>
               <w:jc w:val="left"/>
               <w:rPr>
-                <w:rFonts w:ascii="Arial" w:eastAsia="Arial" w:hAnsi="Arial" w:cs="Arial" w:hint="eastAsia"/>
+                <w:rFonts w:hint="eastAsia" w:ascii="Arial" w:hAnsi="Arial" w:eastAsia="Arial" w:cs="Arial"/>
                 <w:snapToGrid w:val="0"/>
                 <w:color w:val="000000"/>
                 <w:kern w:val="0"/>
@@ -345,7 +347,7 @@
             </w:r>
             <w:r>
               <w:rPr>
-                <w:rFonts w:asciiTheme="minorAscii" w:eastAsiaTheme="minorEastAsia" w:hAnsiTheme="minorAscii" w:hint="default"/>
+                <w:rFonts w:hint="default" w:asciiTheme="minorAscii" w:hAnsiTheme="minorAscii" w:eastAsiaTheme="minorEastAsia"/>
                 <w:spacing w:val="227"/>
                 <w:sz w:val="21"/>
                 <w:vertAlign w:val="baseline"/>
@@ -372,10 +374,10 @@
           <w:p>
             <w:pPr>
               <w:widowControl w:val="0"/>
-              <w:ind w:left="0" w:right="0" w:firstLine="0" w:leftChars="0" w:rightChars="0" w:firstLineChars="0"/>
+              <w:ind w:left="0" w:leftChars="0" w:right="0" w:rightChars="0" w:firstLine="0" w:firstLineChars="0"/>
               <w:jc w:val="right"/>
               <w:rPr>
-                <w:rFonts w:ascii="Arial" w:eastAsia="Arial" w:hAnsi="Arial" w:cs="Arial" w:hint="eastAsia"/>
+                <w:rFonts w:hint="eastAsia" w:ascii="Arial" w:hAnsi="Arial" w:eastAsia="Arial" w:cs="Arial"/>
                 <w:snapToGrid w:val="0"/>
                 <w:color w:val="000000"/>
                 <w:kern w:val="0"/>
@@ -395,7 +397,7 @@
             </w:r>
             <w:r>
               <w:rPr>
-                <w:rFonts w:asciiTheme="minorAscii" w:eastAsiaTheme="minorEastAsia" w:hAnsiTheme="minorAscii" w:hint="eastAsia"/>
+                <w:rFonts w:hint="eastAsia" w:asciiTheme="minorAscii" w:hAnsiTheme="minorAscii" w:eastAsiaTheme="minorEastAsia"/>
                 <w:spacing w:val="227"/>
                 <w:sz w:val="21"/>
                 <w:vertAlign w:val="baseline"/>
@@ -410,15 +412,21 @@
                 <w:vertAlign w:val="baseline"/>
                 <w:lang w:val="en-US" w:eastAsia="zh-CN"/>
               </w:rPr>
-              <w:t>2025.70.30</w:t>
+              <w:t>2026.01.30</w:t>
             </w:r>
           </w:p>
         </w:tc>
       </w:tr>
       <w:tr>
         <w:tblPrEx>
-          <w:tblW w:w="0" w:type="auto"/>
-          <w:jc w:val="center"/>
+          <w:tblBorders>
+            <w:top w:val="none" w:color="auto" w:sz="0" w:space="0"/>
+            <w:left w:val="none" w:color="auto" w:sz="0" w:space="0"/>
+            <w:bottom w:val="none" w:color="auto" w:sz="0" w:space="0"/>
+            <w:right w:val="none" w:color="auto" w:sz="0" w:space="0"/>
+            <w:insideH w:val="none" w:color="auto" w:sz="0" w:space="0"/>
+            <w:insideV w:val="none" w:color="auto" w:sz="0" w:space="0"/>
+          </w:tblBorders>
           <w:tblCellMar>
             <w:top w:w="0" w:type="dxa"/>
             <w:left w:w="108" w:type="dxa"/>
@@ -427,7 +435,7 @@
           </w:tblCellMar>
         </w:tblPrEx>
         <w:trPr>
-          <w:trHeight w:val="635"/>
+          <w:trHeight w:val="635" w:hRule="atLeast"/>
           <w:jc w:val="center"/>
         </w:trPr>
         <w:tc>
@@ -437,7 +445,7 @@
           <w:p>
             <w:pPr>
               <w:widowControl w:val="0"/>
-              <w:ind w:left="0" w:right="0" w:firstLine="0" w:leftChars="0" w:rightChars="0" w:firstLineChars="0"/>
+              <w:ind w:left="0" w:leftChars="0" w:right="0" w:rightChars="0" w:firstLine="0" w:firstLineChars="0"/>
               <w:jc w:val="left"/>
               <w:rPr>
                 <w:rFonts w:hint="eastAsia"/>
@@ -455,7 +463,7 @@
             </w:r>
             <w:r>
               <w:rPr>
-                <w:rFonts w:asciiTheme="minorAscii" w:eastAsiaTheme="minorEastAsia" w:hAnsiTheme="minorAscii" w:hint="eastAsia"/>
+                <w:rFonts w:hint="eastAsia" w:asciiTheme="minorAscii" w:hAnsiTheme="minorAscii" w:eastAsiaTheme="minorEastAsia"/>
                 <w:spacing w:val="227"/>
                 <w:sz w:val="21"/>
                 <w:vertAlign w:val="baseline"/>
@@ -480,7 +488,7 @@
           <w:p>
             <w:pPr>
               <w:widowControl w:val="0"/>
-              <w:ind w:left="0" w:right="0" w:firstLine="0" w:leftChars="0" w:rightChars="0" w:firstLineChars="0"/>
+              <w:ind w:left="0" w:leftChars="0" w:right="0" w:rightChars="0" w:firstLine="0" w:firstLineChars="0"/>
               <w:jc w:val="right"/>
               <w:rPr>
                 <w:rFonts w:hint="default"/>
@@ -498,7 +506,7 @@
             </w:r>
             <w:r>
               <w:rPr>
-                <w:rFonts w:asciiTheme="minorAscii" w:eastAsiaTheme="minorEastAsia" w:hAnsiTheme="minorAscii" w:hint="eastAsia"/>
+                <w:rFonts w:hint="eastAsia" w:asciiTheme="minorAscii" w:hAnsiTheme="minorAscii" w:eastAsiaTheme="minorEastAsia"/>
                 <w:spacing w:val="227"/>
                 <w:sz w:val="21"/>
                 <w:vertAlign w:val="baseline"/>
@@ -513,7 +521,7 @@
                 <w:vertAlign w:val="baseline"/>
                 <w:lang w:val="en-US" w:eastAsia="zh-CN"/>
               </w:rPr>
-              <w:t>2025.70.30</w:t>
+              <w:t>2026.01.30</w:t>
             </w:r>
           </w:p>
         </w:tc>
@@ -540,16 +548,16 @@
         <w:ind w:left="3195"/>
         <w:outlineLvl w:val="0"/>
         <w:rPr>
-          <w:rFonts w:ascii="宋体" w:eastAsia="宋体" w:hAnsi="宋体" w:cs="宋体"/>
+          <w:rFonts w:ascii="宋体" w:hAnsi="宋体" w:eastAsia="宋体" w:cs="宋体"/>
           <w:sz w:val="30"/>
           <w:szCs w:val="30"/>
         </w:rPr>
       </w:pPr>
-      <w:bookmarkStart w:id="7" w:name="_Toc5549"/>
-      <w:bookmarkStart w:id="8" w:name="_Toc7682"/>
+      <w:bookmarkStart w:id="6" w:name="_Toc5549"/>
+      <w:bookmarkStart w:id="7" w:name="_Toc7682"/>
       <w:r>
         <w:rPr>
-          <w:rFonts w:ascii="宋体" w:eastAsia="宋体" w:hAnsi="宋体" w:cs="宋体"/>
+          <w:rFonts w:ascii="宋体" w:hAnsi="宋体" w:eastAsia="宋体" w:cs="宋体"/>
           <w:b/>
           <w:bCs/>
           <w:spacing w:val="-4"/>
@@ -558,21 +566,21 @@
         </w:rPr>
         <w:t>文件编制和变更履历</w:t>
       </w:r>
+      <w:bookmarkEnd w:id="6"/>
       <w:bookmarkEnd w:id="7"/>
-      <w:bookmarkEnd w:id="8"/>
     </w:p>
     <w:tbl>
       <w:tblPr>
-        <w:tblStyle w:val="TableNormal00"/>
+        <w:tblStyle w:val="28"/>
         <w:tblW w:w="9005" w:type="dxa"/>
         <w:tblInd w:w="34" w:type="dxa"/>
         <w:tblBorders>
-          <w:top w:val="single" w:sz="6" w:space="0" w:color="000000"/>
-          <w:left w:val="single" w:sz="6" w:space="0" w:color="000000"/>
-          <w:bottom w:val="single" w:sz="6" w:space="0" w:color="000000"/>
-          <w:right w:val="single" w:sz="6" w:space="0" w:color="000000"/>
-          <w:insideH w:val="single" w:sz="6" w:space="0" w:color="000000"/>
-          <w:insideV w:val="single" w:sz="6" w:space="0" w:color="000000"/>
+          <w:top w:val="single" w:color="000000" w:sz="6" w:space="0"/>
+          <w:left w:val="single" w:color="000000" w:sz="6" w:space="0"/>
+          <w:bottom w:val="single" w:color="000000" w:sz="6" w:space="0"/>
+          <w:right w:val="single" w:color="000000" w:sz="6" w:space="0"/>
+          <w:insideH w:val="single" w:color="000000" w:sz="6" w:space="0"/>
+          <w:insideV w:val="single" w:color="000000" w:sz="6" w:space="0"/>
         </w:tblBorders>
         <w:tblLayout w:type="fixed"/>
         <w:tblCellMar>
@@ -594,17 +602,14 @@
       </w:tblGrid>
       <w:tr>
         <w:tblPrEx>
-          <w:tblW w:w="9005" w:type="dxa"/>
-          <w:tblInd w:w="34" w:type="dxa"/>
           <w:tblBorders>
-            <w:top w:val="single" w:sz="6" w:space="0" w:color="000000"/>
-            <w:left w:val="single" w:sz="6" w:space="0" w:color="000000"/>
-            <w:bottom w:val="single" w:sz="6" w:space="0" w:color="000000"/>
-            <w:right w:val="single" w:sz="6" w:space="0" w:color="000000"/>
-            <w:insideH w:val="single" w:sz="6" w:space="0" w:color="000000"/>
-            <w:insideV w:val="single" w:sz="6" w:space="0" w:color="000000"/>
+            <w:top w:val="single" w:color="000000" w:sz="6" w:space="0"/>
+            <w:left w:val="single" w:color="000000" w:sz="6" w:space="0"/>
+            <w:bottom w:val="single" w:color="000000" w:sz="6" w:space="0"/>
+            <w:right w:val="single" w:color="000000" w:sz="6" w:space="0"/>
+            <w:insideH w:val="single" w:color="000000" w:sz="6" w:space="0"/>
+            <w:insideV w:val="single" w:color="000000" w:sz="6" w:space="0"/>
           </w:tblBorders>
-          <w:tblLayout w:type="fixed"/>
           <w:tblCellMar>
             <w:top w:w="0" w:type="dxa"/>
             <w:left w:w="0" w:type="dxa"/>
@@ -613,15 +618,15 @@
           </w:tblCellMar>
         </w:tblPrEx>
         <w:trPr>
-          <w:trHeight w:val="489"/>
+          <w:trHeight w:val="489" w:hRule="atLeast"/>
         </w:trPr>
         <w:tc>
           <w:tcPr>
             <w:tcW w:w="845" w:type="dxa"/>
             <w:vMerge w:val="restart"/>
             <w:tcBorders>
-              <w:top w:val="single" w:sz="10" w:space="0" w:color="000000"/>
-              <w:left w:val="single" w:sz="10" w:space="0" w:color="000000"/>
+              <w:top w:val="single" w:color="000000" w:sz="10" w:space="0"/>
+              <w:left w:val="single" w:color="000000" w:sz="10" w:space="0"/>
               <w:bottom w:val="nil"/>
             </w:tcBorders>
             <w:shd w:val="clear" w:color="auto" w:fill="D9D9D9"/>
@@ -640,14 +645,14 @@
               <w:spacing w:before="78" w:line="219" w:lineRule="auto"/>
               <w:ind w:left="172"/>
               <w:rPr>
-                <w:rFonts w:ascii="宋体" w:eastAsia="宋体" w:hAnsi="宋体" w:cs="宋体"/>
+                <w:rFonts w:ascii="宋体" w:hAnsi="宋体" w:eastAsia="宋体" w:cs="宋体"/>
                 <w:sz w:val="24"/>
                 <w:szCs w:val="24"/>
               </w:rPr>
             </w:pPr>
             <w:r>
               <w:rPr>
-                <w:rFonts w:ascii="宋体" w:eastAsia="宋体" w:hAnsi="宋体" w:cs="宋体"/>
+                <w:rFonts w:ascii="宋体" w:hAnsi="宋体" w:eastAsia="宋体" w:cs="宋体"/>
                 <w:b/>
                 <w:bCs/>
                 <w:spacing w:val="-5"/>
@@ -663,7 +668,7 @@
             <w:tcW w:w="2155" w:type="dxa"/>
             <w:gridSpan w:val="2"/>
             <w:tcBorders>
-              <w:top w:val="single" w:sz="10" w:space="0" w:color="000000"/>
+              <w:top w:val="single" w:color="000000" w:sz="10" w:space="0"/>
             </w:tcBorders>
             <w:shd w:val="clear" w:color="auto" w:fill="D9D9D9"/>
           </w:tcPr>
@@ -672,14 +677,14 @@
               <w:spacing w:before="181" w:line="220" w:lineRule="auto"/>
               <w:ind w:left="528"/>
               <w:rPr>
-                <w:rFonts w:ascii="宋体" w:eastAsia="宋体" w:hAnsi="宋体" w:cs="宋体"/>
+                <w:rFonts w:ascii="宋体" w:hAnsi="宋体" w:eastAsia="宋体" w:cs="宋体"/>
                 <w:sz w:val="24"/>
                 <w:szCs w:val="24"/>
               </w:rPr>
             </w:pPr>
             <w:r>
               <w:rPr>
-                <w:rFonts w:ascii="宋体" w:eastAsia="宋体" w:hAnsi="宋体" w:cs="宋体"/>
+                <w:rFonts w:ascii="宋体" w:hAnsi="宋体" w:eastAsia="宋体" w:cs="宋体"/>
                 <w:b/>
                 <w:bCs/>
                 <w:spacing w:val="-4"/>
@@ -695,7 +700,7 @@
             <w:tcW w:w="2334" w:type="dxa"/>
             <w:gridSpan w:val="2"/>
             <w:tcBorders>
-              <w:top w:val="single" w:sz="10" w:space="0" w:color="000000"/>
+              <w:top w:val="single" w:color="000000" w:sz="10" w:space="0"/>
             </w:tcBorders>
             <w:shd w:val="clear" w:color="auto" w:fill="D9D9D9"/>
           </w:tcPr>
@@ -704,14 +709,14 @@
               <w:spacing w:before="181" w:line="219" w:lineRule="auto"/>
               <w:ind w:left="927"/>
               <w:rPr>
-                <w:rFonts w:ascii="宋体" w:eastAsia="宋体" w:hAnsi="宋体" w:cs="宋体"/>
+                <w:rFonts w:ascii="宋体" w:hAnsi="宋体" w:eastAsia="宋体" w:cs="宋体"/>
                 <w:sz w:val="24"/>
                 <w:szCs w:val="24"/>
               </w:rPr>
             </w:pPr>
             <w:r>
               <w:rPr>
-                <w:rFonts w:ascii="宋体" w:eastAsia="宋体" w:hAnsi="宋体" w:cs="宋体"/>
+                <w:rFonts w:ascii="宋体" w:hAnsi="宋体" w:eastAsia="宋体" w:cs="宋体"/>
                 <w:b/>
                 <w:bCs/>
                 <w:spacing w:val="-6"/>
@@ -727,7 +732,7 @@
             <w:tcW w:w="2404" w:type="dxa"/>
             <w:gridSpan w:val="2"/>
             <w:tcBorders>
-              <w:top w:val="single" w:sz="10" w:space="0" w:color="000000"/>
+              <w:top w:val="single" w:color="000000" w:sz="10" w:space="0"/>
             </w:tcBorders>
             <w:shd w:val="clear" w:color="auto" w:fill="D9D9D9"/>
           </w:tcPr>
@@ -736,14 +741,14 @@
               <w:spacing w:before="181" w:line="220" w:lineRule="auto"/>
               <w:ind w:left="911"/>
               <w:rPr>
-                <w:rFonts w:ascii="宋体" w:eastAsia="宋体" w:hAnsi="宋体" w:cs="宋体"/>
+                <w:rFonts w:ascii="宋体" w:hAnsi="宋体" w:eastAsia="宋体" w:cs="宋体"/>
                 <w:sz w:val="24"/>
                 <w:szCs w:val="24"/>
               </w:rPr>
             </w:pPr>
             <w:r>
               <w:rPr>
-                <w:rFonts w:ascii="宋体" w:eastAsia="宋体" w:hAnsi="宋体" w:cs="宋体"/>
+                <w:rFonts w:ascii="宋体" w:hAnsi="宋体" w:eastAsia="宋体" w:cs="宋体"/>
                 <w:b/>
                 <w:bCs/>
                 <w:spacing w:val="-6"/>
@@ -759,9 +764,9 @@
             <w:tcW w:w="1267" w:type="dxa"/>
             <w:vMerge w:val="restart"/>
             <w:tcBorders>
-              <w:top w:val="single" w:sz="10" w:space="0" w:color="000000"/>
+              <w:top w:val="single" w:color="000000" w:sz="10" w:space="0"/>
               <w:bottom w:val="nil"/>
-              <w:right w:val="single" w:sz="10" w:space="0" w:color="000000"/>
+              <w:right w:val="single" w:color="000000" w:sz="10" w:space="0"/>
             </w:tcBorders>
             <w:shd w:val="clear" w:color="auto" w:fill="D9D9D9"/>
           </w:tcPr>
@@ -779,14 +784,14 @@
               <w:spacing w:before="78" w:line="220" w:lineRule="auto"/>
               <w:ind w:left="217"/>
               <w:rPr>
-                <w:rFonts w:ascii="宋体" w:eastAsia="宋体" w:hAnsi="宋体" w:cs="宋体"/>
+                <w:rFonts w:ascii="宋体" w:hAnsi="宋体" w:eastAsia="宋体" w:cs="宋体"/>
                 <w:sz w:val="24"/>
                 <w:szCs w:val="24"/>
               </w:rPr>
             </w:pPr>
             <w:r>
               <w:rPr>
-                <w:rFonts w:ascii="宋体" w:eastAsia="宋体" w:hAnsi="宋体" w:cs="宋体"/>
+                <w:rFonts w:ascii="宋体" w:hAnsi="宋体" w:eastAsia="宋体" w:cs="宋体"/>
                 <w:b/>
                 <w:bCs/>
                 <w:spacing w:val="-5"/>
@@ -800,9 +805,14 @@
       </w:tr>
       <w:tr>
         <w:tblPrEx>
-          <w:tblW w:w="9005" w:type="dxa"/>
-          <w:tblInd w:w="34" w:type="dxa"/>
-          <w:tblLayout w:type="fixed"/>
+          <w:tblBorders>
+            <w:top w:val="single" w:color="000000" w:sz="6" w:space="0"/>
+            <w:left w:val="single" w:color="000000" w:sz="6" w:space="0"/>
+            <w:bottom w:val="single" w:color="000000" w:sz="6" w:space="0"/>
+            <w:right w:val="single" w:color="000000" w:sz="6" w:space="0"/>
+            <w:insideH w:val="single" w:color="000000" w:sz="6" w:space="0"/>
+            <w:insideV w:val="single" w:color="000000" w:sz="6" w:space="0"/>
+          </w:tblBorders>
           <w:tblCellMar>
             <w:top w:w="0" w:type="dxa"/>
             <w:left w:w="0" w:type="dxa"/>
@@ -811,15 +821,15 @@
           </w:tblCellMar>
         </w:tblPrEx>
         <w:trPr>
-          <w:trHeight w:val="479"/>
+          <w:trHeight w:val="479" w:hRule="atLeast"/>
         </w:trPr>
         <w:tc>
           <w:tcPr>
             <w:tcW w:w="845" w:type="dxa"/>
-            <w:vMerge/>
+            <w:vMerge w:val="continue"/>
             <w:tcBorders>
               <w:top w:val="nil"/>
-              <w:left w:val="single" w:sz="10" w:space="0" w:color="000000"/>
+              <w:left w:val="single" w:color="000000" w:sz="10" w:space="0"/>
             </w:tcBorders>
           </w:tcPr>
           <w:p>
@@ -841,14 +851,14 @@
               <w:spacing w:before="177" w:line="220" w:lineRule="auto"/>
               <w:ind w:left="191"/>
               <w:rPr>
-                <w:rFonts w:ascii="宋体" w:eastAsia="宋体" w:hAnsi="宋体" w:cs="宋体"/>
+                <w:rFonts w:ascii="宋体" w:hAnsi="宋体" w:eastAsia="宋体" w:cs="宋体"/>
                 <w:sz w:val="24"/>
                 <w:szCs w:val="24"/>
               </w:rPr>
             </w:pPr>
             <w:r>
               <w:rPr>
-                <w:rFonts w:ascii="宋体" w:eastAsia="宋体" w:hAnsi="宋体" w:cs="宋体"/>
+                <w:rFonts w:ascii="宋体" w:hAnsi="宋体" w:eastAsia="宋体" w:cs="宋体"/>
                 <w:b/>
                 <w:bCs/>
                 <w:spacing w:val="-5"/>
@@ -869,14 +879,14 @@
               <w:spacing w:before="177" w:line="220" w:lineRule="auto"/>
               <w:ind w:left="430"/>
               <w:rPr>
-                <w:rFonts w:ascii="宋体" w:eastAsia="宋体" w:hAnsi="宋体" w:cs="宋体"/>
+                <w:rFonts w:ascii="宋体" w:hAnsi="宋体" w:eastAsia="宋体" w:cs="宋体"/>
                 <w:sz w:val="24"/>
                 <w:szCs w:val="24"/>
               </w:rPr>
             </w:pPr>
             <w:r>
               <w:rPr>
-                <w:rFonts w:ascii="宋体" w:eastAsia="宋体" w:hAnsi="宋体" w:cs="宋体"/>
+                <w:rFonts w:ascii="宋体" w:hAnsi="宋体" w:eastAsia="宋体" w:cs="宋体"/>
                 <w:b/>
                 <w:bCs/>
                 <w:spacing w:val="-15"/>
@@ -897,14 +907,14 @@
               <w:spacing w:before="177" w:line="220" w:lineRule="auto"/>
               <w:ind w:left="244"/>
               <w:rPr>
-                <w:rFonts w:ascii="宋体" w:eastAsia="宋体" w:hAnsi="宋体" w:cs="宋体"/>
+                <w:rFonts w:ascii="宋体" w:hAnsi="宋体" w:eastAsia="宋体" w:cs="宋体"/>
                 <w:sz w:val="24"/>
                 <w:szCs w:val="24"/>
               </w:rPr>
             </w:pPr>
             <w:r>
               <w:rPr>
-                <w:rFonts w:ascii="宋体" w:eastAsia="宋体" w:hAnsi="宋体" w:cs="宋体"/>
+                <w:rFonts w:ascii="宋体" w:hAnsi="宋体" w:eastAsia="宋体" w:cs="宋体"/>
                 <w:b/>
                 <w:bCs/>
                 <w:spacing w:val="-8"/>
@@ -925,14 +935,14 @@
               <w:spacing w:before="177" w:line="220" w:lineRule="auto"/>
               <w:ind w:left="487"/>
               <w:rPr>
-                <w:rFonts w:ascii="宋体" w:eastAsia="宋体" w:hAnsi="宋体" w:cs="宋体"/>
+                <w:rFonts w:ascii="宋体" w:hAnsi="宋体" w:eastAsia="宋体" w:cs="宋体"/>
                 <w:sz w:val="24"/>
                 <w:szCs w:val="24"/>
               </w:rPr>
             </w:pPr>
             <w:r>
               <w:rPr>
-                <w:rFonts w:ascii="宋体" w:eastAsia="宋体" w:hAnsi="宋体" w:cs="宋体"/>
+                <w:rFonts w:ascii="宋体" w:hAnsi="宋体" w:eastAsia="宋体" w:cs="宋体"/>
                 <w:b/>
                 <w:bCs/>
                 <w:spacing w:val="-15"/>
@@ -953,14 +963,14 @@
               <w:spacing w:before="176" w:line="221" w:lineRule="auto"/>
               <w:ind w:left="268"/>
               <w:rPr>
-                <w:rFonts w:ascii="宋体" w:eastAsia="宋体" w:hAnsi="宋体" w:cs="宋体"/>
+                <w:rFonts w:ascii="宋体" w:hAnsi="宋体" w:eastAsia="宋体" w:cs="宋体"/>
                 <w:sz w:val="24"/>
                 <w:szCs w:val="24"/>
               </w:rPr>
             </w:pPr>
             <w:r>
               <w:rPr>
-                <w:rFonts w:ascii="宋体" w:eastAsia="宋体" w:hAnsi="宋体" w:cs="宋体"/>
+                <w:rFonts w:ascii="宋体" w:hAnsi="宋体" w:eastAsia="宋体" w:cs="宋体"/>
                 <w:b/>
                 <w:bCs/>
                 <w:spacing w:val="-5"/>
@@ -981,14 +991,14 @@
               <w:spacing w:before="177" w:line="220" w:lineRule="auto"/>
               <w:ind w:left="441"/>
               <w:rPr>
-                <w:rFonts w:ascii="宋体" w:eastAsia="宋体" w:hAnsi="宋体" w:cs="宋体"/>
+                <w:rFonts w:ascii="宋体" w:hAnsi="宋体" w:eastAsia="宋体" w:cs="宋体"/>
                 <w:sz w:val="24"/>
                 <w:szCs w:val="24"/>
               </w:rPr>
             </w:pPr>
             <w:r>
               <w:rPr>
-                <w:rFonts w:ascii="宋体" w:eastAsia="宋体" w:hAnsi="宋体" w:cs="宋体"/>
+                <w:rFonts w:ascii="宋体" w:hAnsi="宋体" w:eastAsia="宋体" w:cs="宋体"/>
                 <w:b/>
                 <w:bCs/>
                 <w:spacing w:val="-15"/>
@@ -1002,10 +1012,10 @@
         <w:tc>
           <w:tcPr>
             <w:tcW w:w="1267" w:type="dxa"/>
-            <w:vMerge/>
+            <w:vMerge w:val="continue"/>
             <w:tcBorders>
               <w:top w:val="nil"/>
-              <w:right w:val="single" w:sz="10" w:space="0" w:color="000000"/>
+              <w:right w:val="single" w:color="000000" w:sz="10" w:space="0"/>
             </w:tcBorders>
           </w:tcPr>
           <w:p>
@@ -1020,9 +1030,14 @@
       </w:tr>
       <w:tr>
         <w:tblPrEx>
-          <w:tblW w:w="9005" w:type="dxa"/>
-          <w:tblInd w:w="34" w:type="dxa"/>
-          <w:tblLayout w:type="fixed"/>
+          <w:tblBorders>
+            <w:top w:val="single" w:color="000000" w:sz="6" w:space="0"/>
+            <w:left w:val="single" w:color="000000" w:sz="6" w:space="0"/>
+            <w:bottom w:val="single" w:color="000000" w:sz="6" w:space="0"/>
+            <w:right w:val="single" w:color="000000" w:sz="6" w:space="0"/>
+            <w:insideH w:val="single" w:color="000000" w:sz="6" w:space="0"/>
+            <w:insideV w:val="single" w:color="000000" w:sz="6" w:space="0"/>
+          </w:tblBorders>
           <w:tblCellMar>
             <w:top w:w="0" w:type="dxa"/>
             <w:left w:w="0" w:type="dxa"/>
@@ -1031,18 +1046,18 @@
           </w:tblCellMar>
         </w:tblPrEx>
         <w:trPr>
-          <w:trHeight w:val="651"/>
+          <w:trHeight w:val="651" w:hRule="atLeast"/>
         </w:trPr>
         <w:tc>
           <w:tcPr>
             <w:tcW w:w="845" w:type="dxa"/>
             <w:tcBorders>
-              <w:left w:val="single" w:sz="10" w:space="0" w:color="000000"/>
+              <w:left w:val="single" w:color="000000" w:sz="10" w:space="0"/>
             </w:tcBorders>
           </w:tcPr>
           <w:p>
             <w:pPr>
-              <w:pStyle w:val="TableText"/>
+              <w:pStyle w:val="25"/>
               <w:spacing w:before="230" w:line="237" w:lineRule="auto"/>
               <w:ind w:left="195"/>
             </w:pPr>
@@ -1060,7 +1075,7 @@
           </w:tcPr>
           <w:p>
             <w:pPr>
-              <w:pStyle w:val="TableText"/>
+              <w:pStyle w:val="25"/>
               <w:spacing w:before="230" w:line="219" w:lineRule="auto"/>
               <w:ind w:left="125"/>
             </w:pPr>
@@ -1078,27 +1093,21 @@
           </w:tcPr>
           <w:p>
             <w:pPr>
-              <w:pStyle w:val="TableText"/>
+              <w:pStyle w:val="25"/>
               <w:spacing w:before="230" w:line="237" w:lineRule="auto"/>
               <w:ind w:left="104"/>
               <w:rPr>
-                <w:rFonts w:eastAsia="宋体" w:hint="default"/>
+                <w:rFonts w:hint="default" w:eastAsia="宋体"/>
                 <w:lang w:val="en-US" w:eastAsia="zh-CN"/>
               </w:rPr>
             </w:pPr>
-            <w:r>
-              <w:rPr>
-                <w:spacing w:val="-1"/>
-              </w:rPr>
-              <w:t>2025.7</w:t>
-            </w:r>
             <w:r>
               <w:rPr>
                 <w:rFonts w:hint="eastAsia"/>
                 <w:spacing w:val="-1"/>
-                <w:lang w:val="en-US" w:eastAsia="zh-CN"/>
-              </w:rPr>
-              <w:t>0</w:t>
+                <w:lang w:eastAsia="zh-CN"/>
+              </w:rPr>
+              <w:t>2026.01</w:t>
             </w:r>
             <w:r>
               <w:rPr>
@@ -1122,7 +1131,7 @@
           </w:tcPr>
           <w:p>
             <w:pPr>
-              <w:pStyle w:val="TableText"/>
+              <w:pStyle w:val="25"/>
               <w:spacing w:before="230" w:line="219" w:lineRule="auto"/>
               <w:ind w:left="168"/>
             </w:pPr>
@@ -1140,23 +1149,17 @@
           </w:tcPr>
           <w:p>
             <w:pPr>
-              <w:pStyle w:val="TableText"/>
+              <w:pStyle w:val="25"/>
               <w:spacing w:before="230" w:line="237" w:lineRule="auto"/>
               <w:ind w:left="161"/>
             </w:pPr>
             <w:r>
               <w:rPr>
-                <w:spacing w:val="-1"/>
-              </w:rPr>
-              <w:t>2025.7</w:t>
-            </w:r>
-            <w:r>
-              <w:rPr>
                 <w:rFonts w:hint="eastAsia"/>
                 <w:spacing w:val="-1"/>
-                <w:lang w:val="en-US" w:eastAsia="zh-CN"/>
-              </w:rPr>
-              <w:t>0</w:t>
+                <w:lang w:eastAsia="zh-CN"/>
+              </w:rPr>
+              <w:t>2026.01</w:t>
             </w:r>
             <w:r>
               <w:rPr>
@@ -1180,7 +1183,7 @@
           </w:tcPr>
           <w:p>
             <w:pPr>
-              <w:pStyle w:val="TableText"/>
+              <w:pStyle w:val="25"/>
               <w:spacing w:before="230" w:line="220" w:lineRule="auto"/>
               <w:ind w:left="202"/>
             </w:pPr>
@@ -1198,23 +1201,17 @@
           </w:tcPr>
           <w:p>
             <w:pPr>
-              <w:pStyle w:val="TableText"/>
+              <w:pStyle w:val="25"/>
               <w:spacing w:before="230" w:line="237" w:lineRule="auto"/>
               <w:ind w:left="220"/>
             </w:pPr>
             <w:r>
               <w:rPr>
-                <w:spacing w:val="-1"/>
-              </w:rPr>
-              <w:t>2025.7</w:t>
-            </w:r>
-            <w:r>
-              <w:rPr>
                 <w:rFonts w:hint="eastAsia"/>
                 <w:spacing w:val="-1"/>
-                <w:lang w:val="en-US" w:eastAsia="zh-CN"/>
-              </w:rPr>
-              <w:t>0</w:t>
+                <w:lang w:eastAsia="zh-CN"/>
+              </w:rPr>
+              <w:t>2026.01</w:t>
             </w:r>
             <w:r>
               <w:rPr>
@@ -1236,12 +1233,12 @@
           <w:tcPr>
             <w:tcW w:w="1267" w:type="dxa"/>
             <w:tcBorders>
-              <w:right w:val="single" w:sz="10" w:space="0" w:color="000000"/>
+              <w:right w:val="single" w:color="000000" w:sz="10" w:space="0"/>
             </w:tcBorders>
           </w:tcPr>
           <w:p>
             <w:pPr>
-              <w:pStyle w:val="TableText"/>
+              <w:pStyle w:val="25"/>
               <w:spacing w:before="230" w:line="217" w:lineRule="auto"/>
               <w:ind w:left="341"/>
             </w:pPr>
@@ -1256,9 +1253,14 @@
       </w:tr>
       <w:tr>
         <w:tblPrEx>
-          <w:tblW w:w="9005" w:type="dxa"/>
-          <w:tblInd w:w="34" w:type="dxa"/>
-          <w:tblLayout w:type="fixed"/>
+          <w:tblBorders>
+            <w:top w:val="single" w:color="000000" w:sz="6" w:space="0"/>
+            <w:left w:val="single" w:color="000000" w:sz="6" w:space="0"/>
+            <w:bottom w:val="single" w:color="000000" w:sz="6" w:space="0"/>
+            <w:right w:val="single" w:color="000000" w:sz="6" w:space="0"/>
+            <w:insideH w:val="single" w:color="000000" w:sz="6" w:space="0"/>
+            <w:insideV w:val="single" w:color="000000" w:sz="6" w:space="0"/>
+          </w:tblBorders>
           <w:tblCellMar>
             <w:top w:w="0" w:type="dxa"/>
             <w:left w:w="0" w:type="dxa"/>
@@ -1267,18 +1269,18 @@
           </w:tblCellMar>
         </w:tblPrEx>
         <w:trPr>
-          <w:trHeight w:val="485"/>
+          <w:trHeight w:val="485" w:hRule="atLeast"/>
         </w:trPr>
         <w:tc>
           <w:tcPr>
             <w:tcW w:w="845" w:type="dxa"/>
             <w:tcBorders>
-              <w:left w:val="single" w:sz="10" w:space="0" w:color="000000"/>
+              <w:left w:val="single" w:color="000000" w:sz="10" w:space="0"/>
             </w:tcBorders>
           </w:tcPr>
           <w:p>
             <w:pPr>
-              <w:pStyle w:val="TableText"/>
+              <w:pStyle w:val="25"/>
               <w:spacing w:before="152" w:line="237" w:lineRule="auto"/>
               <w:ind w:left="195"/>
             </w:pPr>
@@ -1290,7 +1292,7 @@
           </w:tcPr>
           <w:p>
             <w:pPr>
-              <w:pStyle w:val="TableText"/>
+              <w:pStyle w:val="25"/>
               <w:spacing w:before="152" w:line="219" w:lineRule="auto"/>
               <w:ind w:left="125"/>
             </w:pPr>
@@ -1302,7 +1304,7 @@
           </w:tcPr>
           <w:p>
             <w:pPr>
-              <w:pStyle w:val="TableText"/>
+              <w:pStyle w:val="25"/>
               <w:spacing w:before="152" w:line="237" w:lineRule="auto"/>
               <w:ind w:left="210"/>
             </w:pPr>
@@ -1314,7 +1316,7 @@
           </w:tcPr>
           <w:p>
             <w:pPr>
-              <w:pStyle w:val="TableText"/>
+              <w:pStyle w:val="25"/>
               <w:spacing w:before="152" w:line="219" w:lineRule="auto"/>
               <w:ind w:left="168"/>
             </w:pPr>
@@ -1326,7 +1328,7 @@
           </w:tcPr>
           <w:p>
             <w:pPr>
-              <w:pStyle w:val="TableText"/>
+              <w:pStyle w:val="25"/>
               <w:spacing w:before="152" w:line="237" w:lineRule="auto"/>
               <w:ind w:left="267"/>
             </w:pPr>
@@ -1338,7 +1340,7 @@
           </w:tcPr>
           <w:p>
             <w:pPr>
-              <w:pStyle w:val="TableText"/>
+              <w:pStyle w:val="25"/>
               <w:spacing w:before="152" w:line="220" w:lineRule="auto"/>
               <w:ind w:left="202"/>
             </w:pPr>
@@ -1350,7 +1352,7 @@
           </w:tcPr>
           <w:p>
             <w:pPr>
-              <w:pStyle w:val="TableText"/>
+              <w:pStyle w:val="25"/>
               <w:spacing w:before="152" w:line="237" w:lineRule="auto"/>
               <w:ind w:left="220"/>
             </w:pPr>
@@ -1360,12 +1362,12 @@
           <w:tcPr>
             <w:tcW w:w="1267" w:type="dxa"/>
             <w:tcBorders>
-              <w:right w:val="single" w:sz="10" w:space="0" w:color="000000"/>
+              <w:right w:val="single" w:color="000000" w:sz="10" w:space="0"/>
             </w:tcBorders>
           </w:tcPr>
           <w:p>
             <w:pPr>
-              <w:pStyle w:val="TableText"/>
+              <w:pStyle w:val="25"/>
               <w:spacing w:before="152" w:line="219" w:lineRule="auto"/>
               <w:ind w:left="436"/>
             </w:pPr>
@@ -1374,9 +1376,14 @@
       </w:tr>
       <w:tr>
         <w:tblPrEx>
-          <w:tblW w:w="9005" w:type="dxa"/>
-          <w:tblInd w:w="34" w:type="dxa"/>
-          <w:tblLayout w:type="fixed"/>
+          <w:tblBorders>
+            <w:top w:val="single" w:color="000000" w:sz="6" w:space="0"/>
+            <w:left w:val="single" w:color="000000" w:sz="6" w:space="0"/>
+            <w:bottom w:val="single" w:color="000000" w:sz="6" w:space="0"/>
+            <w:right w:val="single" w:color="000000" w:sz="6" w:space="0"/>
+            <w:insideH w:val="single" w:color="000000" w:sz="6" w:space="0"/>
+            <w:insideV w:val="single" w:color="000000" w:sz="6" w:space="0"/>
+          </w:tblBorders>
           <w:tblCellMar>
             <w:top w:w="0" w:type="dxa"/>
             <w:left w:w="0" w:type="dxa"/>
@@ -1385,19 +1392,19 @@
           </w:tblCellMar>
         </w:tblPrEx>
         <w:trPr>
-          <w:trHeight w:val="503"/>
+          <w:trHeight w:val="503" w:hRule="atLeast"/>
         </w:trPr>
         <w:tc>
           <w:tcPr>
             <w:tcW w:w="845" w:type="dxa"/>
             <w:tcBorders>
-              <w:left w:val="single" w:sz="10" w:space="0" w:color="000000"/>
-              <w:bottom w:val="single" w:sz="10" w:space="0" w:color="000000"/>
+              <w:left w:val="single" w:color="000000" w:sz="10" w:space="0"/>
+              <w:bottom w:val="single" w:color="000000" w:sz="10" w:space="0"/>
             </w:tcBorders>
           </w:tcPr>
           <w:p>
             <w:pPr>
-              <w:pStyle w:val="TableText"/>
+              <w:pStyle w:val="25"/>
               <w:spacing w:before="157" w:line="237" w:lineRule="auto"/>
               <w:ind w:left="195"/>
             </w:pPr>
@@ -1407,12 +1414,12 @@
           <w:tcPr>
             <w:tcW w:w="881" w:type="dxa"/>
             <w:tcBorders>
-              <w:bottom w:val="single" w:sz="10" w:space="0" w:color="000000"/>
+              <w:bottom w:val="single" w:color="000000" w:sz="10" w:space="0"/>
             </w:tcBorders>
           </w:tcPr>
           <w:p>
             <w:pPr>
-              <w:pStyle w:val="TableText"/>
+              <w:pStyle w:val="25"/>
               <w:spacing w:before="157" w:line="219" w:lineRule="auto"/>
               <w:ind w:left="125"/>
             </w:pPr>
@@ -1422,12 +1429,12 @@
           <w:tcPr>
             <w:tcW w:w="1274" w:type="dxa"/>
             <w:tcBorders>
-              <w:bottom w:val="single" w:sz="10" w:space="0" w:color="000000"/>
+              <w:bottom w:val="single" w:color="000000" w:sz="10" w:space="0"/>
             </w:tcBorders>
           </w:tcPr>
           <w:p>
             <w:pPr>
-              <w:pStyle w:val="TableText"/>
+              <w:pStyle w:val="25"/>
               <w:spacing w:before="157" w:line="237" w:lineRule="auto"/>
               <w:ind w:left="210"/>
             </w:pPr>
@@ -1437,12 +1444,12 @@
           <w:tcPr>
             <w:tcW w:w="957" w:type="dxa"/>
             <w:tcBorders>
-              <w:bottom w:val="single" w:sz="10" w:space="0" w:color="000000"/>
+              <w:bottom w:val="single" w:color="000000" w:sz="10" w:space="0"/>
             </w:tcBorders>
           </w:tcPr>
           <w:p>
             <w:pPr>
-              <w:pStyle w:val="TableText"/>
+              <w:pStyle w:val="25"/>
               <w:spacing w:before="157" w:line="218" w:lineRule="auto"/>
               <w:ind w:left="164"/>
             </w:pPr>
@@ -1452,12 +1459,12 @@
           <w:tcPr>
             <w:tcW w:w="1377" w:type="dxa"/>
             <w:tcBorders>
-              <w:bottom w:val="single" w:sz="10" w:space="0" w:color="000000"/>
+              <w:bottom w:val="single" w:color="000000" w:sz="10" w:space="0"/>
             </w:tcBorders>
           </w:tcPr>
           <w:p>
             <w:pPr>
-              <w:pStyle w:val="TableText"/>
+              <w:pStyle w:val="25"/>
               <w:spacing w:before="157" w:line="237" w:lineRule="auto"/>
               <w:ind w:left="267"/>
             </w:pPr>
@@ -1467,12 +1474,12 @@
           <w:tcPr>
             <w:tcW w:w="1017" w:type="dxa"/>
             <w:tcBorders>
-              <w:bottom w:val="single" w:sz="10" w:space="0" w:color="000000"/>
+              <w:bottom w:val="single" w:color="000000" w:sz="10" w:space="0"/>
             </w:tcBorders>
           </w:tcPr>
           <w:p>
             <w:pPr>
-              <w:pStyle w:val="TableText"/>
+              <w:pStyle w:val="25"/>
               <w:spacing w:before="157" w:line="220" w:lineRule="auto"/>
               <w:ind w:left="202"/>
             </w:pPr>
@@ -1482,12 +1489,12 @@
           <w:tcPr>
             <w:tcW w:w="1387" w:type="dxa"/>
             <w:tcBorders>
-              <w:bottom w:val="single" w:sz="10" w:space="0" w:color="000000"/>
+              <w:bottom w:val="single" w:color="000000" w:sz="10" w:space="0"/>
             </w:tcBorders>
           </w:tcPr>
           <w:p>
             <w:pPr>
-              <w:pStyle w:val="TableText"/>
+              <w:pStyle w:val="25"/>
               <w:spacing w:before="157" w:line="237" w:lineRule="auto"/>
               <w:ind w:left="220"/>
             </w:pPr>
@@ -1497,13 +1504,13 @@
           <w:tcPr>
             <w:tcW w:w="1267" w:type="dxa"/>
             <w:tcBorders>
-              <w:bottom w:val="single" w:sz="10" w:space="0" w:color="000000"/>
-              <w:right w:val="single" w:sz="10" w:space="0" w:color="000000"/>
+              <w:bottom w:val="single" w:color="000000" w:sz="10" w:space="0"/>
+              <w:right w:val="single" w:color="000000" w:sz="10" w:space="0"/>
             </w:tcBorders>
           </w:tcPr>
           <w:p>
             <w:pPr>
-              <w:pStyle w:val="TableText"/>
+              <w:pStyle w:val="25"/>
               <w:spacing w:before="157" w:line="219" w:lineRule="auto"/>
               <w:ind w:left="436"/>
             </w:pPr>
@@ -1513,23 +1520,23 @@
     </w:tbl>
     <w:p>
       <w:pPr>
-        <w:pStyle w:val="BodyText"/>
+        <w:pStyle w:val="12"/>
       </w:pPr>
     </w:p>
     <w:p>
       <w:pPr>
         <w:sectPr>
-          <w:headerReference w:type="default" r:id="rId6"/>
+          <w:headerReference r:id="rId5" w:type="default"/>
           <w:pgSz w:w="11906" w:h="16839"/>
           <w:pgMar w:top="1097" w:right="1627" w:bottom="0" w:left="1628" w:header="1082" w:footer="0" w:gutter="0"/>
-          <w:cols w:num="1" w:space="720"/>
+          <w:cols w:space="720" w:num="1"/>
         </w:sectPr>
       </w:pPr>
     </w:p>
     <w:sdt>
       <w:sdtPr>
         <w:rPr>
-          <w:rFonts w:ascii="宋体" w:eastAsia="宋体" w:hAnsi="宋体" w:cs="Arial"/>
+          <w:rFonts w:ascii="宋体" w:hAnsi="宋体" w:eastAsia="宋体" w:cs="Arial"/>
           <w:snapToGrid w:val="0"/>
           <w:color w:val="000000"/>
           <w:kern w:val="0"/>
@@ -1545,7 +1552,7 @@
       </w:sdtPr>
       <w:sdtEndPr>
         <w:rPr>
-          <w:rFonts w:ascii="Cambria" w:eastAsia="Cambria" w:hAnsi="Cambria" w:cs="Cambria"/>
+          <w:rFonts w:ascii="Cambria" w:hAnsi="Cambria" w:eastAsia="Cambria" w:cs="Cambria"/>
           <w:snapToGrid w:val="0"/>
           <w:color w:val="000000"/>
           <w:kern w:val="0"/>
@@ -1558,12 +1565,12 @@
         <w:p>
           <w:pPr>
             <w:spacing w:before="0" w:beforeLines="0" w:after="0" w:afterLines="0" w:line="240" w:lineRule="auto"/>
-            <w:ind w:left="0" w:right="0" w:firstLine="0" w:leftChars="0" w:rightChars="0" w:firstLineChars="0"/>
+            <w:ind w:left="0" w:leftChars="0" w:right="0" w:rightChars="0" w:firstLine="0" w:firstLineChars="0"/>
             <w:jc w:val="center"/>
           </w:pPr>
           <w:r>
             <w:rPr>
-              <w:rFonts w:ascii="宋体" w:eastAsia="宋体" w:hAnsi="宋体"/>
+              <w:rFonts w:ascii="宋体" w:hAnsi="宋体" w:eastAsia="宋体"/>
               <w:sz w:val="21"/>
             </w:rPr>
             <w:t>目录</w:t>
@@ -1571,14 +1578,14 @@
         </w:p>
         <w:p>
           <w:pPr>
-            <w:pStyle w:val="TOC1"/>
+            <w:pStyle w:val="16"/>
             <w:tabs>
               <w:tab w:val="right" w:leader="dot" w:pos="9724"/>
             </w:tabs>
           </w:pPr>
           <w:r>
             <w:rPr>
-              <w:rFonts w:ascii="Cambria" w:eastAsia="Cambria" w:hAnsi="Cambria" w:cs="Cambria"/>
+              <w:rFonts w:ascii="Cambria" w:hAnsi="Cambria" w:eastAsia="Cambria" w:cs="Cambria"/>
               <w:snapToGrid w:val="0"/>
               <w:color w:val="000000"/>
               <w:kern w:val="0"/>
@@ -1590,7 +1597,7 @@
           </w:r>
           <w:r>
             <w:rPr>
-              <w:rFonts w:ascii="Cambria" w:eastAsia="Cambria" w:hAnsi="Cambria" w:cs="Cambria"/>
+              <w:rFonts w:ascii="Cambria" w:hAnsi="Cambria" w:eastAsia="Cambria" w:cs="Cambria"/>
               <w:snapToGrid w:val="0"/>
               <w:color w:val="000000"/>
               <w:kern w:val="0"/>
@@ -1602,7 +1609,7 @@
           </w:r>
           <w:r>
             <w:rPr>
-              <w:rFonts w:ascii="Cambria" w:eastAsia="Cambria" w:hAnsi="Cambria" w:cs="Cambria"/>
+              <w:rFonts w:ascii="Cambria" w:hAnsi="Cambria" w:eastAsia="Cambria" w:cs="Cambria"/>
               <w:snapToGrid w:val="0"/>
               <w:color w:val="000000"/>
               <w:kern w:val="0"/>
@@ -1614,7 +1621,7 @@
           </w:r>
           <w:r>
             <w:rPr>
-              <w:rFonts w:ascii="Cambria" w:eastAsia="Cambria" w:hAnsi="Cambria" w:cs="Cambria"/>
+              <w:rFonts w:ascii="Cambria" w:hAnsi="Cambria" w:eastAsia="Cambria" w:cs="Cambria"/>
               <w:snapToGrid w:val="0"/>
               <w:color w:val="000000"/>
               <w:kern w:val="0"/>
@@ -1625,7 +1632,7 @@
           </w:r>
           <w:r>
             <w:rPr>
-              <w:rFonts w:ascii="Cambria" w:eastAsia="Cambria" w:hAnsi="Cambria" w:cs="Cambria"/>
+              <w:rFonts w:ascii="Cambria" w:hAnsi="Cambria" w:eastAsia="Cambria" w:cs="Cambria"/>
               <w:snapToGrid w:val="0"/>
               <w:kern w:val="0"/>
               <w:szCs w:val="24"/>
@@ -1635,7 +1642,7 @@
           </w:r>
           <w:r>
             <w:rPr>
-              <w:rFonts w:ascii="Cambria" w:eastAsia="Cambria" w:hAnsi="Cambria" w:cs="Cambria"/>
+              <w:rFonts w:ascii="Cambria" w:hAnsi="Cambria" w:eastAsia="Cambria" w:cs="Cambria"/>
               <w:snapToGrid w:val="0"/>
               <w:kern w:val="0"/>
               <w:szCs w:val="24"/>
@@ -1670,7 +1677,7 @@
           </w:r>
           <w:r>
             <w:rPr>
-              <w:rFonts w:ascii="Cambria" w:eastAsia="Cambria" w:hAnsi="Cambria" w:cs="Cambria"/>
+              <w:rFonts w:ascii="Cambria" w:hAnsi="Cambria" w:eastAsia="Cambria" w:cs="Cambria"/>
               <w:snapToGrid w:val="0"/>
               <w:color w:val="000000"/>
               <w:kern w:val="0"/>
@@ -1682,14 +1689,14 @@
         </w:p>
         <w:p>
           <w:pPr>
-            <w:pStyle w:val="TOC1"/>
+            <w:pStyle w:val="16"/>
             <w:tabs>
               <w:tab w:val="right" w:leader="dot" w:pos="9724"/>
             </w:tabs>
           </w:pPr>
           <w:r>
             <w:rPr>
-              <w:rFonts w:ascii="Cambria" w:eastAsia="Cambria" w:hAnsi="Cambria" w:cs="Cambria"/>
+              <w:rFonts w:ascii="Cambria" w:hAnsi="Cambria" w:eastAsia="Cambria" w:cs="Cambria"/>
               <w:snapToGrid w:val="0"/>
               <w:color w:val="000000"/>
               <w:kern w:val="0"/>
@@ -1700,7 +1707,7 @@
           </w:r>
           <w:r>
             <w:rPr>
-              <w:rFonts w:ascii="Cambria" w:eastAsia="Cambria" w:hAnsi="Cambria" w:cs="Cambria"/>
+              <w:rFonts w:ascii="Cambria" w:hAnsi="Cambria" w:eastAsia="Cambria" w:cs="Cambria"/>
               <w:snapToGrid w:val="0"/>
               <w:kern w:val="0"/>
               <w:szCs w:val="24"/>
@@ -1710,7 +1717,7 @@
           </w:r>
           <w:r>
             <w:rPr>
-              <w:rFonts w:ascii="Cambria" w:eastAsia="Cambria" w:hAnsi="Cambria" w:cs="Cambria"/>
+              <w:rFonts w:ascii="Cambria" w:hAnsi="Cambria" w:eastAsia="Cambria" w:cs="Cambria"/>
               <w:snapToGrid w:val="0"/>
               <w:kern w:val="0"/>
               <w:szCs w:val="24"/>
@@ -1745,7 +1752,7 @@
           </w:r>
           <w:r>
             <w:rPr>
-              <w:rFonts w:ascii="Cambria" w:eastAsia="Cambria" w:hAnsi="Cambria" w:cs="Cambria"/>
+              <w:rFonts w:ascii="Cambria" w:hAnsi="Cambria" w:eastAsia="Cambria" w:cs="Cambria"/>
               <w:snapToGrid w:val="0"/>
               <w:color w:val="000000"/>
               <w:kern w:val="0"/>
@@ -1757,14 +1764,14 @@
         </w:p>
         <w:p>
           <w:pPr>
-            <w:pStyle w:val="TOC1"/>
+            <w:pStyle w:val="16"/>
             <w:tabs>
               <w:tab w:val="right" w:leader="dot" w:pos="9724"/>
             </w:tabs>
           </w:pPr>
           <w:r>
             <w:rPr>
-              <w:rFonts w:ascii="Cambria" w:eastAsia="Cambria" w:hAnsi="Cambria" w:cs="Cambria"/>
+              <w:rFonts w:ascii="Cambria" w:hAnsi="Cambria" w:eastAsia="Cambria" w:cs="Cambria"/>
               <w:snapToGrid w:val="0"/>
               <w:color w:val="000000"/>
               <w:kern w:val="0"/>
@@ -1775,7 +1782,7 @@
           </w:r>
           <w:r>
             <w:rPr>
-              <w:rFonts w:ascii="Cambria" w:eastAsia="Cambria" w:hAnsi="Cambria" w:cs="Cambria"/>
+              <w:rFonts w:ascii="Cambria" w:hAnsi="Cambria" w:eastAsia="Cambria" w:cs="Cambria"/>
               <w:snapToGrid w:val="0"/>
               <w:kern w:val="0"/>
               <w:szCs w:val="24"/>
@@ -1785,7 +1792,7 @@
           </w:r>
           <w:r>
             <w:rPr>
-              <w:rFonts w:ascii="Cambria" w:eastAsia="Cambria" w:hAnsi="Cambria" w:cs="Cambria"/>
+              <w:rFonts w:ascii="Cambria" w:hAnsi="Cambria" w:eastAsia="Cambria" w:cs="Cambria"/>
               <w:snapToGrid w:val="0"/>
               <w:kern w:val="0"/>
               <w:szCs w:val="24"/>
@@ -1820,7 +1827,7 @@
           </w:r>
           <w:r>
             <w:rPr>
-              <w:rFonts w:ascii="Cambria" w:eastAsia="Cambria" w:hAnsi="Cambria" w:cs="Cambria"/>
+              <w:rFonts w:ascii="Cambria" w:hAnsi="Cambria" w:eastAsia="Cambria" w:cs="Cambria"/>
               <w:snapToGrid w:val="0"/>
               <w:color w:val="000000"/>
               <w:kern w:val="0"/>
@@ -1832,14 +1839,14 @@
         </w:p>
         <w:p>
           <w:pPr>
-            <w:pStyle w:val="TOC1"/>
+            <w:pStyle w:val="16"/>
             <w:tabs>
               <w:tab w:val="right" w:leader="dot" w:pos="9724"/>
             </w:tabs>
           </w:pPr>
           <w:r>
             <w:rPr>
-              <w:rFonts w:ascii="Cambria" w:eastAsia="Cambria" w:hAnsi="Cambria" w:cs="Cambria"/>
+              <w:rFonts w:ascii="Cambria" w:hAnsi="Cambria" w:eastAsia="Cambria" w:cs="Cambria"/>
               <w:snapToGrid w:val="0"/>
               <w:color w:val="000000"/>
               <w:kern w:val="0"/>
@@ -1850,7 +1857,7 @@
           </w:r>
           <w:r>
             <w:rPr>
-              <w:rFonts w:ascii="Cambria" w:eastAsia="Cambria" w:hAnsi="Cambria" w:cs="Cambria"/>
+              <w:rFonts w:ascii="Cambria" w:hAnsi="Cambria" w:eastAsia="Cambria" w:cs="Cambria"/>
               <w:snapToGrid w:val="0"/>
               <w:kern w:val="0"/>
               <w:szCs w:val="24"/>
@@ -1860,7 +1867,7 @@
           </w:r>
           <w:r>
             <w:rPr>
-              <w:rFonts w:ascii="Cambria" w:eastAsia="Cambria" w:hAnsi="Cambria" w:cs="Cambria"/>
+              <w:rFonts w:ascii="Cambria" w:hAnsi="Cambria" w:eastAsia="Cambria" w:cs="Cambria"/>
               <w:snapToGrid w:val="0"/>
               <w:kern w:val="0"/>
               <w:szCs w:val="24"/>
@@ -1870,7 +1877,7 @@
           </w:r>
           <w:r>
             <w:rPr>
-              <w:rFonts w:ascii="宋体" w:eastAsia="宋体" w:hAnsi="宋体" w:cs="宋体"/>
+              <w:rFonts w:ascii="宋体" w:hAnsi="宋体" w:eastAsia="宋体" w:cs="宋体"/>
               <w:bCs/>
               <w:spacing w:val="-4"/>
               <w:szCs w:val="30"/>
@@ -1897,7 +1904,7 @@
           </w:r>
           <w:r>
             <w:rPr>
-              <w:rFonts w:ascii="Cambria" w:eastAsia="Cambria" w:hAnsi="Cambria" w:cs="Cambria"/>
+              <w:rFonts w:ascii="Cambria" w:hAnsi="Cambria" w:eastAsia="Cambria" w:cs="Cambria"/>
               <w:snapToGrid w:val="0"/>
               <w:color w:val="000000"/>
               <w:kern w:val="0"/>
@@ -1909,14 +1916,14 @@
         </w:p>
         <w:p>
           <w:pPr>
-            <w:pStyle w:val="TOC1"/>
+            <w:pStyle w:val="16"/>
             <w:tabs>
               <w:tab w:val="right" w:leader="dot" w:pos="9724"/>
             </w:tabs>
           </w:pPr>
           <w:r>
             <w:rPr>
-              <w:rFonts w:ascii="Cambria" w:eastAsia="Cambria" w:hAnsi="Cambria" w:cs="Cambria"/>
+              <w:rFonts w:ascii="Cambria" w:hAnsi="Cambria" w:eastAsia="Cambria" w:cs="Cambria"/>
               <w:snapToGrid w:val="0"/>
               <w:color w:val="000000"/>
               <w:kern w:val="0"/>
@@ -1927,7 +1934,7 @@
           </w:r>
           <w:r>
             <w:rPr>
-              <w:rFonts w:ascii="Cambria" w:eastAsia="Cambria" w:hAnsi="Cambria" w:cs="Cambria"/>
+              <w:rFonts w:ascii="Cambria" w:hAnsi="Cambria" w:eastAsia="Cambria" w:cs="Cambria"/>
               <w:snapToGrid w:val="0"/>
               <w:kern w:val="0"/>
               <w:szCs w:val="24"/>
@@ -1937,7 +1944,7 @@
           </w:r>
           <w:r>
             <w:rPr>
-              <w:rFonts w:ascii="Cambria" w:eastAsia="Cambria" w:hAnsi="Cambria" w:cs="Cambria"/>
+              <w:rFonts w:ascii="Cambria" w:hAnsi="Cambria" w:eastAsia="Cambria" w:cs="Cambria"/>
               <w:snapToGrid w:val="0"/>
               <w:kern w:val="0"/>
               <w:szCs w:val="24"/>
@@ -1984,7 +1991,7 @@
           </w:r>
           <w:r>
             <w:rPr>
-              <w:rFonts w:ascii="Cambria" w:eastAsia="Cambria" w:hAnsi="Cambria" w:cs="Cambria"/>
+              <w:rFonts w:ascii="Cambria" w:hAnsi="Cambria" w:eastAsia="Cambria" w:cs="Cambria"/>
               <w:snapToGrid w:val="0"/>
               <w:color w:val="000000"/>
               <w:kern w:val="0"/>
@@ -1996,14 +2003,14 @@
         </w:p>
         <w:p>
           <w:pPr>
-            <w:pStyle w:val="TOC1"/>
+            <w:pStyle w:val="16"/>
             <w:tabs>
               <w:tab w:val="right" w:leader="dot" w:pos="9724"/>
             </w:tabs>
           </w:pPr>
           <w:r>
             <w:rPr>
-              <w:rFonts w:ascii="Cambria" w:eastAsia="Cambria" w:hAnsi="Cambria" w:cs="Cambria"/>
+              <w:rFonts w:ascii="Cambria" w:hAnsi="Cambria" w:eastAsia="Cambria" w:cs="Cambria"/>
               <w:snapToGrid w:val="0"/>
               <w:color w:val="000000"/>
               <w:kern w:val="0"/>
@@ -2014,7 +2021,7 @@
           </w:r>
           <w:r>
             <w:rPr>
-              <w:rFonts w:ascii="Cambria" w:eastAsia="Cambria" w:hAnsi="Cambria" w:cs="Cambria"/>
+              <w:rFonts w:ascii="Cambria" w:hAnsi="Cambria" w:eastAsia="Cambria" w:cs="Cambria"/>
               <w:snapToGrid w:val="0"/>
               <w:kern w:val="0"/>
               <w:szCs w:val="24"/>
@@ -2024,7 +2031,7 @@
           </w:r>
           <w:r>
             <w:rPr>
-              <w:rFonts w:ascii="Cambria" w:eastAsia="Cambria" w:hAnsi="Cambria" w:cs="Cambria"/>
+              <w:rFonts w:ascii="Cambria" w:hAnsi="Cambria" w:eastAsia="Cambria" w:cs="Cambria"/>
               <w:snapToGrid w:val="0"/>
               <w:kern w:val="0"/>
               <w:szCs w:val="24"/>
@@ -2077,7 +2084,7 @@
           </w:r>
           <w:r>
             <w:rPr>
-              <w:rFonts w:ascii="Cambria" w:eastAsia="Cambria" w:hAnsi="Cambria" w:cs="Cambria"/>
+              <w:rFonts w:ascii="Cambria" w:hAnsi="Cambria" w:eastAsia="Cambria" w:cs="Cambria"/>
               <w:snapToGrid w:val="0"/>
               <w:color w:val="000000"/>
               <w:kern w:val="0"/>
@@ -2089,14 +2096,14 @@
         </w:p>
         <w:p>
           <w:pPr>
-            <w:pStyle w:val="TOC2"/>
+            <w:pStyle w:val="17"/>
             <w:tabs>
               <w:tab w:val="right" w:leader="dot" w:pos="9724"/>
             </w:tabs>
           </w:pPr>
           <w:r>
             <w:rPr>
-              <w:rFonts w:ascii="Cambria" w:eastAsia="Cambria" w:hAnsi="Cambria" w:cs="Cambria"/>
+              <w:rFonts w:ascii="Cambria" w:hAnsi="Cambria" w:eastAsia="Cambria" w:cs="Cambria"/>
               <w:snapToGrid w:val="0"/>
               <w:color w:val="000000"/>
               <w:kern w:val="0"/>
@@ -2107,7 +2114,7 @@
           </w:r>
           <w:r>
             <w:rPr>
-              <w:rFonts w:ascii="Cambria" w:eastAsia="Cambria" w:hAnsi="Cambria" w:cs="Cambria"/>
+              <w:rFonts w:ascii="Cambria" w:hAnsi="Cambria" w:eastAsia="Cambria" w:cs="Cambria"/>
               <w:snapToGrid w:val="0"/>
               <w:kern w:val="0"/>
               <w:szCs w:val="24"/>
@@ -2117,7 +2124,7 @@
           </w:r>
           <w:r>
             <w:rPr>
-              <w:rFonts w:ascii="Cambria" w:eastAsia="Cambria" w:hAnsi="Cambria" w:cs="Cambria"/>
+              <w:rFonts w:ascii="Cambria" w:hAnsi="Cambria" w:eastAsia="Cambria" w:cs="Cambria"/>
               <w:snapToGrid w:val="0"/>
               <w:kern w:val="0"/>
               <w:szCs w:val="24"/>
@@ -2159,7 +2166,7 @@
           </w:r>
           <w:r>
             <w:rPr>
-              <w:rFonts w:ascii="Cambria" w:eastAsia="Cambria" w:hAnsi="Cambria" w:cs="Cambria"/>
+              <w:rFonts w:ascii="Cambria" w:hAnsi="Cambria" w:eastAsia="Cambria" w:cs="Cambria"/>
               <w:snapToGrid w:val="0"/>
               <w:color w:val="000000"/>
               <w:kern w:val="0"/>
@@ -2171,14 +2178,14 @@
         </w:p>
         <w:p>
           <w:pPr>
-            <w:pStyle w:val="TOC2"/>
+            <w:pStyle w:val="17"/>
             <w:tabs>
               <w:tab w:val="right" w:leader="dot" w:pos="9724"/>
             </w:tabs>
           </w:pPr>
           <w:r>
             <w:rPr>
-              <w:rFonts w:ascii="Cambria" w:eastAsia="Cambria" w:hAnsi="Cambria" w:cs="Cambria"/>
+              <w:rFonts w:ascii="Cambria" w:hAnsi="Cambria" w:eastAsia="Cambria" w:cs="Cambria"/>
               <w:snapToGrid w:val="0"/>
               <w:color w:val="000000"/>
               <w:kern w:val="0"/>
@@ -2189,7 +2196,7 @@
           </w:r>
           <w:r>
             <w:rPr>
-              <w:rFonts w:ascii="Cambria" w:eastAsia="Cambria" w:hAnsi="Cambria" w:cs="Cambria"/>
+              <w:rFonts w:ascii="Cambria" w:hAnsi="Cambria" w:eastAsia="Cambria" w:cs="Cambria"/>
               <w:snapToGrid w:val="0"/>
               <w:kern w:val="0"/>
               <w:szCs w:val="24"/>
@@ -2199,7 +2206,7 @@
           </w:r>
           <w:r>
             <w:rPr>
-              <w:rFonts w:ascii="Cambria" w:eastAsia="Cambria" w:hAnsi="Cambria" w:cs="Cambria"/>
+              <w:rFonts w:ascii="Cambria" w:hAnsi="Cambria" w:eastAsia="Cambria" w:cs="Cambria"/>
               <w:snapToGrid w:val="0"/>
               <w:kern w:val="0"/>
               <w:szCs w:val="24"/>
@@ -2241,7 +2248,7 @@
           </w:r>
           <w:r>
             <w:rPr>
-              <w:rFonts w:ascii="Cambria" w:eastAsia="Cambria" w:hAnsi="Cambria" w:cs="Cambria"/>
+              <w:rFonts w:ascii="Cambria" w:hAnsi="Cambria" w:eastAsia="Cambria" w:cs="Cambria"/>
               <w:snapToGrid w:val="0"/>
               <w:color w:val="000000"/>
               <w:kern w:val="0"/>
@@ -2255,7 +2262,7 @@
           <w:pPr>
             <w:spacing w:line="220" w:lineRule="auto"/>
             <w:rPr>
-              <w:rFonts w:ascii="Cambria" w:eastAsia="Cambria" w:hAnsi="Cambria" w:cs="Cambria"/>
+              <w:rFonts w:ascii="Cambria" w:hAnsi="Cambria" w:eastAsia="Cambria" w:cs="Cambria"/>
               <w:snapToGrid w:val="0"/>
               <w:color w:val="000000"/>
               <w:kern w:val="0"/>
@@ -2266,7 +2273,7 @@
           </w:pPr>
           <w:r>
             <w:rPr>
-              <w:rFonts w:ascii="Cambria" w:eastAsia="Cambria" w:hAnsi="Cambria" w:cs="Cambria"/>
+              <w:rFonts w:ascii="Cambria" w:hAnsi="Cambria" w:eastAsia="Cambria" w:cs="Cambria"/>
               <w:snapToGrid w:val="0"/>
               <w:color w:val="000000"/>
               <w:kern w:val="0"/>
@@ -2282,7 +2289,7 @@
       <w:pPr>
         <w:spacing w:line="220" w:lineRule="auto"/>
         <w:rPr>
-          <w:rFonts w:ascii="Cambria" w:eastAsia="Cambria" w:hAnsi="Cambria" w:cs="Cambria"/>
+          <w:rFonts w:ascii="Cambria" w:hAnsi="Cambria" w:eastAsia="Cambria" w:cs="Cambria"/>
           <w:snapToGrid w:val="0"/>
           <w:color w:val="000000"/>
           <w:kern w:val="0"/>
@@ -2291,26 +2298,26 @@
           <w:lang w:val="en-US" w:eastAsia="en-US" w:bidi="ar-SA"/>
         </w:rPr>
         <w:sectPr>
-          <w:headerReference w:type="default" r:id="rId7"/>
-          <w:footerReference w:type="default" r:id="rId8"/>
+          <w:headerReference r:id="rId6" w:type="default"/>
+          <w:footerReference r:id="rId7" w:type="default"/>
           <w:pgSz w:w="11906" w:h="16839"/>
           <w:pgMar w:top="400" w:right="1090" w:bottom="1157" w:left="1092" w:header="0" w:footer="990" w:gutter="0"/>
-          <w:cols w:num="1" w:space="720"/>
+          <w:cols w:space="720" w:num="1"/>
         </w:sectPr>
       </w:pPr>
     </w:p>
     <w:p>
       <w:pPr>
-        <w:pStyle w:val="1"/>
+        <w:pStyle w:val="29"/>
         <w:bidi w:val="0"/>
         <w:rPr>
           <w:rFonts w:hint="eastAsia"/>
         </w:rPr>
       </w:pPr>
-      <w:bookmarkStart w:id="9" w:name="bookmark1"/>
-      <w:bookmarkEnd w:id="9"/>
+      <w:bookmarkStart w:id="8" w:name="bookmark1"/>
+      <w:bookmarkEnd w:id="8"/>
+      <w:bookmarkStart w:id="9" w:name="_Toc22156"/>
       <w:bookmarkStart w:id="10" w:name="_Toc19468"/>
-      <w:bookmarkStart w:id="11" w:name="_Toc22156"/>
       <w:r>
         <w:rPr>
           <w:rFonts w:hint="eastAsia"/>
@@ -2324,15 +2331,15 @@
         </w:rPr>
         <w:t>概况</w:t>
       </w:r>
+      <w:bookmarkEnd w:id="9"/>
       <w:bookmarkEnd w:id="10"/>
-      <w:bookmarkEnd w:id="11"/>
     </w:p>
     <w:p>
       <w:pPr>
         <w:spacing w:before="266" w:line="348" w:lineRule="auto"/>
         <w:ind w:left="1" w:right="287" w:firstLine="559"/>
         <w:rPr>
-          <w:rFonts w:ascii="宋体" w:eastAsia="宋体" w:hAnsi="宋体" w:cs="宋体" w:hint="eastAsia"/>
+          <w:rFonts w:hint="eastAsia" w:ascii="宋体" w:hAnsi="宋体" w:eastAsia="宋体" w:cs="宋体"/>
           <w:spacing w:val="-1"/>
           <w:sz w:val="28"/>
           <w:szCs w:val="28"/>
@@ -2341,7 +2348,7 @@
       </w:pPr>
       <w:r>
         <w:rPr>
-          <w:rFonts w:ascii="宋体" w:eastAsia="宋体" w:hAnsi="宋体" w:cs="宋体" w:hint="eastAsia"/>
+          <w:rFonts w:hint="eastAsia" w:ascii="宋体" w:hAnsi="宋体" w:eastAsia="宋体" w:cs="宋体"/>
           <w:spacing w:val="-1"/>
           <w:sz w:val="28"/>
           <w:szCs w:val="28"/>
@@ -2352,14 +2359,14 @@
     </w:p>
     <w:p>
       <w:pPr>
-        <w:pStyle w:val="1"/>
+        <w:pStyle w:val="29"/>
         <w:bidi w:val="0"/>
         <w:rPr>
           <w:rFonts w:hint="eastAsia"/>
         </w:rPr>
       </w:pPr>
-      <w:bookmarkStart w:id="12" w:name="_Toc16700"/>
-      <w:bookmarkStart w:id="13" w:name="_Toc24803"/>
+      <w:bookmarkStart w:id="11" w:name="_Toc16700"/>
+      <w:bookmarkStart w:id="12" w:name="_Toc24803"/>
       <w:r>
         <w:rPr>
           <w:rFonts w:hint="eastAsia"/>
@@ -2379,15 +2386,15 @@
         </w:rPr>
         <w:t>工作</w:t>
       </w:r>
+      <w:bookmarkEnd w:id="11"/>
       <w:bookmarkEnd w:id="12"/>
-      <w:bookmarkEnd w:id="13"/>
     </w:p>
     <w:p>
       <w:pPr>
         <w:spacing w:before="266" w:line="348" w:lineRule="auto"/>
         <w:ind w:left="1" w:right="287" w:firstLine="559"/>
         <w:rPr>
-          <w:rFonts w:ascii="宋体" w:eastAsia="宋体" w:hAnsi="宋体" w:cs="宋体" w:hint="eastAsia"/>
+          <w:rFonts w:hint="eastAsia" w:ascii="宋体" w:hAnsi="宋体" w:eastAsia="宋体" w:cs="宋体"/>
           <w:spacing w:val="-1"/>
           <w:sz w:val="28"/>
           <w:szCs w:val="28"/>
@@ -2396,7 +2403,7 @@
       </w:pPr>
       <w:r>
         <w:rPr>
-          <w:rFonts w:ascii="宋体" w:eastAsia="宋体" w:hAnsi="宋体" w:cs="宋体" w:hint="eastAsia"/>
+          <w:rFonts w:hint="eastAsia" w:ascii="宋体" w:hAnsi="宋体" w:eastAsia="宋体" w:cs="宋体"/>
           <w:spacing w:val="-1"/>
           <w:sz w:val="28"/>
           <w:szCs w:val="28"/>
@@ -2412,7 +2419,7 @@
       </w:pPr>
       <w:r>
         <w:rPr>
-          <w:rFonts w:ascii="宋体" w:eastAsia="宋体" w:hAnsi="宋体" w:cs="宋体" w:hint="eastAsia"/>
+          <w:rFonts w:hint="eastAsia" w:ascii="宋体" w:hAnsi="宋体" w:eastAsia="宋体" w:cs="宋体"/>
           <w:spacing w:val="-1"/>
           <w:sz w:val="28"/>
           <w:szCs w:val="28"/>
@@ -2439,7 +2446,7 @@
                     </pic:cNvPicPr>
                   </pic:nvPicPr>
                   <pic:blipFill>
-                    <a:blip xmlns:r="http://schemas.openxmlformats.org/officeDocument/2006/relationships" r:embed="rId9"/>
+                    <a:blip r:embed="rId12"/>
                     <a:stretch>
                       <a:fillRect/>
                     </a:stretch>
@@ -2484,7 +2491,7 @@
                     </pic:cNvPicPr>
                   </pic:nvPicPr>
                   <pic:blipFill>
-                    <a:blip xmlns:r="http://schemas.openxmlformats.org/officeDocument/2006/relationships" r:embed="rId10"/>
+                    <a:blip r:embed="rId13"/>
                     <a:stretch>
                       <a:fillRect/>
                     </a:stretch>
@@ -2511,15 +2518,15 @@
     </w:p>
     <w:p>
       <w:pPr>
-        <w:pStyle w:val="2"/>
+        <w:pStyle w:val="31"/>
         <w:bidi w:val="0"/>
         <w:rPr>
           <w:rFonts w:hint="eastAsia"/>
           <w:lang w:val="en-US" w:eastAsia="zh-CN"/>
         </w:rPr>
       </w:pPr>
+      <w:bookmarkStart w:id="13" w:name="_Toc3255"/>
       <w:bookmarkStart w:id="14" w:name="_Toc29552"/>
-      <w:bookmarkStart w:id="15" w:name="_Toc3255"/>
       <w:r>
         <w:rPr>
           <w:rFonts w:hint="eastAsia"/>
@@ -2527,31 +2534,31 @@
         </w:rPr>
         <w:t>指标完成情况</w:t>
       </w:r>
+      <w:bookmarkEnd w:id="13"/>
       <w:bookmarkEnd w:id="14"/>
-      <w:bookmarkEnd w:id="15"/>
     </w:p>
     <w:p>
       <w:pPr>
         <w:spacing w:before="78" w:line="362" w:lineRule="auto"/>
         <w:ind w:left="24" w:right="123" w:firstLine="239"/>
         <w:rPr>
-          <w:rFonts w:ascii="宋体" w:eastAsia="宋体" w:hAnsi="宋体" w:cs="宋体"/>
+          <w:rFonts w:ascii="宋体" w:hAnsi="宋体" w:eastAsia="宋体" w:cs="宋体"/>
           <w:sz w:val="24"/>
           <w:szCs w:val="24"/>
         </w:rPr>
       </w:pPr>
       <w:r>
         <w:rPr>
-          <w:rFonts w:ascii="宋体" w:eastAsia="宋体" w:hAnsi="宋体" w:cs="宋体" w:hint="eastAsia"/>
+          <w:rFonts w:hint="eastAsia" w:ascii="宋体" w:hAnsi="宋体" w:eastAsia="宋体" w:cs="宋体"/>
           <w:spacing w:val="3"/>
           <w:sz w:val="24"/>
           <w:szCs w:val="24"/>
         </w:rPr>
-        <w:t>2025年度运维服务能力管理指标体系</w:t>
+        <w:t>运维服务能力管理指标体系</w:t>
       </w:r>
       <w:r>
         <w:rPr>
-          <w:rFonts w:ascii="宋体" w:eastAsia="宋体" w:hAnsi="宋体" w:cs="宋体" w:hint="eastAsia"/>
+          <w:rFonts w:hint="eastAsia" w:ascii="宋体" w:hAnsi="宋体" w:eastAsia="宋体" w:cs="宋体"/>
           <w:spacing w:val="3"/>
           <w:sz w:val="24"/>
           <w:szCs w:val="24"/>
@@ -2561,7 +2568,7 @@
       </w:r>
       <w:r>
         <w:rPr>
-          <w:rFonts w:ascii="宋体" w:eastAsia="宋体" w:hAnsi="宋体" w:cs="宋体"/>
+          <w:rFonts w:ascii="宋体" w:hAnsi="宋体" w:eastAsia="宋体" w:cs="宋体"/>
           <w:spacing w:val="2"/>
           <w:sz w:val="24"/>
           <w:szCs w:val="24"/>
@@ -2570,17 +2577,79 @@
       </w:r>
       <w:r>
         <w:rPr>
-          <w:rFonts w:ascii="宋体" w:eastAsia="宋体" w:hAnsi="宋体" w:cs="宋体" w:hint="eastAsia"/>
+          <w:rFonts w:hint="eastAsia" w:ascii="宋体" w:hAnsi="宋体" w:eastAsia="宋体" w:cs="宋体"/>
           <w:spacing w:val="2"/>
           <w:sz w:val="24"/>
           <w:szCs w:val="24"/>
           <w:lang w:val="en-US" w:eastAsia="zh-CN"/>
         </w:rPr>
-        <w:t>2025年第一、二和三季度服务数据分析利用次数分别为2次、3次、3次</w:t>
+        <w:t>2025年</w:t>
       </w:r>
       <w:r>
         <w:rPr>
-          <w:rFonts w:ascii="宋体" w:eastAsia="宋体" w:hAnsi="宋体" w:cs="宋体"/>
+          <w:rFonts w:hint="eastAsia" w:ascii="宋体" w:hAnsi="宋体" w:cs="宋体"/>
+          <w:spacing w:val="2"/>
+          <w:sz w:val="24"/>
+          <w:szCs w:val="24"/>
+          <w:lang w:val="en-US" w:eastAsia="zh-CN"/>
+        </w:rPr>
+        <w:t>第三</w:t>
+      </w:r>
+      <w:r>
+        <w:rPr>
+          <w:rFonts w:hint="eastAsia" w:ascii="宋体" w:hAnsi="宋体" w:eastAsia="宋体" w:cs="宋体"/>
+          <w:spacing w:val="2"/>
+          <w:sz w:val="24"/>
+          <w:szCs w:val="24"/>
+          <w:lang w:val="en-US" w:eastAsia="zh-CN"/>
+        </w:rPr>
+        <w:t>和</w:t>
+      </w:r>
+      <w:r>
+        <w:rPr>
+          <w:rFonts w:hint="eastAsia" w:ascii="宋体" w:hAnsi="宋体" w:cs="宋体"/>
+          <w:spacing w:val="2"/>
+          <w:sz w:val="24"/>
+          <w:szCs w:val="24"/>
+          <w:lang w:val="en-US" w:eastAsia="zh-CN"/>
+        </w:rPr>
+        <w:t>四</w:t>
+      </w:r>
+      <w:r>
+        <w:rPr>
+          <w:rFonts w:hint="eastAsia" w:ascii="宋体" w:hAnsi="宋体" w:eastAsia="宋体" w:cs="宋体"/>
+          <w:spacing w:val="2"/>
+          <w:sz w:val="24"/>
+          <w:szCs w:val="24"/>
+          <w:lang w:val="en-US" w:eastAsia="zh-CN"/>
+        </w:rPr>
+        <w:t>季度服务数据分析利用次数分别为2次</w:t>
+      </w:r>
+      <w:r>
+        <w:rPr>
+          <w:rFonts w:hint="eastAsia" w:ascii="宋体" w:hAnsi="宋体" w:cs="宋体"/>
+          <w:spacing w:val="2"/>
+          <w:sz w:val="24"/>
+          <w:szCs w:val="24"/>
+          <w:lang w:val="en-US" w:eastAsia="zh-CN"/>
+        </w:rPr>
+        <w:t>和</w:t>
+      </w:r>
+      <w:bookmarkStart w:id="17" w:name="_GoBack"/>
+      <w:bookmarkEnd w:id="17"/>
+      <w:r>
+        <w:rPr>
+          <w:rFonts w:hint="eastAsia" w:ascii="宋体" w:hAnsi="宋体" w:eastAsia="宋体" w:cs="宋体"/>
+          <w:spacing w:val="2"/>
+          <w:sz w:val="24"/>
+          <w:szCs w:val="24"/>
+          <w:lang w:val="en-US" w:eastAsia="zh-CN"/>
+        </w:rPr>
+        <w:t>3次</w:t>
+      </w:r>
+      <w:r>
+        <w:rPr>
+          <w:rFonts w:ascii="宋体" w:hAnsi="宋体" w:eastAsia="宋体" w:cs="宋体"/>
           <w:spacing w:val="-4"/>
           <w:sz w:val="24"/>
           <w:szCs w:val="24"/>
@@ -2590,15 +2659,15 @@
     </w:p>
     <w:p>
       <w:pPr>
-        <w:pStyle w:val="2"/>
+        <w:pStyle w:val="31"/>
         <w:bidi w:val="0"/>
         <w:rPr>
           <w:rFonts w:hint="eastAsia"/>
           <w:lang w:val="en-US" w:eastAsia="zh-CN"/>
         </w:rPr>
       </w:pPr>
-      <w:bookmarkStart w:id="16" w:name="_Toc3410"/>
-      <w:bookmarkStart w:id="17" w:name="_Toc32450"/>
+      <w:bookmarkStart w:id="15" w:name="_Toc3410"/>
+      <w:bookmarkStart w:id="16" w:name="_Toc32450"/>
       <w:r>
         <w:rPr>
           <w:rFonts w:hint="eastAsia"/>
@@ -2606,15 +2675,15 @@
         </w:rPr>
         <w:t>问题改进</w:t>
       </w:r>
+      <w:bookmarkEnd w:id="15"/>
       <w:bookmarkEnd w:id="16"/>
-      <w:bookmarkEnd w:id="17"/>
     </w:p>
     <w:p>
       <w:pPr>
         <w:spacing w:before="78" w:line="362" w:lineRule="auto"/>
         <w:ind w:left="24" w:right="123" w:firstLine="239"/>
         <w:rPr>
-          <w:rFonts w:ascii="宋体" w:eastAsia="宋体" w:hAnsi="宋体" w:cs="宋体" w:hint="default"/>
+          <w:rFonts w:hint="default" w:ascii="宋体" w:hAnsi="宋体" w:eastAsia="宋体" w:cs="宋体"/>
           <w:spacing w:val="-4"/>
           <w:sz w:val="24"/>
           <w:szCs w:val="24"/>
@@ -2623,7 +2692,7 @@
       </w:pPr>
       <w:r>
         <w:rPr>
-          <w:rFonts w:ascii="宋体" w:eastAsia="宋体" w:hAnsi="宋体" w:cs="宋体"/>
+          <w:rFonts w:ascii="宋体" w:hAnsi="宋体" w:eastAsia="宋体" w:cs="宋体"/>
           <w:spacing w:val="-4"/>
           <w:sz w:val="24"/>
           <w:szCs w:val="24"/>
@@ -2632,31 +2701,56 @@
       </w:r>
     </w:p>
     <w:sectPr>
-      <w:headerReference w:type="default" r:id="rId11"/>
-      <w:footerReference w:type="default" r:id="rId12"/>
+      <w:headerReference r:id="rId8" w:type="default"/>
+      <w:footerReference r:id="rId9" w:type="default"/>
       <w:pgSz w:w="11906" w:h="16839"/>
       <w:pgMar w:top="400" w:right="1305" w:bottom="885" w:left="1088" w:header="0" w:footer="720" w:gutter="0"/>
-      <w:cols w:num="1" w:space="720"/>
+      <w:cols w:space="720" w:num="1"/>
     </w:sectPr>
   </w:body>
 </w:document>
 </file>
 
+<file path=word/endnotes.xml><?xml version="1.0" encoding="utf-8"?>
+<w:endnotes xmlns:wpc="http://schemas.microsoft.com/office/word/2010/wordprocessingCanvas" xmlns:mc="http://schemas.openxmlformats.org/markup-compatibility/2006" xmlns:o="urn:schemas-microsoft-com:office:office" xmlns:r="http://schemas.openxmlformats.org/officeDocument/2006/relationships" xmlns:m="http://schemas.openxmlformats.org/officeDocument/2006/math" xmlns:v="urn:schemas-microsoft-com:vml" xmlns:wp14="http://schemas.microsoft.com/office/word/2010/wordprocessingDrawing" xmlns:wp="http://schemas.openxmlformats.org/drawingml/2006/wordprocessingDrawing" xmlns:w="http://schemas.openxmlformats.org/wordprocessingml/2006/main" xmlns:w14="http://schemas.microsoft.com/office/word/2010/wordml" xmlns:w15="http://schemas.microsoft.com/office/word/2012/wordml" xmlns:w10="urn:schemas-microsoft-com:office:word" xmlns:wpg="http://schemas.microsoft.com/office/word/2010/wordprocessingGroup" xmlns:wpi="http://schemas.microsoft.com/office/word/2010/wordprocessingInk" xmlns:wne="http://schemas.microsoft.com/office/word/2006/wordml" xmlns:wps="http://schemas.microsoft.com/office/word/2010/wordprocessingShape" xmlns:wpsCustomData="http://www.wps.cn/officeDocument/2013/wpsCustomData" mc:Ignorable="w14 w15 wp14">
+  <w:endnote w:type="separator" w:id="0">
+    <w:p>
+      <w:pPr>
+        <w:spacing w:line="240" w:lineRule="auto"/>
+      </w:pPr>
+      <w:r>
+        <w:separator/>
+      </w:r>
+    </w:p>
+  </w:endnote>
+  <w:endnote w:type="continuationSeparator" w:id="1">
+    <w:p>
+      <w:pPr>
+        <w:spacing w:line="240" w:lineRule="auto"/>
+      </w:pPr>
+      <w:r>
+        <w:continuationSeparator/>
+      </w:r>
+    </w:p>
+  </w:endnote>
+</w:endnotes>
+</file>
+
 <file path=word/footer1.xml><?xml version="1.0" encoding="utf-8"?>
-<w:ftr xmlns:wpc="http://schemas.microsoft.com/office/word/2010/wordprocessingCanvas" xmlns:mc="http://schemas.openxmlformats.org/markup-compatibility/2006" xmlns:o="urn:schemas-microsoft-com:office:office" xmlns:r="http://schemas.openxmlformats.org/officeDocument/2006/relationships" xmlns:m="http://schemas.openxmlformats.org/officeDocument/2006/math" xmlns:v="urn:schemas-microsoft-com:vml" xmlns:wp14="http://schemas.microsoft.com/office/word/2010/wordprocessingDrawing" xmlns:wp="http://schemas.openxmlformats.org/drawingml/2006/wordprocessingDrawing" xmlns:w10="urn:schemas-microsoft-com:office:word" xmlns:w="http://schemas.openxmlformats.org/wordprocessingml/2006/main" xmlns:w14="http://schemas.microsoft.com/office/word/2010/wordml" xmlns:w15="http://schemas.microsoft.com/office/word/2012/wordml" xmlns:wne="http://schemas.microsoft.com/office/word/2006/wordml" xmlns:wpg="http://schemas.microsoft.com/office/word/2010/wordprocessingGroup" xmlns:wpi="http://schemas.microsoft.com/office/word/2010/wordprocessingInk" xmlns:wps="http://schemas.microsoft.com/office/word/2010/wordprocessingShape" mc:Ignorable="w14 w15 wp14">
+<w:ftr xmlns:wpc="http://schemas.microsoft.com/office/word/2010/wordprocessingCanvas" xmlns:mc="http://schemas.openxmlformats.org/markup-compatibility/2006" xmlns:o="urn:schemas-microsoft-com:office:office" xmlns:r="http://schemas.openxmlformats.org/officeDocument/2006/relationships" xmlns:m="http://schemas.openxmlformats.org/officeDocument/2006/math" xmlns:v="urn:schemas-microsoft-com:vml" xmlns:wp14="http://schemas.microsoft.com/office/word/2010/wordprocessingDrawing" xmlns:wp="http://schemas.openxmlformats.org/drawingml/2006/wordprocessingDrawing" xmlns:w10="urn:schemas-microsoft-com:office:word" xmlns:w="http://schemas.openxmlformats.org/wordprocessingml/2006/main" xmlns:w14="http://schemas.microsoft.com/office/word/2010/wordml" xmlns:w15="http://schemas.microsoft.com/office/word/2012/wordml" xmlns:wpg="http://schemas.microsoft.com/office/word/2010/wordprocessingGroup" xmlns:wpi="http://schemas.microsoft.com/office/word/2010/wordprocessingInk" xmlns:wne="http://schemas.microsoft.com/office/word/2006/wordml" xmlns:wps="http://schemas.microsoft.com/office/word/2010/wordprocessingShape" xmlns:wpsCustomData="http://www.wps.cn/officeDocument/2013/wpsCustomData" mc:Ignorable="w14 w15 wp14">
   <w:p>
     <w:pPr>
       <w:spacing w:line="178" w:lineRule="auto"/>
       <w:ind w:left="4822"/>
       <w:rPr>
-        <w:rFonts w:ascii="Cambria" w:eastAsia="Cambria" w:hAnsi="Cambria" w:cs="Cambria"/>
+        <w:rFonts w:ascii="Cambria" w:hAnsi="Cambria" w:eastAsia="Cambria" w:cs="Cambria"/>
         <w:sz w:val="18"/>
         <w:szCs w:val="18"/>
       </w:rPr>
     </w:pPr>
     <w:r>
       <w:rPr>
-        <w:rFonts w:ascii="Cambria" w:eastAsia="Cambria" w:hAnsi="Cambria" w:cs="Cambria"/>
+        <w:rFonts w:ascii="Cambria" w:hAnsi="Cambria" w:eastAsia="Cambria" w:cs="Cambria"/>
         <w:sz w:val="18"/>
         <w:szCs w:val="18"/>
       </w:rPr>
@@ -2667,20 +2761,20 @@
 </file>
 
 <file path=word/footer2.xml><?xml version="1.0" encoding="utf-8"?>
-<w:ftr xmlns:wpc="http://schemas.microsoft.com/office/word/2010/wordprocessingCanvas" xmlns:mc="http://schemas.openxmlformats.org/markup-compatibility/2006" xmlns:o="urn:schemas-microsoft-com:office:office" xmlns:r="http://schemas.openxmlformats.org/officeDocument/2006/relationships" xmlns:m="http://schemas.openxmlformats.org/officeDocument/2006/math" xmlns:v="urn:schemas-microsoft-com:vml" xmlns:wp14="http://schemas.microsoft.com/office/word/2010/wordprocessingDrawing" xmlns:wp="http://schemas.openxmlformats.org/drawingml/2006/wordprocessingDrawing" xmlns:w10="urn:schemas-microsoft-com:office:word" xmlns:w="http://schemas.openxmlformats.org/wordprocessingml/2006/main" xmlns:w14="http://schemas.microsoft.com/office/word/2010/wordml" xmlns:w15="http://schemas.microsoft.com/office/word/2012/wordml" xmlns:wne="http://schemas.microsoft.com/office/word/2006/wordml" xmlns:wpg="http://schemas.microsoft.com/office/word/2010/wordprocessingGroup" xmlns:wpi="http://schemas.microsoft.com/office/word/2010/wordprocessingInk" xmlns:wps="http://schemas.microsoft.com/office/word/2010/wordprocessingShape" mc:Ignorable="w14 w15 wp14">
+<w:ftr xmlns:wpc="http://schemas.microsoft.com/office/word/2010/wordprocessingCanvas" xmlns:mc="http://schemas.openxmlformats.org/markup-compatibility/2006" xmlns:o="urn:schemas-microsoft-com:office:office" xmlns:r="http://schemas.openxmlformats.org/officeDocument/2006/relationships" xmlns:m="http://schemas.openxmlformats.org/officeDocument/2006/math" xmlns:v="urn:schemas-microsoft-com:vml" xmlns:wp14="http://schemas.microsoft.com/office/word/2010/wordprocessingDrawing" xmlns:wp="http://schemas.openxmlformats.org/drawingml/2006/wordprocessingDrawing" xmlns:w10="urn:schemas-microsoft-com:office:word" xmlns:w="http://schemas.openxmlformats.org/wordprocessingml/2006/main" xmlns:w14="http://schemas.microsoft.com/office/word/2010/wordml" xmlns:w15="http://schemas.microsoft.com/office/word/2012/wordml" xmlns:wpg="http://schemas.microsoft.com/office/word/2010/wordprocessingGroup" xmlns:wpi="http://schemas.microsoft.com/office/word/2010/wordprocessingInk" xmlns:wne="http://schemas.microsoft.com/office/word/2006/wordml" xmlns:wps="http://schemas.microsoft.com/office/word/2010/wordprocessingShape" xmlns:wpsCustomData="http://www.wps.cn/officeDocument/2013/wpsCustomData" mc:Ignorable="w14 w15 wp14">
   <w:p>
     <w:pPr>
       <w:spacing w:line="177" w:lineRule="auto"/>
       <w:ind w:left="4827"/>
       <w:rPr>
-        <w:rFonts w:ascii="Cambria" w:eastAsia="Cambria" w:hAnsi="Cambria" w:cs="Cambria"/>
+        <w:rFonts w:ascii="Cambria" w:hAnsi="Cambria" w:eastAsia="Cambria" w:cs="Cambria"/>
         <w:sz w:val="18"/>
         <w:szCs w:val="18"/>
       </w:rPr>
     </w:pPr>
     <w:r>
       <w:rPr>
-        <w:rFonts w:ascii="Cambria" w:eastAsia="Cambria" w:hAnsi="Cambria" w:cs="Cambria"/>
+        <w:rFonts w:ascii="Cambria" w:hAnsi="Cambria" w:eastAsia="Cambria" w:cs="Cambria"/>
         <w:sz w:val="18"/>
         <w:szCs w:val="18"/>
       </w:rPr>
@@ -2690,11 +2784,36 @@
 </w:ftr>
 </file>
 
+<file path=word/footnotes.xml><?xml version="1.0" encoding="utf-8"?>
+<w:footnotes xmlns:wpc="http://schemas.microsoft.com/office/word/2010/wordprocessingCanvas" xmlns:mc="http://schemas.openxmlformats.org/markup-compatibility/2006" xmlns:o="urn:schemas-microsoft-com:office:office" xmlns:r="http://schemas.openxmlformats.org/officeDocument/2006/relationships" xmlns:m="http://schemas.openxmlformats.org/officeDocument/2006/math" xmlns:v="urn:schemas-microsoft-com:vml" xmlns:wp14="http://schemas.microsoft.com/office/word/2010/wordprocessingDrawing" xmlns:wp="http://schemas.openxmlformats.org/drawingml/2006/wordprocessingDrawing" xmlns:w="http://schemas.openxmlformats.org/wordprocessingml/2006/main" xmlns:w14="http://schemas.microsoft.com/office/word/2010/wordml" xmlns:w15="http://schemas.microsoft.com/office/word/2012/wordml" xmlns:w10="urn:schemas-microsoft-com:office:word" xmlns:wpg="http://schemas.microsoft.com/office/word/2010/wordprocessingGroup" xmlns:wpi="http://schemas.microsoft.com/office/word/2010/wordprocessingInk" xmlns:wne="http://schemas.microsoft.com/office/word/2006/wordml" xmlns:wps="http://schemas.microsoft.com/office/word/2010/wordprocessingShape" xmlns:wpsCustomData="http://www.wps.cn/officeDocument/2013/wpsCustomData" mc:Ignorable="w14 w15 wp14">
+  <w:footnote w:type="separator" w:id="0">
+    <w:p>
+      <w:pPr>
+        <w:spacing w:line="360" w:lineRule="auto"/>
+      </w:pPr>
+      <w:r>
+        <w:separator/>
+      </w:r>
+    </w:p>
+  </w:footnote>
+  <w:footnote w:type="continuationSeparator" w:id="1">
+    <w:p>
+      <w:pPr>
+        <w:spacing w:line="360" w:lineRule="auto"/>
+      </w:pPr>
+      <w:r>
+        <w:continuationSeparator/>
+      </w:r>
+    </w:p>
+  </w:footnote>
+</w:footnotes>
+</file>
+
 <file path=word/header1.xml><?xml version="1.0" encoding="utf-8"?>
-<w:hdr xmlns:wpc="http://schemas.microsoft.com/office/word/2010/wordprocessingCanvas" xmlns:mc="http://schemas.openxmlformats.org/markup-compatibility/2006" xmlns:o="urn:schemas-microsoft-com:office:office" xmlns:r="http://schemas.openxmlformats.org/officeDocument/2006/relationships" xmlns:m="http://schemas.openxmlformats.org/officeDocument/2006/math" xmlns:v="urn:schemas-microsoft-com:vml" xmlns:wp14="http://schemas.microsoft.com/office/word/2010/wordprocessingDrawing" xmlns:wp="http://schemas.openxmlformats.org/drawingml/2006/wordprocessingDrawing" xmlns:w10="urn:schemas-microsoft-com:office:word" xmlns:w="http://schemas.openxmlformats.org/wordprocessingml/2006/main" xmlns:w14="http://schemas.microsoft.com/office/word/2010/wordml" xmlns:w15="http://schemas.microsoft.com/office/word/2012/wordml" xmlns:wne="http://schemas.microsoft.com/office/word/2006/wordml" xmlns:wpg="http://schemas.microsoft.com/office/word/2010/wordprocessingGroup" xmlns:wpi="http://schemas.microsoft.com/office/word/2010/wordprocessingInk" xmlns:wps="http://schemas.microsoft.com/office/word/2010/wordprocessingShape" mc:Ignorable="w14 w15 wp14">
+<w:hdr xmlns:wpc="http://schemas.microsoft.com/office/word/2010/wordprocessingCanvas" xmlns:mc="http://schemas.openxmlformats.org/markup-compatibility/2006" xmlns:o="urn:schemas-microsoft-com:office:office" xmlns:r="http://schemas.openxmlformats.org/officeDocument/2006/relationships" xmlns:m="http://schemas.openxmlformats.org/officeDocument/2006/math" xmlns:v="urn:schemas-microsoft-com:vml" xmlns:wp14="http://schemas.microsoft.com/office/word/2010/wordprocessingDrawing" xmlns:wp="http://schemas.openxmlformats.org/drawingml/2006/wordprocessingDrawing" xmlns:w10="urn:schemas-microsoft-com:office:word" xmlns:w="http://schemas.openxmlformats.org/wordprocessingml/2006/main" xmlns:w14="http://schemas.microsoft.com/office/word/2010/wordml" xmlns:w15="http://schemas.microsoft.com/office/word/2012/wordml" xmlns:wpg="http://schemas.microsoft.com/office/word/2010/wordprocessingGroup" xmlns:wpi="http://schemas.microsoft.com/office/word/2010/wordprocessingInk" xmlns:wne="http://schemas.microsoft.com/office/word/2006/wordml" xmlns:wps="http://schemas.microsoft.com/office/word/2010/wordprocessingShape" xmlns:wpsCustomData="http://www.wps.cn/officeDocument/2013/wpsCustomData" mc:Ignorable="w14 w15 wp14">
   <w:p>
     <w:pPr>
-      <w:pStyle w:val="BodyText"/>
+      <w:pStyle w:val="12"/>
       <w:spacing w:line="52" w:lineRule="auto"/>
       <w:rPr>
         <w:sz w:val="2"/>
@@ -2702,8 +2821,11 @@
     </w:pPr>
     <w:r>
       <w:pict>
-        <v:shape id="_x0000_s4098" o:spid="_x0000_s2049" style="height:0.75pt;margin-left:88.4pt;margin-top:54.1pt;mso-height-relative:page;mso-position-horizontal-relative:page;mso-position-vertical-relative:page;mso-width-relative:page;position:absolute;width:418.5pt;z-index:251658240" coordsize="8370,15" o:allowincell="f" path="m,7l8369,7e" filled="f" stroked="t">
+        <v:shape id="_x0000_s2049" o:spid="_x0000_s2049" style="position:absolute;left:0pt;margin-left:88.4pt;margin-top:54.1pt;height:0.75pt;width:418.5pt;mso-position-horizontal-relative:page;mso-position-vertical-relative:page;z-index:251659264;mso-width-relative:page;mso-height-relative:page;" filled="f" stroked="t" coordsize="8370,15" o:allowincell="f" path="m0,7l8369,7e">
+          <v:fill on="f" focussize="0,0"/>
           <v:stroke joinstyle="miter"/>
+          <v:imagedata o:title=""/>
+          <o:lock v:ext="edit"/>
         </v:shape>
       </w:pict>
     </w:r>
@@ -2712,10 +2834,10 @@
 </file>
 
 <file path=word/header2.xml><?xml version="1.0" encoding="utf-8"?>
-<w:hdr xmlns:wpc="http://schemas.microsoft.com/office/word/2010/wordprocessingCanvas" xmlns:mc="http://schemas.openxmlformats.org/markup-compatibility/2006" xmlns:o="urn:schemas-microsoft-com:office:office" xmlns:r="http://schemas.openxmlformats.org/officeDocument/2006/relationships" xmlns:m="http://schemas.openxmlformats.org/officeDocument/2006/math" xmlns:v="urn:schemas-microsoft-com:vml" xmlns:wp14="http://schemas.microsoft.com/office/word/2010/wordprocessingDrawing" xmlns:wp="http://schemas.openxmlformats.org/drawingml/2006/wordprocessingDrawing" xmlns:w10="urn:schemas-microsoft-com:office:word" xmlns:w="http://schemas.openxmlformats.org/wordprocessingml/2006/main" xmlns:w14="http://schemas.microsoft.com/office/word/2010/wordml" xmlns:w15="http://schemas.microsoft.com/office/word/2012/wordml" xmlns:wne="http://schemas.microsoft.com/office/word/2006/wordml" xmlns:wpg="http://schemas.microsoft.com/office/word/2010/wordprocessingGroup" xmlns:wpi="http://schemas.microsoft.com/office/word/2010/wordprocessingInk" xmlns:wps="http://schemas.microsoft.com/office/word/2010/wordprocessingShape" mc:Ignorable="w14 w15 wp14">
+<w:hdr xmlns:wpc="http://schemas.microsoft.com/office/word/2010/wordprocessingCanvas" xmlns:mc="http://schemas.openxmlformats.org/markup-compatibility/2006" xmlns:o="urn:schemas-microsoft-com:office:office" xmlns:r="http://schemas.openxmlformats.org/officeDocument/2006/relationships" xmlns:m="http://schemas.openxmlformats.org/officeDocument/2006/math" xmlns:v="urn:schemas-microsoft-com:vml" xmlns:wp14="http://schemas.microsoft.com/office/word/2010/wordprocessingDrawing" xmlns:wp="http://schemas.openxmlformats.org/drawingml/2006/wordprocessingDrawing" xmlns:w10="urn:schemas-microsoft-com:office:word" xmlns:w="http://schemas.openxmlformats.org/wordprocessingml/2006/main" xmlns:w14="http://schemas.microsoft.com/office/word/2010/wordml" xmlns:w15="http://schemas.microsoft.com/office/word/2012/wordml" xmlns:wpg="http://schemas.microsoft.com/office/word/2010/wordprocessingGroup" xmlns:wpi="http://schemas.microsoft.com/office/word/2010/wordprocessingInk" xmlns:wne="http://schemas.microsoft.com/office/word/2006/wordml" xmlns:wps="http://schemas.microsoft.com/office/word/2010/wordprocessingShape" xmlns:wpsCustomData="http://www.wps.cn/officeDocument/2013/wpsCustomData" mc:Ignorable="w14 w15 wp14">
   <w:p>
     <w:pPr>
-      <w:pStyle w:val="BodyText"/>
+      <w:pStyle w:val="12"/>
       <w:spacing w:line="14" w:lineRule="auto"/>
       <w:rPr>
         <w:sz w:val="2"/>
@@ -2726,10 +2848,10 @@
 </file>
 
 <file path=word/header3.xml><?xml version="1.0" encoding="utf-8"?>
-<w:hdr xmlns:wpc="http://schemas.microsoft.com/office/word/2010/wordprocessingCanvas" xmlns:mc="http://schemas.openxmlformats.org/markup-compatibility/2006" xmlns:o="urn:schemas-microsoft-com:office:office" xmlns:r="http://schemas.openxmlformats.org/officeDocument/2006/relationships" xmlns:m="http://schemas.openxmlformats.org/officeDocument/2006/math" xmlns:v="urn:schemas-microsoft-com:vml" xmlns:wp14="http://schemas.microsoft.com/office/word/2010/wordprocessingDrawing" xmlns:wp="http://schemas.openxmlformats.org/drawingml/2006/wordprocessingDrawing" xmlns:w10="urn:schemas-microsoft-com:office:word" xmlns:w="http://schemas.openxmlformats.org/wordprocessingml/2006/main" xmlns:w14="http://schemas.microsoft.com/office/word/2010/wordml" xmlns:w15="http://schemas.microsoft.com/office/word/2012/wordml" xmlns:wne="http://schemas.microsoft.com/office/word/2006/wordml" xmlns:wpg="http://schemas.microsoft.com/office/word/2010/wordprocessingGroup" xmlns:wpi="http://schemas.microsoft.com/office/word/2010/wordprocessingInk" xmlns:wps="http://schemas.microsoft.com/office/word/2010/wordprocessingShape" mc:Ignorable="w14 w15 wp14">
+<w:hdr xmlns:wpc="http://schemas.microsoft.com/office/word/2010/wordprocessingCanvas" xmlns:mc="http://schemas.openxmlformats.org/markup-compatibility/2006" xmlns:o="urn:schemas-microsoft-com:office:office" xmlns:r="http://schemas.openxmlformats.org/officeDocument/2006/relationships" xmlns:m="http://schemas.openxmlformats.org/officeDocument/2006/math" xmlns:v="urn:schemas-microsoft-com:vml" xmlns:wp14="http://schemas.microsoft.com/office/word/2010/wordprocessingDrawing" xmlns:wp="http://schemas.openxmlformats.org/drawingml/2006/wordprocessingDrawing" xmlns:w10="urn:schemas-microsoft-com:office:word" xmlns:w="http://schemas.openxmlformats.org/wordprocessingml/2006/main" xmlns:w14="http://schemas.microsoft.com/office/word/2010/wordml" xmlns:w15="http://schemas.microsoft.com/office/word/2012/wordml" xmlns:wpg="http://schemas.microsoft.com/office/word/2010/wordprocessingGroup" xmlns:wpi="http://schemas.microsoft.com/office/word/2010/wordprocessingInk" xmlns:wne="http://schemas.microsoft.com/office/word/2006/wordml" xmlns:wps="http://schemas.microsoft.com/office/word/2010/wordprocessingShape" xmlns:wpsCustomData="http://www.wps.cn/officeDocument/2013/wpsCustomData" mc:Ignorable="w14 w15 wp14">
   <w:p>
     <w:pPr>
-      <w:pStyle w:val="BodyText"/>
+      <w:pStyle w:val="12"/>
       <w:spacing w:line="14" w:lineRule="auto"/>
       <w:rPr>
         <w:sz w:val="2"/>
@@ -2740,15 +2862,15 @@
 </file>
 
 <file path=word/numbering.xml><?xml version="1.0" encoding="utf-8"?>
-<w:numbering xmlns:wpc="http://schemas.microsoft.com/office/word/2010/wordprocessingCanvas" xmlns:mc="http://schemas.openxmlformats.org/markup-compatibility/2006" xmlns:o="urn:schemas-microsoft-com:office:office" xmlns:r="http://schemas.openxmlformats.org/officeDocument/2006/relationships" xmlns:m="http://schemas.openxmlformats.org/officeDocument/2006/math" xmlns:v="urn:schemas-microsoft-com:vml" xmlns:wp14="http://schemas.microsoft.com/office/word/2010/wordprocessingDrawing" xmlns:wp="http://schemas.openxmlformats.org/drawingml/2006/wordprocessingDrawing" xmlns:w10="urn:schemas-microsoft-com:office:word" xmlns:w="http://schemas.openxmlformats.org/wordprocessingml/2006/main" xmlns:w14="http://schemas.microsoft.com/office/word/2010/wordml" xmlns:w15="http://schemas.microsoft.com/office/word/2012/wordml" xmlns:wne="http://schemas.microsoft.com/office/word/2006/wordml" xmlns:wpg="http://schemas.microsoft.com/office/word/2010/wordprocessingGroup" xmlns:wpi="http://schemas.microsoft.com/office/word/2010/wordprocessingInk" xmlns:wps="http://schemas.microsoft.com/office/word/2010/wordprocessingShape" mc:Ignorable="w14 w15 wp14">
+<w:numbering xmlns:wpc="http://schemas.microsoft.com/office/word/2010/wordprocessingCanvas" xmlns:mc="http://schemas.openxmlformats.org/markup-compatibility/2006" xmlns:o="urn:schemas-microsoft-com:office:office" xmlns:r="http://schemas.openxmlformats.org/officeDocument/2006/relationships" xmlns:m="http://schemas.openxmlformats.org/officeDocument/2006/math" xmlns:v="urn:schemas-microsoft-com:vml" xmlns:wp14="http://schemas.microsoft.com/office/word/2010/wordprocessingDrawing" xmlns:wp="http://schemas.openxmlformats.org/drawingml/2006/wordprocessingDrawing" xmlns:w10="urn:schemas-microsoft-com:office:word" xmlns:w="http://schemas.openxmlformats.org/wordprocessingml/2006/main" xmlns:w14="http://schemas.microsoft.com/office/word/2010/wordml" xmlns:wpg="http://schemas.microsoft.com/office/word/2010/wordprocessingGroup" xmlns:wpi="http://schemas.microsoft.com/office/word/2010/wordprocessingInk" xmlns:wne="http://schemas.microsoft.com/office/word/2006/wordml" xmlns:wps="http://schemas.microsoft.com/office/word/2010/wordprocessingShape" xmlns:wpsCustomData="http://www.wps.cn/officeDocument/2013/wpsCustomData" mc:Ignorable="w14 wp14">
   <w:abstractNum w:abstractNumId="0">
     <w:nsid w:val="8E964DCE"/>
     <w:multiLevelType w:val="multilevel"/>
     <w:tmpl w:val="8E964DCE"/>
-    <w:lvl w:ilvl="0">
+    <w:lvl w:ilvl="0" w:tentative="0">
       <w:start w:val="1"/>
       <w:numFmt w:val="decimal"/>
-      <w:pStyle w:val="Heading1"/>
+      <w:pStyle w:val="2"/>
       <w:lvlText w:val="%1."/>
       <w:lvlJc w:val="left"/>
       <w:pPr>
@@ -2758,10 +2880,10 @@
         <w:rFonts w:hint="default"/>
       </w:rPr>
     </w:lvl>
-    <w:lvl w:ilvl="1">
+    <w:lvl w:ilvl="1" w:tentative="0">
       <w:start w:val="1"/>
       <w:numFmt w:val="decimal"/>
-      <w:pStyle w:val="Heading2"/>
+      <w:pStyle w:val="3"/>
       <w:lvlText w:val="%1.%2."/>
       <w:lvlJc w:val="left"/>
       <w:pPr>
@@ -2771,10 +2893,10 @@
         <w:rFonts w:hint="default"/>
       </w:rPr>
     </w:lvl>
-    <w:lvl w:ilvl="2">
+    <w:lvl w:ilvl="2" w:tentative="0">
       <w:start w:val="1"/>
       <w:numFmt w:val="decimal"/>
-      <w:pStyle w:val="Heading3"/>
+      <w:pStyle w:val="4"/>
       <w:lvlText w:val="%1.%2.%3."/>
       <w:lvlJc w:val="left"/>
       <w:pPr>
@@ -2784,10 +2906,10 @@
         <w:rFonts w:hint="default"/>
       </w:rPr>
     </w:lvl>
-    <w:lvl w:ilvl="3">
+    <w:lvl w:ilvl="3" w:tentative="0">
       <w:start w:val="1"/>
       <w:numFmt w:val="decimal"/>
-      <w:pStyle w:val="Heading4"/>
+      <w:pStyle w:val="5"/>
       <w:lvlText w:val="%1.%2.%3.%4."/>
       <w:lvlJc w:val="left"/>
       <w:pPr>
@@ -2797,10 +2919,10 @@
         <w:rFonts w:hint="default"/>
       </w:rPr>
     </w:lvl>
-    <w:lvl w:ilvl="4">
+    <w:lvl w:ilvl="4" w:tentative="0">
       <w:start w:val="1"/>
       <w:numFmt w:val="decimal"/>
-      <w:pStyle w:val="Heading5"/>
+      <w:pStyle w:val="6"/>
       <w:lvlText w:val="%1.%2.%3.%4.%5."/>
       <w:lvlJc w:val="left"/>
       <w:pPr>
@@ -2810,10 +2932,10 @@
         <w:rFonts w:hint="default"/>
       </w:rPr>
     </w:lvl>
-    <w:lvl w:ilvl="5">
+    <w:lvl w:ilvl="5" w:tentative="0">
       <w:start w:val="1"/>
       <w:numFmt w:val="decimal"/>
-      <w:pStyle w:val="Heading6"/>
+      <w:pStyle w:val="7"/>
       <w:lvlText w:val="%1.%2.%3.%4.%5.%6."/>
       <w:lvlJc w:val="left"/>
       <w:pPr>
@@ -2823,10 +2945,10 @@
         <w:rFonts w:hint="default"/>
       </w:rPr>
     </w:lvl>
-    <w:lvl w:ilvl="6">
+    <w:lvl w:ilvl="6" w:tentative="0">
       <w:start w:val="1"/>
       <w:numFmt w:val="decimal"/>
-      <w:pStyle w:val="Heading7"/>
+      <w:pStyle w:val="8"/>
       <w:lvlText w:val="%1.%2.%3.%4.%5.%6.%7."/>
       <w:lvlJc w:val="left"/>
       <w:pPr>
@@ -2836,10 +2958,10 @@
         <w:rFonts w:hint="default"/>
       </w:rPr>
     </w:lvl>
-    <w:lvl w:ilvl="7">
+    <w:lvl w:ilvl="7" w:tentative="0">
       <w:start w:val="1"/>
       <w:numFmt w:val="decimal"/>
-      <w:pStyle w:val="Heading8"/>
+      <w:pStyle w:val="9"/>
       <w:lvlText w:val="%1.%2.%3.%4.%5.%6.%7.%8."/>
       <w:lvlJc w:val="left"/>
       <w:pPr>
@@ -2849,10 +2971,10 @@
         <w:rFonts w:hint="default"/>
       </w:rPr>
     </w:lvl>
-    <w:lvl w:ilvl="8">
+    <w:lvl w:ilvl="8" w:tentative="0">
       <w:start w:val="1"/>
       <w:numFmt w:val="decimal"/>
-      <w:pStyle w:val="Heading9"/>
+      <w:pStyle w:val="10"/>
       <w:lvlText w:val="%1.%2.%3.%4.%5.%6.%7.%8.%9."/>
       <w:lvlJc w:val="left"/>
       <w:pPr>
@@ -2870,267 +2992,269 @@
 </file>
 
 <file path=word/styles.xml><?xml version="1.0" encoding="utf-8"?>
-<w:styles xmlns:mc="http://schemas.openxmlformats.org/markup-compatibility/2006" xmlns:r="http://schemas.openxmlformats.org/officeDocument/2006/relationships" xmlns:w="http://schemas.openxmlformats.org/wordprocessingml/2006/main" xmlns:w14="http://schemas.microsoft.com/office/word/2010/wordml" xmlns:w15="http://schemas.microsoft.com/office/word/2012/wordml" mc:Ignorable="w14 w15">
+<w:styles xmlns:mc="http://schemas.openxmlformats.org/markup-compatibility/2006" xmlns:o="urn:schemas-microsoft-com:office:office" xmlns:r="http://schemas.openxmlformats.org/officeDocument/2006/relationships" xmlns:m="http://schemas.openxmlformats.org/officeDocument/2006/math" xmlns:v="urn:schemas-microsoft-com:vml" xmlns:w="http://schemas.openxmlformats.org/wordprocessingml/2006/main" xmlns:w14="http://schemas.microsoft.com/office/word/2010/wordml" xmlns:w10="urn:schemas-microsoft-com:office:word" xmlns:sl="http://schemas.openxmlformats.org/schemaLibrary/2006/main" xmlns:wpsCustomData="http://www.wps.cn/officeDocument/2013/wpsCustomData" mc:Ignorable="w14">
   <w:docDefaults>
     <w:rPrDefault>
       <w:rPr>
-        <w:rFonts w:ascii="Arial" w:eastAsia="Arial" w:hAnsi="Arial" w:cs="Arial"/>
+        <w:rFonts w:ascii="Arial" w:hAnsi="Arial" w:eastAsia="Arial" w:cs="Arial"/>
       </w:rPr>
     </w:rPrDefault>
     <w:pPrDefault/>
   </w:docDefaults>
-  <w:latentStyles w:defLockedState="0" w:defUIPriority="99" w:defSemiHidden="1" w:defUnhideWhenUsed="1" w:defQFormat="0" w:count="260">
-    <w:lsdException w:name="Normal" w:semiHidden="0" w:uiPriority="0" w:unhideWhenUsed="0" w:qFormat="1"/>
-    <w:lsdException w:name="heading 1" w:semiHidden="0" w:uiPriority="0" w:unhideWhenUsed="0" w:qFormat="1"/>
-    <w:lsdException w:name="heading 2" w:semiHidden="0" w:uiPriority="0" w:qFormat="1"/>
-    <w:lsdException w:name="heading 3" w:uiPriority="0" w:qFormat="1"/>
-    <w:lsdException w:name="heading 4" w:semiHidden="0" w:uiPriority="0" w:qFormat="1"/>
-    <w:lsdException w:name="heading 5" w:uiPriority="0" w:qFormat="1"/>
-    <w:lsdException w:name="heading 6" w:uiPriority="0" w:qFormat="1"/>
-    <w:lsdException w:name="heading 7" w:uiPriority="0" w:qFormat="1"/>
-    <w:lsdException w:name="heading 8" w:uiPriority="0" w:qFormat="1"/>
-    <w:lsdException w:name="heading 9" w:uiPriority="0" w:qFormat="1"/>
-    <w:lsdException w:name="index 1" w:semiHidden="0" w:uiPriority="0" w:unhideWhenUsed="0"/>
-    <w:lsdException w:name="index 2" w:semiHidden="0" w:uiPriority="0" w:unhideWhenUsed="0"/>
-    <w:lsdException w:name="index 3" w:semiHidden="0" w:uiPriority="0" w:unhideWhenUsed="0"/>
-    <w:lsdException w:name="index 4" w:semiHidden="0" w:uiPriority="0" w:unhideWhenUsed="0"/>
-    <w:lsdException w:name="index 5" w:semiHidden="0" w:uiPriority="0" w:unhideWhenUsed="0"/>
-    <w:lsdException w:name="index 6" w:semiHidden="0" w:uiPriority="0" w:unhideWhenUsed="0"/>
-    <w:lsdException w:name="index 7" w:semiHidden="0" w:uiPriority="0" w:unhideWhenUsed="0"/>
-    <w:lsdException w:name="index 8" w:semiHidden="0" w:uiPriority="0" w:unhideWhenUsed="0"/>
-    <w:lsdException w:name="index 9" w:semiHidden="0" w:uiPriority="0" w:unhideWhenUsed="0"/>
-    <w:lsdException w:name="toc 1" w:semiHidden="0" w:uiPriority="0" w:unhideWhenUsed="0" w:qFormat="1"/>
-    <w:lsdException w:name="toc 2" w:semiHidden="0" w:uiPriority="0" w:unhideWhenUsed="0" w:qFormat="1"/>
-    <w:lsdException w:name="toc 3" w:semiHidden="0" w:uiPriority="0" w:unhideWhenUsed="0" w:qFormat="1"/>
-    <w:lsdException w:name="toc 4" w:semiHidden="0" w:uiPriority="0" w:unhideWhenUsed="0"/>
-    <w:lsdException w:name="toc 5" w:semiHidden="0" w:uiPriority="0" w:unhideWhenUsed="0"/>
-    <w:lsdException w:name="toc 6" w:semiHidden="0" w:uiPriority="0" w:unhideWhenUsed="0"/>
-    <w:lsdException w:name="toc 7" w:semiHidden="0" w:uiPriority="0" w:unhideWhenUsed="0"/>
-    <w:lsdException w:name="toc 8" w:semiHidden="0" w:uiPriority="0" w:unhideWhenUsed="0"/>
-    <w:lsdException w:name="toc 9" w:semiHidden="0" w:uiPriority="0" w:unhideWhenUsed="0"/>
-    <w:lsdException w:name="Normal Indent" w:semiHidden="0" w:uiPriority="0" w:unhideWhenUsed="0"/>
-    <w:lsdException w:name="footnote text" w:semiHidden="0" w:uiPriority="0" w:unhideWhenUsed="0"/>
-    <w:lsdException w:name="annotation text" w:semiHidden="0" w:uiPriority="0" w:unhideWhenUsed="0" w:qFormat="1"/>
-    <w:lsdException w:name="header" w:semiHidden="0" w:uiPriority="0" w:unhideWhenUsed="0" w:qFormat="1"/>
-    <w:lsdException w:name="footer" w:semiHidden="0" w:uiPriority="0" w:unhideWhenUsed="0" w:qFormat="1"/>
-    <w:lsdException w:name="index heading" w:semiHidden="0" w:uiPriority="0" w:unhideWhenUsed="0"/>
-    <w:lsdException w:name="caption" w:uiPriority="0" w:qFormat="1"/>
-    <w:lsdException w:name="table of figures" w:semiHidden="0" w:uiPriority="0" w:unhideWhenUsed="0"/>
-    <w:lsdException w:name="envelope address" w:semiHidden="0" w:uiPriority="0" w:unhideWhenUsed="0"/>
-    <w:lsdException w:name="envelope return" w:semiHidden="0" w:uiPriority="0" w:unhideWhenUsed="0"/>
-    <w:lsdException w:name="footnote reference" w:semiHidden="0" w:uiPriority="0" w:unhideWhenUsed="0"/>
-    <w:lsdException w:name="annotation reference" w:semiHidden="0" w:uiPriority="0" w:unhideWhenUsed="0"/>
-    <w:lsdException w:name="line number" w:semiHidden="0" w:uiPriority="0" w:unhideWhenUsed="0"/>
-    <w:lsdException w:name="page number" w:semiHidden="0" w:uiPriority="0" w:unhideWhenUsed="0"/>
-    <w:lsdException w:name="endnote reference" w:semiHidden="0" w:uiPriority="0" w:unhideWhenUsed="0"/>
-    <w:lsdException w:name="endnote text" w:semiHidden="0" w:uiPriority="0" w:unhideWhenUsed="0"/>
-    <w:lsdException w:name="table of authorities" w:semiHidden="0" w:uiPriority="0" w:unhideWhenUsed="0"/>
-    <w:lsdException w:name="macro" w:semiHidden="0" w:uiPriority="0" w:unhideWhenUsed="0"/>
-    <w:lsdException w:name="toa heading" w:semiHidden="0" w:uiPriority="0" w:unhideWhenUsed="0"/>
-    <w:lsdException w:name="List" w:semiHidden="0" w:uiPriority="0" w:unhideWhenUsed="0"/>
-    <w:lsdException w:name="List Bullet" w:semiHidden="0" w:uiPriority="0" w:unhideWhenUsed="0"/>
-    <w:lsdException w:name="List Number" w:semiHidden="0" w:uiPriority="0" w:unhideWhenUsed="0"/>
-    <w:lsdException w:name="List 2" w:semiHidden="0" w:uiPriority="0" w:unhideWhenUsed="0"/>
-    <w:lsdException w:name="List 3" w:semiHidden="0" w:uiPriority="0" w:unhideWhenUsed="0"/>
-    <w:lsdException w:name="List 4" w:semiHidden="0" w:uiPriority="0" w:unhideWhenUsed="0"/>
-    <w:lsdException w:name="List 5" w:semiHidden="0" w:uiPriority="0" w:unhideWhenUsed="0"/>
-    <w:lsdException w:name="List Bullet 2" w:semiHidden="0" w:uiPriority="0" w:unhideWhenUsed="0"/>
-    <w:lsdException w:name="List Bullet 3" w:semiHidden="0" w:uiPriority="0" w:unhideWhenUsed="0"/>
-    <w:lsdException w:name="List Bullet 4" w:semiHidden="0" w:uiPriority="0" w:unhideWhenUsed="0"/>
-    <w:lsdException w:name="List Bullet 5" w:semiHidden="0" w:uiPriority="0" w:unhideWhenUsed="0"/>
-    <w:lsdException w:name="List Number 2" w:semiHidden="0" w:uiPriority="0" w:unhideWhenUsed="0"/>
-    <w:lsdException w:name="List Number 3" w:semiHidden="0" w:uiPriority="0" w:unhideWhenUsed="0"/>
-    <w:lsdException w:name="List Number 4" w:semiHidden="0" w:uiPriority="0" w:unhideWhenUsed="0"/>
-    <w:lsdException w:name="List Number 5" w:semiHidden="0" w:uiPriority="0" w:unhideWhenUsed="0"/>
-    <w:lsdException w:name="Title" w:semiHidden="0" w:uiPriority="0" w:unhideWhenUsed="0" w:qFormat="1"/>
-    <w:lsdException w:name="Closing" w:semiHidden="0" w:uiPriority="0" w:unhideWhenUsed="0"/>
-    <w:lsdException w:name="Signature" w:semiHidden="0" w:uiPriority="0" w:unhideWhenUsed="0"/>
-    <w:lsdException w:name="Default Paragraph Font" w:uiPriority="0" w:unhideWhenUsed="0" w:qFormat="1"/>
-    <w:lsdException w:name="Body Text" w:uiPriority="0" w:unhideWhenUsed="0" w:qFormat="1"/>
-    <w:lsdException w:name="Body Text Indent" w:semiHidden="0" w:uiPriority="0" w:unhideWhenUsed="0"/>
-    <w:lsdException w:name="List Continue" w:semiHidden="0" w:uiPriority="0" w:unhideWhenUsed="0"/>
-    <w:lsdException w:name="List Continue 2" w:semiHidden="0" w:uiPriority="0" w:unhideWhenUsed="0"/>
-    <w:lsdException w:name="List Continue 3" w:semiHidden="0" w:uiPriority="0" w:unhideWhenUsed="0"/>
-    <w:lsdException w:name="List Continue 4" w:semiHidden="0" w:uiPriority="0" w:unhideWhenUsed="0"/>
-    <w:lsdException w:name="List Continue 5" w:semiHidden="0" w:uiPriority="0" w:unhideWhenUsed="0"/>
-    <w:lsdException w:name="Message Header" w:semiHidden="0" w:uiPriority="0" w:unhideWhenUsed="0"/>
-    <w:lsdException w:name="Subtitle" w:semiHidden="0" w:uiPriority="0" w:unhideWhenUsed="0" w:qFormat="1"/>
-    <w:lsdException w:name="Salutation" w:semiHidden="0" w:uiPriority="0" w:unhideWhenUsed="0"/>
-    <w:lsdException w:name="Date" w:semiHidden="0" w:uiPriority="0" w:unhideWhenUsed="0"/>
-    <w:lsdException w:name="Body Text First Indent" w:semiHidden="0" w:uiPriority="0" w:unhideWhenUsed="0"/>
-    <w:lsdException w:name="Body Text First Indent 2" w:semiHidden="0" w:uiPriority="0" w:unhideWhenUsed="0"/>
-    <w:lsdException w:name="Body Text 2" w:semiHidden="0" w:uiPriority="0" w:unhideWhenUsed="0"/>
-    <w:lsdException w:name="Body Text 3" w:semiHidden="0" w:uiPriority="0" w:unhideWhenUsed="0"/>
-    <w:lsdException w:name="Body Text Indent 2" w:semiHidden="0" w:uiPriority="0" w:unhideWhenUsed="0"/>
-    <w:lsdException w:name="Body Text Indent 3" w:semiHidden="0" w:uiPriority="0" w:unhideWhenUsed="0"/>
-    <w:lsdException w:name="Block Text" w:semiHidden="0" w:uiPriority="0" w:unhideWhenUsed="0"/>
-    <w:lsdException w:name="Hyperlink" w:semiHidden="0" w:uiPriority="0" w:unhideWhenUsed="0"/>
-    <w:lsdException w:name="FollowedHyperlink" w:semiHidden="0" w:uiPriority="0" w:unhideWhenUsed="0"/>
-    <w:lsdException w:name="Strong" w:semiHidden="0" w:uiPriority="0" w:unhideWhenUsed="0" w:qFormat="1"/>
-    <w:lsdException w:name="Emphasis" w:semiHidden="0" w:uiPriority="0" w:unhideWhenUsed="0" w:qFormat="1"/>
-    <w:lsdException w:name="Document Map" w:semiHidden="0" w:uiPriority="0" w:unhideWhenUsed="0"/>
-    <w:lsdException w:name="Plain Text" w:semiHidden="0" w:uiPriority="0" w:unhideWhenUsed="0"/>
-    <w:lsdException w:name="E-mail Signature" w:semiHidden="0" w:uiPriority="0" w:unhideWhenUsed="0"/>
-    <w:lsdException w:name="Normal (Web)" w:semiHidden="0" w:uiPriority="0" w:unhideWhenUsed="0" w:qFormat="1"/>
-    <w:lsdException w:name="HTML Acronym" w:semiHidden="0" w:uiPriority="0" w:unhideWhenUsed="0"/>
-    <w:lsdException w:name="HTML Address" w:semiHidden="0" w:uiPriority="0" w:unhideWhenUsed="0"/>
-    <w:lsdException w:name="HTML Cite" w:semiHidden="0" w:uiPriority="0" w:unhideWhenUsed="0"/>
-    <w:lsdException w:name="HTML Code" w:semiHidden="0" w:uiPriority="0" w:unhideWhenUsed="0"/>
-    <w:lsdException w:name="HTML Definition" w:semiHidden="0" w:uiPriority="0" w:unhideWhenUsed="0"/>
-    <w:lsdException w:name="HTML Keyboard" w:semiHidden="0" w:uiPriority="0" w:unhideWhenUsed="0"/>
-    <w:lsdException w:name="HTML Preformatted" w:semiHidden="0" w:uiPriority="0" w:unhideWhenUsed="0"/>
-    <w:lsdException w:name="HTML Sample" w:semiHidden="0" w:uiPriority="0" w:unhideWhenUsed="0"/>
-    <w:lsdException w:name="HTML Typewriter" w:semiHidden="0" w:uiPriority="0" w:unhideWhenUsed="0"/>
-    <w:lsdException w:name="HTML Variable" w:semiHidden="0" w:uiPriority="0" w:unhideWhenUsed="0"/>
-    <w:lsdException w:name="Normal Table" w:uiPriority="0" w:unhideWhenUsed="0" w:qFormat="1"/>
-    <w:lsdException w:name="annotation subject" w:semiHidden="0" w:uiPriority="0" w:unhideWhenUsed="0"/>
-    <w:lsdException w:name="Table Simple 1" w:semiHidden="0" w:uiPriority="0" w:unhideWhenUsed="0"/>
-    <w:lsdException w:name="Table Simple 2" w:semiHidden="0" w:uiPriority="0" w:unhideWhenUsed="0"/>
-    <w:lsdException w:name="Table Simple 3" w:semiHidden="0" w:uiPriority="0" w:unhideWhenUsed="0"/>
-    <w:lsdException w:name="Table Classic 1" w:semiHidden="0" w:uiPriority="0" w:unhideWhenUsed="0"/>
-    <w:lsdException w:name="Table Classic 2" w:semiHidden="0" w:uiPriority="0" w:unhideWhenUsed="0"/>
-    <w:lsdException w:name="Table Classic 3" w:semiHidden="0" w:uiPriority="0" w:unhideWhenUsed="0"/>
-    <w:lsdException w:name="Table Classic 4" w:semiHidden="0" w:uiPriority="0" w:unhideWhenUsed="0"/>
-    <w:lsdException w:name="Table Colorful 1" w:semiHidden="0" w:uiPriority="0" w:unhideWhenUsed="0"/>
-    <w:lsdException w:name="Table Colorful 2" w:semiHidden="0" w:uiPriority="0" w:unhideWhenUsed="0"/>
-    <w:lsdException w:name="Table Colorful 3" w:semiHidden="0" w:uiPriority="0" w:unhideWhenUsed="0"/>
-    <w:lsdException w:name="Table Columns 1" w:semiHidden="0" w:uiPriority="0" w:unhideWhenUsed="0"/>
-    <w:lsdException w:name="Table Columns 2" w:semiHidden="0" w:uiPriority="0" w:unhideWhenUsed="0"/>
-    <w:lsdException w:name="Table Columns 3" w:semiHidden="0" w:uiPriority="0" w:unhideWhenUsed="0"/>
-    <w:lsdException w:name="Table Columns 4" w:semiHidden="0" w:uiPriority="0" w:unhideWhenUsed="0"/>
-    <w:lsdException w:name="Table Columns 5" w:semiHidden="0" w:uiPriority="0" w:unhideWhenUsed="0"/>
-    <w:lsdException w:name="Table Grid 1" w:semiHidden="0" w:uiPriority="0" w:unhideWhenUsed="0"/>
-    <w:lsdException w:name="Table Grid 2" w:semiHidden="0" w:uiPriority="0" w:unhideWhenUsed="0"/>
-    <w:lsdException w:name="Table Grid 3" w:semiHidden="0" w:uiPriority="0" w:unhideWhenUsed="0"/>
-    <w:lsdException w:name="Table Grid 4" w:semiHidden="0" w:uiPriority="0" w:unhideWhenUsed="0"/>
-    <w:lsdException w:name="Table Grid 5" w:semiHidden="0" w:uiPriority="0" w:unhideWhenUsed="0"/>
-    <w:lsdException w:name="Table Grid 6" w:semiHidden="0" w:uiPriority="0" w:unhideWhenUsed="0"/>
-    <w:lsdException w:name="Table Grid 7" w:semiHidden="0" w:uiPriority="0" w:unhideWhenUsed="0"/>
-    <w:lsdException w:name="Table Grid 8" w:semiHidden="0" w:uiPriority="0" w:unhideWhenUsed="0"/>
-    <w:lsdException w:name="Table List 1" w:semiHidden="0" w:uiPriority="0" w:unhideWhenUsed="0"/>
-    <w:lsdException w:name="Table List 2" w:semiHidden="0" w:uiPriority="0" w:unhideWhenUsed="0"/>
-    <w:lsdException w:name="Table List 3" w:semiHidden="0" w:uiPriority="0" w:unhideWhenUsed="0"/>
-    <w:lsdException w:name="Table List 4" w:semiHidden="0" w:uiPriority="0" w:unhideWhenUsed="0"/>
-    <w:lsdException w:name="Table List 5" w:semiHidden="0" w:uiPriority="0" w:unhideWhenUsed="0"/>
-    <w:lsdException w:name="Table List 6" w:semiHidden="0" w:uiPriority="0" w:unhideWhenUsed="0"/>
-    <w:lsdException w:name="Table List 7" w:semiHidden="0" w:uiPriority="0" w:unhideWhenUsed="0"/>
-    <w:lsdException w:name="Table List 8" w:semiHidden="0" w:uiPriority="0" w:unhideWhenUsed="0"/>
-    <w:lsdException w:name="Table 3D effects 1" w:semiHidden="0" w:uiPriority="0" w:unhideWhenUsed="0"/>
-    <w:lsdException w:name="Table 3D effects 2" w:semiHidden="0" w:uiPriority="0" w:unhideWhenUsed="0"/>
-    <w:lsdException w:name="Table 3D effects 3" w:semiHidden="0" w:uiPriority="0" w:unhideWhenUsed="0"/>
-    <w:lsdException w:name="Table Contemporary" w:semiHidden="0" w:uiPriority="0" w:unhideWhenUsed="0"/>
-    <w:lsdException w:name="Table Elegant" w:semiHidden="0" w:uiPriority="0" w:unhideWhenUsed="0"/>
-    <w:lsdException w:name="Table Professional" w:semiHidden="0" w:uiPriority="0" w:unhideWhenUsed="0"/>
-    <w:lsdException w:name="Table Subtle 1" w:semiHidden="0" w:uiPriority="0" w:unhideWhenUsed="0"/>
-    <w:lsdException w:name="Table Subtle 2" w:semiHidden="0" w:uiPriority="0" w:unhideWhenUsed="0"/>
-    <w:lsdException w:name="Table Web 1" w:semiHidden="0" w:uiPriority="0" w:unhideWhenUsed="0"/>
-    <w:lsdException w:name="Table Web 2" w:semiHidden="0" w:uiPriority="0" w:unhideWhenUsed="0"/>
-    <w:lsdException w:name="Table Web 3" w:semiHidden="0" w:uiPriority="0" w:unhideWhenUsed="0"/>
-    <w:lsdException w:name="Balloon Text" w:semiHidden="0" w:uiPriority="0" w:unhideWhenUsed="0"/>
-    <w:lsdException w:name="Table Grid" w:semiHidden="0" w:uiPriority="0" w:unhideWhenUsed="0" w:qFormat="1"/>
-    <w:lsdException w:name="Table Theme" w:semiHidden="0" w:uiPriority="0" w:unhideWhenUsed="0"/>
-    <w:lsdException w:name="Light Shading" w:semiHidden="0" w:uiPriority="60" w:unhideWhenUsed="0"/>
-    <w:lsdException w:name="Light List" w:semiHidden="0" w:uiPriority="61" w:unhideWhenUsed="0"/>
-    <w:lsdException w:name="Light Grid" w:semiHidden="0" w:uiPriority="62" w:unhideWhenUsed="0"/>
-    <w:lsdException w:name="Medium Shading 1" w:semiHidden="0" w:uiPriority="63" w:unhideWhenUsed="0"/>
-    <w:lsdException w:name="Medium Shading 2" w:semiHidden="0" w:uiPriority="64" w:unhideWhenUsed="0"/>
-    <w:lsdException w:name="Medium List 1" w:semiHidden="0" w:uiPriority="65" w:unhideWhenUsed="0"/>
-    <w:lsdException w:name="Medium List 2" w:semiHidden="0" w:uiPriority="66" w:unhideWhenUsed="0"/>
-    <w:lsdException w:name="Medium Grid 1" w:semiHidden="0" w:uiPriority="67" w:unhideWhenUsed="0"/>
-    <w:lsdException w:name="Medium Grid 2" w:semiHidden="0" w:uiPriority="68" w:unhideWhenUsed="0"/>
-    <w:lsdException w:name="Medium Grid 3" w:semiHidden="0" w:uiPriority="69" w:unhideWhenUsed="0"/>
-    <w:lsdException w:name="Dark List" w:semiHidden="0" w:uiPriority="70" w:unhideWhenUsed="0"/>
-    <w:lsdException w:name="Colorful Shading" w:semiHidden="0" w:uiPriority="71" w:unhideWhenUsed="0"/>
-    <w:lsdException w:name="Colorful List" w:semiHidden="0" w:uiPriority="72" w:unhideWhenUsed="0"/>
-    <w:lsdException w:name="Colorful Grid" w:semiHidden="0" w:uiPriority="73" w:unhideWhenUsed="0"/>
-    <w:lsdException w:name="Light Shading Accent 1" w:semiHidden="0" w:uiPriority="60" w:unhideWhenUsed="0"/>
-    <w:lsdException w:name="Light List Accent 1" w:semiHidden="0" w:uiPriority="61" w:unhideWhenUsed="0"/>
-    <w:lsdException w:name="Light Grid Accent 1" w:semiHidden="0" w:uiPriority="62" w:unhideWhenUsed="0"/>
-    <w:lsdException w:name="Medium Shading 1 Accent 1" w:semiHidden="0" w:uiPriority="63" w:unhideWhenUsed="0"/>
-    <w:lsdException w:name="Medium Shading 2 Accent 1" w:semiHidden="0" w:uiPriority="64" w:unhideWhenUsed="0"/>
-    <w:lsdException w:name="Medium List 1 Accent 1" w:semiHidden="0" w:uiPriority="65" w:unhideWhenUsed="0"/>
-    <w:lsdException w:name="Medium List 2 Accent 1" w:semiHidden="0" w:uiPriority="66" w:unhideWhenUsed="0"/>
-    <w:lsdException w:name="Medium Grid 1 Accent 1" w:semiHidden="0" w:uiPriority="67" w:unhideWhenUsed="0"/>
-    <w:lsdException w:name="Medium Grid 2 Accent 1" w:semiHidden="0" w:uiPriority="68" w:unhideWhenUsed="0"/>
-    <w:lsdException w:name="Medium Grid 3 Accent 1" w:semiHidden="0" w:uiPriority="69" w:unhideWhenUsed="0"/>
-    <w:lsdException w:name="Dark List Accent 1" w:semiHidden="0" w:uiPriority="70" w:unhideWhenUsed="0"/>
-    <w:lsdException w:name="Colorful Shading Accent 1" w:semiHidden="0" w:uiPriority="71" w:unhideWhenUsed="0"/>
-    <w:lsdException w:name="Colorful List Accent 1" w:semiHidden="0" w:uiPriority="72" w:unhideWhenUsed="0"/>
-    <w:lsdException w:name="Colorful Grid Accent 1" w:semiHidden="0" w:uiPriority="73" w:unhideWhenUsed="0"/>
-    <w:lsdException w:name="Light Shading Accent 2" w:semiHidden="0" w:uiPriority="60" w:unhideWhenUsed="0"/>
-    <w:lsdException w:name="Light List Accent 2" w:semiHidden="0" w:uiPriority="61" w:unhideWhenUsed="0"/>
-    <w:lsdException w:name="Light Grid Accent 2" w:semiHidden="0" w:uiPriority="62" w:unhideWhenUsed="0"/>
-    <w:lsdException w:name="Medium Shading 1 Accent 2" w:semiHidden="0" w:uiPriority="63" w:unhideWhenUsed="0"/>
-    <w:lsdException w:name="Medium Shading 2 Accent 2" w:semiHidden="0" w:uiPriority="64" w:unhideWhenUsed="0"/>
-    <w:lsdException w:name="Medium List 1 Accent 2" w:semiHidden="0" w:uiPriority="65" w:unhideWhenUsed="0"/>
-    <w:lsdException w:name="Medium List 2 Accent 2" w:semiHidden="0" w:uiPriority="66" w:unhideWhenUsed="0"/>
-    <w:lsdException w:name="Medium Grid 1 Accent 2" w:semiHidden="0" w:uiPriority="67" w:unhideWhenUsed="0"/>
-    <w:lsdException w:name="Medium Grid 2 Accent 2" w:semiHidden="0" w:uiPriority="68" w:unhideWhenUsed="0"/>
-    <w:lsdException w:name="Medium Grid 3 Accent 2" w:semiHidden="0" w:uiPriority="69" w:unhideWhenUsed="0"/>
-    <w:lsdException w:name="Dark List Accent 2" w:semiHidden="0" w:uiPriority="70" w:unhideWhenUsed="0"/>
-    <w:lsdException w:name="Colorful Shading Accent 2" w:semiHidden="0" w:uiPriority="71" w:unhideWhenUsed="0"/>
-    <w:lsdException w:name="Colorful List Accent 2" w:semiHidden="0" w:uiPriority="72" w:unhideWhenUsed="0"/>
-    <w:lsdException w:name="Colorful Grid Accent 2" w:semiHidden="0" w:uiPriority="73" w:unhideWhenUsed="0"/>
-    <w:lsdException w:name="Light Shading Accent 3" w:semiHidden="0" w:uiPriority="60" w:unhideWhenUsed="0"/>
-    <w:lsdException w:name="Light List Accent 3" w:semiHidden="0" w:uiPriority="61" w:unhideWhenUsed="0"/>
-    <w:lsdException w:name="Light Grid Accent 3" w:semiHidden="0" w:uiPriority="62" w:unhideWhenUsed="0"/>
-    <w:lsdException w:name="Medium Shading 1 Accent 3" w:semiHidden="0" w:uiPriority="63" w:unhideWhenUsed="0"/>
-    <w:lsdException w:name="Medium Shading 2 Accent 3" w:semiHidden="0" w:uiPriority="64" w:unhideWhenUsed="0"/>
-    <w:lsdException w:name="Medium List 1 Accent 3" w:semiHidden="0" w:uiPriority="65" w:unhideWhenUsed="0"/>
-    <w:lsdException w:name="Medium List 2 Accent 3" w:semiHidden="0" w:uiPriority="66" w:unhideWhenUsed="0"/>
-    <w:lsdException w:name="Medium Grid 1 Accent 3" w:semiHidden="0" w:uiPriority="67" w:unhideWhenUsed="0"/>
-    <w:lsdException w:name="Medium Grid 2 Accent 3" w:semiHidden="0" w:uiPriority="68" w:unhideWhenUsed="0"/>
-    <w:lsdException w:name="Medium Grid 3 Accent 3" w:semiHidden="0" w:uiPriority="69" w:unhideWhenUsed="0"/>
-    <w:lsdException w:name="Dark List Accent 3" w:semiHidden="0" w:uiPriority="70" w:unhideWhenUsed="0"/>
-    <w:lsdException w:name="Colorful Shading Accent 3" w:semiHidden="0" w:uiPriority="71" w:unhideWhenUsed="0"/>
-    <w:lsdException w:name="Colorful List Accent 3" w:semiHidden="0" w:uiPriority="72" w:unhideWhenUsed="0"/>
-    <w:lsdException w:name="Colorful Grid Accent 3" w:semiHidden="0" w:uiPriority="73" w:unhideWhenUsed="0"/>
-    <w:lsdException w:name="Light Shading Accent 4" w:semiHidden="0" w:uiPriority="60" w:unhideWhenUsed="0"/>
-    <w:lsdException w:name="Light List Accent 4" w:semiHidden="0" w:uiPriority="61" w:unhideWhenUsed="0"/>
-    <w:lsdException w:name="Light Grid Accent 4" w:semiHidden="0" w:uiPriority="62" w:unhideWhenUsed="0"/>
-    <w:lsdException w:name="Medium Shading 1 Accent 4" w:semiHidden="0" w:uiPriority="63" w:unhideWhenUsed="0"/>
-    <w:lsdException w:name="Medium Shading 2 Accent 4" w:semiHidden="0" w:uiPriority="64" w:unhideWhenUsed="0"/>
-    <w:lsdException w:name="Medium List 1 Accent 4" w:semiHidden="0" w:uiPriority="65" w:unhideWhenUsed="0"/>
-    <w:lsdException w:name="Medium List 2 Accent 4" w:semiHidden="0" w:uiPriority="66" w:unhideWhenUsed="0"/>
-    <w:lsdException w:name="Medium Grid 1 Accent 4" w:semiHidden="0" w:uiPriority="67" w:unhideWhenUsed="0"/>
-    <w:lsdException w:name="Medium Grid 2 Accent 4" w:semiHidden="0" w:uiPriority="68" w:unhideWhenUsed="0"/>
-    <w:lsdException w:name="Medium Grid 3 Accent 4" w:semiHidden="0" w:uiPriority="69" w:unhideWhenUsed="0"/>
-    <w:lsdException w:name="Dark List Accent 4" w:semiHidden="0" w:uiPriority="70" w:unhideWhenUsed="0"/>
-    <w:lsdException w:name="Colorful Shading Accent 4" w:semiHidden="0" w:uiPriority="71" w:unhideWhenUsed="0"/>
-    <w:lsdException w:name="Colorful List Accent 4" w:semiHidden="0" w:uiPriority="72" w:unhideWhenUsed="0"/>
-    <w:lsdException w:name="Colorful Grid Accent 4" w:semiHidden="0" w:uiPriority="73" w:unhideWhenUsed="0"/>
-    <w:lsdException w:name="Light Shading Accent 5" w:semiHidden="0" w:uiPriority="60" w:unhideWhenUsed="0"/>
-    <w:lsdException w:name="Light List Accent 5" w:semiHidden="0" w:uiPriority="61" w:unhideWhenUsed="0"/>
-    <w:lsdException w:name="Light Grid Accent 5" w:semiHidden="0" w:uiPriority="62" w:unhideWhenUsed="0"/>
-    <w:lsdException w:name="Medium Shading 1 Accent 5" w:semiHidden="0" w:uiPriority="63" w:unhideWhenUsed="0"/>
-    <w:lsdException w:name="Medium Shading 2 Accent 5" w:semiHidden="0" w:uiPriority="64" w:unhideWhenUsed="0"/>
-    <w:lsdException w:name="Medium List 1 Accent 5" w:semiHidden="0" w:uiPriority="65" w:unhideWhenUsed="0"/>
-    <w:lsdException w:name="Medium List 2 Accent 5" w:semiHidden="0" w:uiPriority="66" w:unhideWhenUsed="0"/>
-    <w:lsdException w:name="Medium Grid 1 Accent 5" w:semiHidden="0" w:uiPriority="67" w:unhideWhenUsed="0"/>
-    <w:lsdException w:name="Medium Grid 2 Accent 5" w:semiHidden="0" w:uiPriority="68" w:unhideWhenUsed="0"/>
-    <w:lsdException w:name="Medium Grid 3 Accent 5" w:semiHidden="0" w:uiPriority="69" w:unhideWhenUsed="0"/>
-    <w:lsdException w:name="Dark List Accent 5" w:semiHidden="0" w:uiPriority="70" w:unhideWhenUsed="0"/>
-    <w:lsdException w:name="Colorful Shading Accent 5" w:semiHidden="0" w:uiPriority="71" w:unhideWhenUsed="0"/>
-    <w:lsdException w:name="Colorful List Accent 5" w:semiHidden="0" w:uiPriority="72" w:unhideWhenUsed="0"/>
-    <w:lsdException w:name="Colorful Grid Accent 5" w:semiHidden="0" w:uiPriority="73" w:unhideWhenUsed="0"/>
-    <w:lsdException w:name="Light Shading Accent 6" w:semiHidden="0" w:uiPriority="60" w:unhideWhenUsed="0"/>
-    <w:lsdException w:name="Light List Accent 6" w:semiHidden="0" w:uiPriority="61" w:unhideWhenUsed="0"/>
-    <w:lsdException w:name="Light Grid Accent 6" w:semiHidden="0" w:uiPriority="62" w:unhideWhenUsed="0"/>
-    <w:lsdException w:name="Medium Shading 1 Accent 6" w:semiHidden="0" w:uiPriority="63" w:unhideWhenUsed="0"/>
-    <w:lsdException w:name="Medium Shading 2 Accent 6" w:semiHidden="0" w:uiPriority="64" w:unhideWhenUsed="0"/>
-    <w:lsdException w:name="Medium List 1 Accent 6" w:semiHidden="0" w:uiPriority="65" w:unhideWhenUsed="0"/>
-    <w:lsdException w:name="Medium List 2 Accent 6" w:semiHidden="0" w:uiPriority="66" w:unhideWhenUsed="0"/>
-    <w:lsdException w:name="Medium Grid 1 Accent 6" w:semiHidden="0" w:uiPriority="67" w:unhideWhenUsed="0"/>
-    <w:lsdException w:name="Medium Grid 2 Accent 6" w:semiHidden="0" w:uiPriority="68" w:unhideWhenUsed="0"/>
-    <w:lsdException w:name="Medium Grid 3 Accent 6" w:semiHidden="0" w:uiPriority="69" w:unhideWhenUsed="0"/>
-    <w:lsdException w:name="Dark List Accent 6" w:semiHidden="0" w:uiPriority="70" w:unhideWhenUsed="0"/>
-    <w:lsdException w:name="Colorful Shading Accent 6" w:semiHidden="0" w:uiPriority="71" w:unhideWhenUsed="0"/>
-    <w:lsdException w:name="Colorful List Accent 6" w:semiHidden="0" w:uiPriority="72" w:unhideWhenUsed="0"/>
-    <w:lsdException w:name="Colorful Grid Accent 6" w:semiHidden="0" w:uiPriority="73" w:unhideWhenUsed="0"/>
+  <w:latentStyles w:count="260" w:defQFormat="0" w:defUnhideWhenUsed="1" w:defSemiHidden="1" w:defUIPriority="99" w:defLockedState="0">
+    <w:lsdException w:qFormat="1" w:unhideWhenUsed="0" w:uiPriority="0" w:semiHidden="0" w:name="Normal"/>
+    <w:lsdException w:qFormat="1" w:unhideWhenUsed="0" w:uiPriority="0" w:semiHidden="0" w:name="heading 1"/>
+    <w:lsdException w:qFormat="1" w:uiPriority="0" w:semiHidden="0" w:name="heading 2"/>
+    <w:lsdException w:qFormat="1" w:uiPriority="0" w:name="heading 3"/>
+    <w:lsdException w:qFormat="1" w:uiPriority="0" w:semiHidden="0" w:name="heading 4"/>
+    <w:lsdException w:qFormat="1" w:uiPriority="0" w:name="heading 5"/>
+    <w:lsdException w:qFormat="1" w:uiPriority="0" w:name="heading 6"/>
+    <w:lsdException w:qFormat="1" w:uiPriority="0" w:name="heading 7"/>
+    <w:lsdException w:qFormat="1" w:uiPriority="0" w:name="heading 8"/>
+    <w:lsdException w:qFormat="1" w:uiPriority="0" w:name="heading 9"/>
+    <w:lsdException w:unhideWhenUsed="0" w:uiPriority="0" w:semiHidden="0" w:name="index 1"/>
+    <w:lsdException w:unhideWhenUsed="0" w:uiPriority="0" w:semiHidden="0" w:name="index 2"/>
+    <w:lsdException w:unhideWhenUsed="0" w:uiPriority="0" w:semiHidden="0" w:name="index 3"/>
+    <w:lsdException w:unhideWhenUsed="0" w:uiPriority="0" w:semiHidden="0" w:name="index 4"/>
+    <w:lsdException w:unhideWhenUsed="0" w:uiPriority="0" w:semiHidden="0" w:name="index 5"/>
+    <w:lsdException w:unhideWhenUsed="0" w:uiPriority="0" w:semiHidden="0" w:name="index 6"/>
+    <w:lsdException w:unhideWhenUsed="0" w:uiPriority="0" w:semiHidden="0" w:name="index 7"/>
+    <w:lsdException w:unhideWhenUsed="0" w:uiPriority="0" w:semiHidden="0" w:name="index 8"/>
+    <w:lsdException w:unhideWhenUsed="0" w:uiPriority="0" w:semiHidden="0" w:name="index 9"/>
+    <w:lsdException w:qFormat="1" w:unhideWhenUsed="0" w:uiPriority="0" w:semiHidden="0" w:name="toc 1"/>
+    <w:lsdException w:qFormat="1" w:unhideWhenUsed="0" w:uiPriority="0" w:semiHidden="0" w:name="toc 2"/>
+    <w:lsdException w:qFormat="1" w:unhideWhenUsed="0" w:uiPriority="0" w:semiHidden="0" w:name="toc 3"/>
+    <w:lsdException w:unhideWhenUsed="0" w:uiPriority="0" w:semiHidden="0" w:name="toc 4"/>
+    <w:lsdException w:unhideWhenUsed="0" w:uiPriority="0" w:semiHidden="0" w:name="toc 5"/>
+    <w:lsdException w:unhideWhenUsed="0" w:uiPriority="0" w:semiHidden="0" w:name="toc 6"/>
+    <w:lsdException w:unhideWhenUsed="0" w:uiPriority="0" w:semiHidden="0" w:name="toc 7"/>
+    <w:lsdException w:unhideWhenUsed="0" w:uiPriority="0" w:semiHidden="0" w:name="toc 8"/>
+    <w:lsdException w:unhideWhenUsed="0" w:uiPriority="0" w:semiHidden="0" w:name="toc 9"/>
+    <w:lsdException w:unhideWhenUsed="0" w:uiPriority="0" w:semiHidden="0" w:name="Normal Indent"/>
+    <w:lsdException w:unhideWhenUsed="0" w:uiPriority="0" w:semiHidden="0" w:name="footnote text"/>
+    <w:lsdException w:qFormat="1" w:unhideWhenUsed="0" w:uiPriority="0" w:semiHidden="0" w:name="annotation text"/>
+    <w:lsdException w:qFormat="1" w:unhideWhenUsed="0" w:uiPriority="0" w:semiHidden="0" w:name="header"/>
+    <w:lsdException w:qFormat="1" w:unhideWhenUsed="0" w:uiPriority="0" w:semiHidden="0" w:name="footer"/>
+    <w:lsdException w:unhideWhenUsed="0" w:uiPriority="0" w:semiHidden="0" w:name="index heading"/>
+    <w:lsdException w:qFormat="1" w:uiPriority="0" w:name="caption"/>
+    <w:lsdException w:unhideWhenUsed="0" w:uiPriority="0" w:semiHidden="0" w:name="table of figures"/>
+    <w:lsdException w:unhideWhenUsed="0" w:uiPriority="0" w:semiHidden="0" w:name="envelope address"/>
+    <w:lsdException w:unhideWhenUsed="0" w:uiPriority="0" w:semiHidden="0" w:name="envelope return"/>
+    <w:lsdException w:unhideWhenUsed="0" w:uiPriority="0" w:semiHidden="0" w:name="footnote reference"/>
+    <w:lsdException w:unhideWhenUsed="0" w:uiPriority="0" w:semiHidden="0" w:name="annotation reference"/>
+    <w:lsdException w:unhideWhenUsed="0" w:uiPriority="0" w:semiHidden="0" w:name="line number"/>
+    <w:lsdException w:unhideWhenUsed="0" w:uiPriority="0" w:semiHidden="0" w:name="page number"/>
+    <w:lsdException w:unhideWhenUsed="0" w:uiPriority="0" w:semiHidden="0" w:name="endnote reference"/>
+    <w:lsdException w:unhideWhenUsed="0" w:uiPriority="0" w:semiHidden="0" w:name="endnote text"/>
+    <w:lsdException w:unhideWhenUsed="0" w:uiPriority="0" w:semiHidden="0" w:name="table of authorities"/>
+    <w:lsdException w:unhideWhenUsed="0" w:uiPriority="0" w:semiHidden="0" w:name="macro"/>
+    <w:lsdException w:unhideWhenUsed="0" w:uiPriority="0" w:semiHidden="0" w:name="toa heading"/>
+    <w:lsdException w:unhideWhenUsed="0" w:uiPriority="0" w:semiHidden="0" w:name="List"/>
+    <w:lsdException w:unhideWhenUsed="0" w:uiPriority="0" w:semiHidden="0" w:name="List Bullet"/>
+    <w:lsdException w:unhideWhenUsed="0" w:uiPriority="0" w:semiHidden="0" w:name="List Number"/>
+    <w:lsdException w:unhideWhenUsed="0" w:uiPriority="0" w:semiHidden="0" w:name="List 2"/>
+    <w:lsdException w:unhideWhenUsed="0" w:uiPriority="0" w:semiHidden="0" w:name="List 3"/>
+    <w:lsdException w:unhideWhenUsed="0" w:uiPriority="0" w:semiHidden="0" w:name="List 4"/>
+    <w:lsdException w:unhideWhenUsed="0" w:uiPriority="0" w:semiHidden="0" w:name="List 5"/>
+    <w:lsdException w:unhideWhenUsed="0" w:uiPriority="0" w:semiHidden="0" w:name="List Bullet 2"/>
+    <w:lsdException w:unhideWhenUsed="0" w:uiPriority="0" w:semiHidden="0" w:name="List Bullet 3"/>
+    <w:lsdException w:unhideWhenUsed="0" w:uiPriority="0" w:semiHidden="0" w:name="List Bullet 4"/>
+    <w:lsdException w:unhideWhenUsed="0" w:uiPriority="0" w:semiHidden="0" w:name="List Bullet 5"/>
+    <w:lsdException w:unhideWhenUsed="0" w:uiPriority="0" w:semiHidden="0" w:name="List Number 2"/>
+    <w:lsdException w:unhideWhenUsed="0" w:uiPriority="0" w:semiHidden="0" w:name="List Number 3"/>
+    <w:lsdException w:unhideWhenUsed="0" w:uiPriority="0" w:semiHidden="0" w:name="List Number 4"/>
+    <w:lsdException w:unhideWhenUsed="0" w:uiPriority="0" w:semiHidden="0" w:name="List Number 5"/>
+    <w:lsdException w:qFormat="1" w:unhideWhenUsed="0" w:uiPriority="0" w:semiHidden="0" w:name="Title"/>
+    <w:lsdException w:unhideWhenUsed="0" w:uiPriority="0" w:semiHidden="0" w:name="Closing"/>
+    <w:lsdException w:unhideWhenUsed="0" w:uiPriority="0" w:semiHidden="0" w:name="Signature"/>
+    <w:lsdException w:qFormat="1" w:unhideWhenUsed="0" w:uiPriority="0" w:name="Default Paragraph Font"/>
+    <w:lsdException w:qFormat="1" w:unhideWhenUsed="0" w:uiPriority="0" w:name="Body Text"/>
+    <w:lsdException w:unhideWhenUsed="0" w:uiPriority="0" w:semiHidden="0" w:name="Body Text Indent"/>
+    <w:lsdException w:unhideWhenUsed="0" w:uiPriority="0" w:semiHidden="0" w:name="List Continue"/>
+    <w:lsdException w:unhideWhenUsed="0" w:uiPriority="0" w:semiHidden="0" w:name="List Continue 2"/>
+    <w:lsdException w:unhideWhenUsed="0" w:uiPriority="0" w:semiHidden="0" w:name="List Continue 3"/>
+    <w:lsdException w:unhideWhenUsed="0" w:uiPriority="0" w:semiHidden="0" w:name="List Continue 4"/>
+    <w:lsdException w:unhideWhenUsed="0" w:uiPriority="0" w:semiHidden="0" w:name="List Continue 5"/>
+    <w:lsdException w:unhideWhenUsed="0" w:uiPriority="0" w:semiHidden="0" w:name="Message Header"/>
+    <w:lsdException w:qFormat="1" w:unhideWhenUsed="0" w:uiPriority="0" w:semiHidden="0" w:name="Subtitle"/>
+    <w:lsdException w:unhideWhenUsed="0" w:uiPriority="0" w:semiHidden="0" w:name="Salutation"/>
+    <w:lsdException w:unhideWhenUsed="0" w:uiPriority="0" w:semiHidden="0" w:name="Date"/>
+    <w:lsdException w:unhideWhenUsed="0" w:uiPriority="0" w:semiHidden="0" w:name="Body Text First Indent"/>
+    <w:lsdException w:unhideWhenUsed="0" w:uiPriority="0" w:semiHidden="0" w:name="Body Text First Indent 2"/>
+    <w:lsdException w:uiPriority="99" w:name="Note Heading"/>
+    <w:lsdException w:unhideWhenUsed="0" w:uiPriority="0" w:semiHidden="0" w:name="Body Text 2"/>
+    <w:lsdException w:unhideWhenUsed="0" w:uiPriority="0" w:semiHidden="0" w:name="Body Text 3"/>
+    <w:lsdException w:unhideWhenUsed="0" w:uiPriority="0" w:semiHidden="0" w:name="Body Text Indent 2"/>
+    <w:lsdException w:unhideWhenUsed="0" w:uiPriority="0" w:semiHidden="0" w:name="Body Text Indent 3"/>
+    <w:lsdException w:unhideWhenUsed="0" w:uiPriority="0" w:semiHidden="0" w:name="Block Text"/>
+    <w:lsdException w:unhideWhenUsed="0" w:uiPriority="0" w:semiHidden="0" w:name="Hyperlink"/>
+    <w:lsdException w:unhideWhenUsed="0" w:uiPriority="0" w:semiHidden="0" w:name="FollowedHyperlink"/>
+    <w:lsdException w:qFormat="1" w:unhideWhenUsed="0" w:uiPriority="0" w:semiHidden="0" w:name="Strong"/>
+    <w:lsdException w:qFormat="1" w:unhideWhenUsed="0" w:uiPriority="0" w:semiHidden="0" w:name="Emphasis"/>
+    <w:lsdException w:unhideWhenUsed="0" w:uiPriority="0" w:semiHidden="0" w:name="Document Map"/>
+    <w:lsdException w:unhideWhenUsed="0" w:uiPriority="0" w:semiHidden="0" w:name="Plain Text"/>
+    <w:lsdException w:unhideWhenUsed="0" w:uiPriority="0" w:semiHidden="0" w:name="E-mail Signature"/>
+    <w:lsdException w:qFormat="1" w:unhideWhenUsed="0" w:uiPriority="0" w:semiHidden="0" w:name="Normal (Web)"/>
+    <w:lsdException w:unhideWhenUsed="0" w:uiPriority="0" w:semiHidden="0" w:name="HTML Acronym"/>
+    <w:lsdException w:unhideWhenUsed="0" w:uiPriority="0" w:semiHidden="0" w:name="HTML Address"/>
+    <w:lsdException w:unhideWhenUsed="0" w:uiPriority="0" w:semiHidden="0" w:name="HTML Cite"/>
+    <w:lsdException w:unhideWhenUsed="0" w:uiPriority="0" w:semiHidden="0" w:name="HTML Code"/>
+    <w:lsdException w:unhideWhenUsed="0" w:uiPriority="0" w:semiHidden="0" w:name="HTML Definition"/>
+    <w:lsdException w:unhideWhenUsed="0" w:uiPriority="0" w:semiHidden="0" w:name="HTML Keyboard"/>
+    <w:lsdException w:unhideWhenUsed="0" w:uiPriority="0" w:semiHidden="0" w:name="HTML Preformatted"/>
+    <w:lsdException w:unhideWhenUsed="0" w:uiPriority="0" w:semiHidden="0" w:name="HTML Sample"/>
+    <w:lsdException w:unhideWhenUsed="0" w:uiPriority="0" w:semiHidden="0" w:name="HTML Typewriter"/>
+    <w:lsdException w:unhideWhenUsed="0" w:uiPriority="0" w:semiHidden="0" w:name="HTML Variable"/>
+    <w:lsdException w:qFormat="1" w:unhideWhenUsed="0" w:uiPriority="0" w:name="Normal Table"/>
+    <w:lsdException w:unhideWhenUsed="0" w:uiPriority="0" w:semiHidden="0" w:name="annotation subject"/>
+    <w:lsdException w:unhideWhenUsed="0" w:uiPriority="0" w:semiHidden="0" w:name="Table Simple 1"/>
+    <w:lsdException w:unhideWhenUsed="0" w:uiPriority="0" w:semiHidden="0" w:name="Table Simple 2"/>
+    <w:lsdException w:unhideWhenUsed="0" w:uiPriority="0" w:semiHidden="0" w:name="Table Simple 3"/>
+    <w:lsdException w:unhideWhenUsed="0" w:uiPriority="0" w:semiHidden="0" w:name="Table Classic 1"/>
+    <w:lsdException w:unhideWhenUsed="0" w:uiPriority="0" w:semiHidden="0" w:name="Table Classic 2"/>
+    <w:lsdException w:unhideWhenUsed="0" w:uiPriority="0" w:semiHidden="0" w:name="Table Classic 3"/>
+    <w:lsdException w:unhideWhenUsed="0" w:uiPriority="0" w:semiHidden="0" w:name="Table Classic 4"/>
+    <w:lsdException w:unhideWhenUsed="0" w:uiPriority="0" w:semiHidden="0" w:name="Table Colorful 1"/>
+    <w:lsdException w:unhideWhenUsed="0" w:uiPriority="0" w:semiHidden="0" w:name="Table Colorful 2"/>
+    <w:lsdException w:unhideWhenUsed="0" w:uiPriority="0" w:semiHidden="0" w:name="Table Colorful 3"/>
+    <w:lsdException w:unhideWhenUsed="0" w:uiPriority="0" w:semiHidden="0" w:name="Table Columns 1"/>
+    <w:lsdException w:unhideWhenUsed="0" w:uiPriority="0" w:semiHidden="0" w:name="Table Columns 2"/>
+    <w:lsdException w:unhideWhenUsed="0" w:uiPriority="0" w:semiHidden="0" w:name="Table Columns 3"/>
+    <w:lsdException w:unhideWhenUsed="0" w:uiPriority="0" w:semiHidden="0" w:name="Table Columns 4"/>
+    <w:lsdException w:unhideWhenUsed="0" w:uiPriority="0" w:semiHidden="0" w:name="Table Columns 5"/>
+    <w:lsdException w:unhideWhenUsed="0" w:uiPriority="0" w:semiHidden="0" w:name="Table Grid 1"/>
+    <w:lsdException w:unhideWhenUsed="0" w:uiPriority="0" w:semiHidden="0" w:name="Table Grid 2"/>
+    <w:lsdException w:unhideWhenUsed="0" w:uiPriority="0" w:semiHidden="0" w:name="Table Grid 3"/>
+    <w:lsdException w:unhideWhenUsed="0" w:uiPriority="0" w:semiHidden="0" w:name="Table Grid 4"/>
+    <w:lsdException w:unhideWhenUsed="0" w:uiPriority="0" w:semiHidden="0" w:name="Table Grid 5"/>
+    <w:lsdException w:unhideWhenUsed="0" w:uiPriority="0" w:semiHidden="0" w:name="Table Grid 6"/>
+    <w:lsdException w:unhideWhenUsed="0" w:uiPriority="0" w:semiHidden="0" w:name="Table Grid 7"/>
+    <w:lsdException w:unhideWhenUsed="0" w:uiPriority="0" w:semiHidden="0" w:name="Table Grid 8"/>
+    <w:lsdException w:unhideWhenUsed="0" w:uiPriority="0" w:semiHidden="0" w:name="Table List 1"/>
+    <w:lsdException w:unhideWhenUsed="0" w:uiPriority="0" w:semiHidden="0" w:name="Table List 2"/>
+    <w:lsdException w:unhideWhenUsed="0" w:uiPriority="0" w:semiHidden="0" w:name="Table List 3"/>
+    <w:lsdException w:unhideWhenUsed="0" w:uiPriority="0" w:semiHidden="0" w:name="Table List 4"/>
+    <w:lsdException w:unhideWhenUsed="0" w:uiPriority="0" w:semiHidden="0" w:name="Table List 5"/>
+    <w:lsdException w:unhideWhenUsed="0" w:uiPriority="0" w:semiHidden="0" w:name="Table List 6"/>
+    <w:lsdException w:unhideWhenUsed="0" w:uiPriority="0" w:semiHidden="0" w:name="Table List 7"/>
+    <w:lsdException w:unhideWhenUsed="0" w:uiPriority="0" w:semiHidden="0" w:name="Table List 8"/>
+    <w:lsdException w:unhideWhenUsed="0" w:uiPriority="0" w:semiHidden="0" w:name="Table 3D effects 1"/>
+    <w:lsdException w:unhideWhenUsed="0" w:uiPriority="0" w:semiHidden="0" w:name="Table 3D effects 2"/>
+    <w:lsdException w:unhideWhenUsed="0" w:uiPriority="0" w:semiHidden="0" w:name="Table 3D effects 3"/>
+    <w:lsdException w:unhideWhenUsed="0" w:uiPriority="0" w:semiHidden="0" w:name="Table Contemporary"/>
+    <w:lsdException w:unhideWhenUsed="0" w:uiPriority="0" w:semiHidden="0" w:name="Table Elegant"/>
+    <w:lsdException w:unhideWhenUsed="0" w:uiPriority="0" w:semiHidden="0" w:name="Table Professional"/>
+    <w:lsdException w:unhideWhenUsed="0" w:uiPriority="0" w:semiHidden="0" w:name="Table Subtle 1"/>
+    <w:lsdException w:unhideWhenUsed="0" w:uiPriority="0" w:semiHidden="0" w:name="Table Subtle 2"/>
+    <w:lsdException w:unhideWhenUsed="0" w:uiPriority="0" w:semiHidden="0" w:name="Table Web 1"/>
+    <w:lsdException w:unhideWhenUsed="0" w:uiPriority="0" w:semiHidden="0" w:name="Table Web 2"/>
+    <w:lsdException w:unhideWhenUsed="0" w:uiPriority="0" w:semiHidden="0" w:name="Table Web 3"/>
+    <w:lsdException w:unhideWhenUsed="0" w:uiPriority="0" w:semiHidden="0" w:name="Balloon Text"/>
+    <w:lsdException w:qFormat="1" w:unhideWhenUsed="0" w:uiPriority="0" w:semiHidden="0" w:name="Table Grid"/>
+    <w:lsdException w:unhideWhenUsed="0" w:uiPriority="0" w:semiHidden="0" w:name="Table Theme"/>
+    <w:lsdException w:unhideWhenUsed="0" w:uiPriority="60" w:semiHidden="0" w:name="Light Shading"/>
+    <w:lsdException w:unhideWhenUsed="0" w:uiPriority="61" w:semiHidden="0" w:name="Light List"/>
+    <w:lsdException w:unhideWhenUsed="0" w:uiPriority="62" w:semiHidden="0" w:name="Light Grid"/>
+    <w:lsdException w:unhideWhenUsed="0" w:uiPriority="63" w:semiHidden="0" w:name="Medium Shading 1"/>
+    <w:lsdException w:unhideWhenUsed="0" w:uiPriority="64" w:semiHidden="0" w:name="Medium Shading 2"/>
+    <w:lsdException w:unhideWhenUsed="0" w:uiPriority="65" w:semiHidden="0" w:name="Medium List 1"/>
+    <w:lsdException w:unhideWhenUsed="0" w:uiPriority="66" w:semiHidden="0" w:name="Medium List 2"/>
+    <w:lsdException w:unhideWhenUsed="0" w:uiPriority="67" w:semiHidden="0" w:name="Medium Grid 1"/>
+    <w:lsdException w:unhideWhenUsed="0" w:uiPriority="68" w:semiHidden="0" w:name="Medium Grid 2"/>
+    <w:lsdException w:unhideWhenUsed="0" w:uiPriority="69" w:semiHidden="0" w:name="Medium Grid 3"/>
+    <w:lsdException w:unhideWhenUsed="0" w:uiPriority="70" w:semiHidden="0" w:name="Dark List"/>
+    <w:lsdException w:unhideWhenUsed="0" w:uiPriority="71" w:semiHidden="0" w:name="Colorful Shading"/>
+    <w:lsdException w:unhideWhenUsed="0" w:uiPriority="72" w:semiHidden="0" w:name="Colorful List"/>
+    <w:lsdException w:unhideWhenUsed="0" w:uiPriority="73" w:semiHidden="0" w:name="Colorful Grid"/>
+    <w:lsdException w:unhideWhenUsed="0" w:uiPriority="60" w:semiHidden="0" w:name="Light Shading Accent 1"/>
+    <w:lsdException w:unhideWhenUsed="0" w:uiPriority="61" w:semiHidden="0" w:name="Light List Accent 1"/>
+    <w:lsdException w:unhideWhenUsed="0" w:uiPriority="62" w:semiHidden="0" w:name="Light Grid Accent 1"/>
+    <w:lsdException w:unhideWhenUsed="0" w:uiPriority="63" w:semiHidden="0" w:name="Medium Shading 1 Accent 1"/>
+    <w:lsdException w:unhideWhenUsed="0" w:uiPriority="64" w:semiHidden="0" w:name="Medium Shading 2 Accent 1"/>
+    <w:lsdException w:unhideWhenUsed="0" w:uiPriority="65" w:semiHidden="0" w:name="Medium List 1 Accent 1"/>
+    <w:lsdException w:unhideWhenUsed="0" w:uiPriority="66" w:semiHidden="0" w:name="Medium List 2 Accent 1"/>
+    <w:lsdException w:unhideWhenUsed="0" w:uiPriority="67" w:semiHidden="0" w:name="Medium Grid 1 Accent 1"/>
+    <w:lsdException w:unhideWhenUsed="0" w:uiPriority="68" w:semiHidden="0" w:name="Medium Grid 2 Accent 1"/>
+    <w:lsdException w:unhideWhenUsed="0" w:uiPriority="69" w:semiHidden="0" w:name="Medium Grid 3 Accent 1"/>
+    <w:lsdException w:unhideWhenUsed="0" w:uiPriority="70" w:semiHidden="0" w:name="Dark List Accent 1"/>
+    <w:lsdException w:unhideWhenUsed="0" w:uiPriority="71" w:semiHidden="0" w:name="Colorful Shading Accent 1"/>
+    <w:lsdException w:unhideWhenUsed="0" w:uiPriority="72" w:semiHidden="0" w:name="Colorful List Accent 1"/>
+    <w:lsdException w:unhideWhenUsed="0" w:uiPriority="73" w:semiHidden="0" w:name="Colorful Grid Accent 1"/>
+    <w:lsdException w:unhideWhenUsed="0" w:uiPriority="60" w:semiHidden="0" w:name="Light Shading Accent 2"/>
+    <w:lsdException w:unhideWhenUsed="0" w:uiPriority="61" w:semiHidden="0" w:name="Light List Accent 2"/>
+    <w:lsdException w:unhideWhenUsed="0" w:uiPriority="62" w:semiHidden="0" w:name="Light Grid Accent 2"/>
+    <w:lsdException w:unhideWhenUsed="0" w:uiPriority="63" w:semiHidden="0" w:name="Medium Shading 1 Accent 2"/>
+    <w:lsdException w:unhideWhenUsed="0" w:uiPriority="64" w:semiHidden="0" w:name="Medium Shading 2 Accent 2"/>
+    <w:lsdException w:unhideWhenUsed="0" w:uiPriority="65" w:semiHidden="0" w:name="Medium List 1 Accent 2"/>
+    <w:lsdException w:unhideWhenUsed="0" w:uiPriority="66" w:semiHidden="0" w:name="Medium List 2 Accent 2"/>
+    <w:lsdException w:unhideWhenUsed="0" w:uiPriority="67" w:semiHidden="0" w:name="Medium Grid 1 Accent 2"/>
+    <w:lsdException w:unhideWhenUsed="0" w:uiPriority="68" w:semiHidden="0" w:name="Medium Grid 2 Accent 2"/>
+    <w:lsdException w:unhideWhenUsed="0" w:uiPriority="69" w:semiHidden="0" w:name="Medium Grid 3 Accent 2"/>
+    <w:lsdException w:unhideWhenUsed="0" w:uiPriority="70" w:semiHidden="0" w:name="Dark List Accent 2"/>
+    <w:lsdException w:unhideWhenUsed="0" w:uiPriority="71" w:semiHidden="0" w:name="Colorful Shading Accent 2"/>
+    <w:lsdException w:unhideWhenUsed="0" w:uiPriority="72" w:semiHidden="0" w:name="Colorful List Accent 2"/>
+    <w:lsdException w:unhideWhenUsed="0" w:uiPriority="73" w:semiHidden="0" w:name="Colorful Grid Accent 2"/>
+    <w:lsdException w:unhideWhenUsed="0" w:uiPriority="60" w:semiHidden="0" w:name="Light Shading Accent 3"/>
+    <w:lsdException w:unhideWhenUsed="0" w:uiPriority="61" w:semiHidden="0" w:name="Light List Accent 3"/>
+    <w:lsdException w:unhideWhenUsed="0" w:uiPriority="62" w:semiHidden="0" w:name="Light Grid Accent 3"/>
+    <w:lsdException w:unhideWhenUsed="0" w:uiPriority="63" w:semiHidden="0" w:name="Medium Shading 1 Accent 3"/>
+    <w:lsdException w:unhideWhenUsed="0" w:uiPriority="64" w:semiHidden="0" w:name="Medium Shading 2 Accent 3"/>
+    <w:lsdException w:unhideWhenUsed="0" w:uiPriority="65" w:semiHidden="0" w:name="Medium List 1 Accent 3"/>
+    <w:lsdException w:unhideWhenUsed="0" w:uiPriority="66" w:semiHidden="0" w:name="Medium List 2 Accent 3"/>
+    <w:lsdException w:unhideWhenUsed="0" w:uiPriority="67" w:semiHidden="0" w:name="Medium Grid 1 Accent 3"/>
+    <w:lsdException w:unhideWhenUsed="0" w:uiPriority="68" w:semiHidden="0" w:name="Medium Grid 2 Accent 3"/>
+    <w:lsdException w:unhideWhenUsed="0" w:uiPriority="69" w:semiHidden="0" w:name="Medium Grid 3 Accent 3"/>
+    <w:lsdException w:unhideWhenUsed="0" w:uiPriority="70" w:semiHidden="0" w:name="Dark List Accent 3"/>
+    <w:lsdException w:unhideWhenUsed="0" w:uiPriority="71" w:semiHidden="0" w:name="Colorful Shading Accent 3"/>
+    <w:lsdException w:unhideWhenUsed="0" w:uiPriority="72" w:semiHidden="0" w:name="Colorful List Accent 3"/>
+    <w:lsdException w:unhideWhenUsed="0" w:uiPriority="73" w:semiHidden="0" w:name="Colorful Grid Accent 3"/>
+    <w:lsdException w:unhideWhenUsed="0" w:uiPriority="60" w:semiHidden="0" w:name="Light Shading Accent 4"/>
+    <w:lsdException w:unhideWhenUsed="0" w:uiPriority="61" w:semiHidden="0" w:name="Light List Accent 4"/>
+    <w:lsdException w:unhideWhenUsed="0" w:uiPriority="62" w:semiHidden="0" w:name="Light Grid Accent 4"/>
+    <w:lsdException w:unhideWhenUsed="0" w:uiPriority="63" w:semiHidden="0" w:name="Medium Shading 1 Accent 4"/>
+    <w:lsdException w:unhideWhenUsed="0" w:uiPriority="64" w:semiHidden="0" w:name="Medium Shading 2 Accent 4"/>
+    <w:lsdException w:unhideWhenUsed="0" w:uiPriority="65" w:semiHidden="0" w:name="Medium List 1 Accent 4"/>
+    <w:lsdException w:unhideWhenUsed="0" w:uiPriority="66" w:semiHidden="0" w:name="Medium List 2 Accent 4"/>
+    <w:lsdException w:unhideWhenUsed="0" w:uiPriority="67" w:semiHidden="0" w:name="Medium Grid 1 Accent 4"/>
+    <w:lsdException w:unhideWhenUsed="0" w:uiPriority="68" w:semiHidden="0" w:name="Medium Grid 2 Accent 4"/>
+    <w:lsdException w:unhideWhenUsed="0" w:uiPriority="69" w:semiHidden="0" w:name="Medium Grid 3 Accent 4"/>
+    <w:lsdException w:unhideWhenUsed="0" w:uiPriority="70" w:semiHidden="0" w:name="Dark List Accent 4"/>
+    <w:lsdException w:unhideWhenUsed="0" w:uiPriority="71" w:semiHidden="0" w:name="Colorful Shading Accent 4"/>
+    <w:lsdException w:unhideWhenUsed="0" w:uiPriority="72" w:semiHidden="0" w:name="Colorful List Accent 4"/>
+    <w:lsdException w:unhideWhenUsed="0" w:uiPriority="73" w:semiHidden="0" w:name="Colorful Grid Accent 4"/>
+    <w:lsdException w:unhideWhenUsed="0" w:uiPriority="60" w:semiHidden="0" w:name="Light Shading Accent 5"/>
+    <w:lsdException w:unhideWhenUsed="0" w:uiPriority="61" w:semiHidden="0" w:name="Light List Accent 5"/>
+    <w:lsdException w:unhideWhenUsed="0" w:uiPriority="62" w:semiHidden="0" w:name="Light Grid Accent 5"/>
+    <w:lsdException w:unhideWhenUsed="0" w:uiPriority="63" w:semiHidden="0" w:name="Medium Shading 1 Accent 5"/>
+    <w:lsdException w:unhideWhenUsed="0" w:uiPriority="64" w:semiHidden="0" w:name="Medium Shading 2 Accent 5"/>
+    <w:lsdException w:unhideWhenUsed="0" w:uiPriority="65" w:semiHidden="0" w:name="Medium List 1 Accent 5"/>
+    <w:lsdException w:unhideWhenUsed="0" w:uiPriority="66" w:semiHidden="0" w:name="Medium List 2 Accent 5"/>
+    <w:lsdException w:unhideWhenUsed="0" w:uiPriority="67" w:semiHidden="0" w:name="Medium Grid 1 Accent 5"/>
+    <w:lsdException w:unhideWhenUsed="0" w:uiPriority="68" w:semiHidden="0" w:name="Medium Grid 2 Accent 5"/>
+    <w:lsdException w:unhideWhenUsed="0" w:uiPriority="69" w:semiHidden="0" w:name="Medium Grid 3 Accent 5"/>
+    <w:lsdException w:unhideWhenUsed="0" w:uiPriority="70" w:semiHidden="0" w:name="Dark List Accent 5"/>
+    <w:lsdException w:unhideWhenUsed="0" w:uiPriority="71" w:semiHidden="0" w:name="Colorful Shading Accent 5"/>
+    <w:lsdException w:unhideWhenUsed="0" w:uiPriority="72" w:semiHidden="0" w:name="Colorful List Accent 5"/>
+    <w:lsdException w:unhideWhenUsed="0" w:uiPriority="73" w:semiHidden="0" w:name="Colorful Grid Accent 5"/>
+    <w:lsdException w:unhideWhenUsed="0" w:uiPriority="60" w:semiHidden="0" w:name="Light Shading Accent 6"/>
+    <w:lsdException w:unhideWhenUsed="0" w:uiPriority="61" w:semiHidden="0" w:name="Light List Accent 6"/>
+    <w:lsdException w:unhideWhenUsed="0" w:uiPriority="62" w:semiHidden="0" w:name="Light Grid Accent 6"/>
+    <w:lsdException w:unhideWhenUsed="0" w:uiPriority="63" w:semiHidden="0" w:name="Medium Shading 1 Accent 6"/>
+    <w:lsdException w:unhideWhenUsed="0" w:uiPriority="64" w:semiHidden="0" w:name="Medium Shading 2 Accent 6"/>
+    <w:lsdException w:unhideWhenUsed="0" w:uiPriority="65" w:semiHidden="0" w:name="Medium List 1 Accent 6"/>
+    <w:lsdException w:unhideWhenUsed="0" w:uiPriority="66" w:semiHidden="0" w:name="Medium List 2 Accent 6"/>
+    <w:lsdException w:unhideWhenUsed="0" w:uiPriority="67" w:semiHidden="0" w:name="Medium Grid 1 Accent 6"/>
+    <w:lsdException w:unhideWhenUsed="0" w:uiPriority="68" w:semiHidden="0" w:name="Medium Grid 2 Accent 6"/>
+    <w:lsdException w:unhideWhenUsed="0" w:uiPriority="69" w:semiHidden="0" w:name="Medium Grid 3 Accent 6"/>
+    <w:lsdException w:unhideWhenUsed="0" w:uiPriority="70" w:semiHidden="0" w:name="Dark List Accent 6"/>
+    <w:lsdException w:unhideWhenUsed="0" w:uiPriority="71" w:semiHidden="0" w:name="Colorful Shading Accent 6"/>
+    <w:lsdException w:unhideWhenUsed="0" w:uiPriority="72" w:semiHidden="0" w:name="Colorful List Accent 6"/>
+    <w:lsdException w:unhideWhenUsed="0" w:uiPriority="73" w:semiHidden="0" w:name="Colorful Grid Accent 6"/>
   </w:latentStyles>
-  <w:style w:type="paragraph" w:default="1" w:styleId="Normal">
+  <w:style w:type="paragraph" w:default="1" w:styleId="1">
     <w:name w:val="Normal"/>
     <w:qFormat/>
+    <w:uiPriority w:val="0"/>
     <w:pPr>
       <w:kinsoku w:val="0"/>
       <w:autoSpaceDE w:val="0"/>
@@ -3142,7 +3266,7 @@
       <w:textAlignment w:val="baseline"/>
     </w:pPr>
     <w:rPr>
-      <w:rFonts w:ascii="Arial" w:eastAsia="宋体" w:hAnsi="Arial" w:cs="Arial"/>
+      <w:rFonts w:ascii="Arial" w:hAnsi="Arial" w:eastAsia="宋体" w:cs="Arial"/>
       <w:snapToGrid w:val="0"/>
       <w:color w:val="000000"/>
       <w:kern w:val="0"/>
@@ -3151,11 +3275,12 @@
       <w:lang w:val="en-US" w:eastAsia="en-US" w:bidi="ar-SA"/>
     </w:rPr>
   </w:style>
-  <w:style w:type="paragraph" w:styleId="Heading1">
+  <w:style w:type="paragraph" w:styleId="2">
     <w:name w:val="heading 1"/>
-    <w:basedOn w:val="Normal"/>
-    <w:next w:val="Normal"/>
+    <w:basedOn w:val="1"/>
+    <w:next w:val="1"/>
     <w:qFormat/>
+    <w:uiPriority w:val="0"/>
     <w:pPr>
       <w:keepNext/>
       <w:keepLines/>
@@ -3173,12 +3298,13 @@
       <w:sz w:val="44"/>
     </w:rPr>
   </w:style>
-  <w:style w:type="paragraph" w:styleId="Heading2">
+  <w:style w:type="paragraph" w:styleId="3">
     <w:name w:val="heading 2"/>
-    <w:basedOn w:val="Normal"/>
-    <w:next w:val="Normal"/>
+    <w:basedOn w:val="1"/>
+    <w:next w:val="1"/>
     <w:unhideWhenUsed/>
     <w:qFormat/>
+    <w:uiPriority w:val="0"/>
     <w:pPr>
       <w:keepNext/>
       <w:keepLines/>
@@ -3191,18 +3317,19 @@
       <w:outlineLvl w:val="1"/>
     </w:pPr>
     <w:rPr>
-      <w:rFonts w:ascii="Arial" w:eastAsia="黑体" w:hAnsi="Arial"/>
+      <w:rFonts w:ascii="Arial" w:hAnsi="Arial" w:eastAsia="黑体"/>
       <w:b/>
       <w:sz w:val="32"/>
     </w:rPr>
   </w:style>
-  <w:style w:type="paragraph" w:styleId="Heading3">
+  <w:style w:type="paragraph" w:styleId="4">
     <w:name w:val="heading 3"/>
-    <w:basedOn w:val="Normal"/>
-    <w:next w:val="Normal"/>
+    <w:basedOn w:val="1"/>
+    <w:next w:val="1"/>
     <w:semiHidden/>
     <w:unhideWhenUsed/>
     <w:qFormat/>
+    <w:uiPriority w:val="0"/>
     <w:pPr>
       <w:keepNext/>
       <w:keepLines/>
@@ -3219,12 +3346,13 @@
       <w:sz w:val="32"/>
     </w:rPr>
   </w:style>
-  <w:style w:type="paragraph" w:styleId="Heading4">
+  <w:style w:type="paragraph" w:styleId="5">
     <w:name w:val="heading 4"/>
-    <w:basedOn w:val="Normal"/>
-    <w:next w:val="Normal"/>
+    <w:basedOn w:val="1"/>
+    <w:next w:val="1"/>
     <w:unhideWhenUsed/>
     <w:qFormat/>
+    <w:uiPriority w:val="0"/>
     <w:pPr>
       <w:keepNext/>
       <w:keepLines/>
@@ -3237,18 +3365,19 @@
       <w:outlineLvl w:val="3"/>
     </w:pPr>
     <w:rPr>
-      <w:rFonts w:ascii="Arial" w:eastAsia="黑体" w:hAnsi="Arial"/>
+      <w:rFonts w:ascii="Arial" w:hAnsi="Arial" w:eastAsia="黑体"/>
       <w:b/>
       <w:sz w:val="28"/>
     </w:rPr>
   </w:style>
-  <w:style w:type="paragraph" w:styleId="Heading5">
+  <w:style w:type="paragraph" w:styleId="6">
     <w:name w:val="heading 5"/>
-    <w:basedOn w:val="Normal"/>
-    <w:next w:val="Normal"/>
+    <w:basedOn w:val="1"/>
+    <w:next w:val="1"/>
     <w:semiHidden/>
     <w:unhideWhenUsed/>
     <w:qFormat/>
+    <w:uiPriority w:val="0"/>
     <w:pPr>
       <w:keepNext/>
       <w:keepLines/>
@@ -3265,13 +3394,14 @@
       <w:sz w:val="28"/>
     </w:rPr>
   </w:style>
-  <w:style w:type="paragraph" w:styleId="Heading6">
+  <w:style w:type="paragraph" w:styleId="7">
     <w:name w:val="heading 6"/>
-    <w:basedOn w:val="Normal"/>
-    <w:next w:val="Normal"/>
+    <w:basedOn w:val="1"/>
+    <w:next w:val="1"/>
     <w:semiHidden/>
     <w:unhideWhenUsed/>
     <w:qFormat/>
+    <w:uiPriority w:val="0"/>
     <w:pPr>
       <w:keepNext/>
       <w:keepLines/>
@@ -3284,18 +3414,19 @@
       <w:outlineLvl w:val="5"/>
     </w:pPr>
     <w:rPr>
-      <w:rFonts w:ascii="Arial" w:eastAsia="黑体" w:hAnsi="Arial"/>
+      <w:rFonts w:ascii="Arial" w:hAnsi="Arial" w:eastAsia="黑体"/>
       <w:b/>
       <w:sz w:val="24"/>
     </w:rPr>
   </w:style>
-  <w:style w:type="paragraph" w:styleId="Heading7">
+  <w:style w:type="paragraph" w:styleId="8">
     <w:name w:val="heading 7"/>
-    <w:basedOn w:val="Normal"/>
-    <w:next w:val="Normal"/>
+    <w:basedOn w:val="1"/>
+    <w:next w:val="1"/>
     <w:semiHidden/>
     <w:unhideWhenUsed/>
     <w:qFormat/>
+    <w:uiPriority w:val="0"/>
     <w:pPr>
       <w:keepNext/>
       <w:keepLines/>
@@ -3312,13 +3443,14 @@
       <w:sz w:val="24"/>
     </w:rPr>
   </w:style>
-  <w:style w:type="paragraph" w:styleId="Heading8">
+  <w:style w:type="paragraph" w:styleId="9">
     <w:name w:val="heading 8"/>
-    <w:basedOn w:val="Normal"/>
-    <w:next w:val="Normal"/>
+    <w:basedOn w:val="1"/>
+    <w:next w:val="1"/>
     <w:semiHidden/>
     <w:unhideWhenUsed/>
     <w:qFormat/>
+    <w:uiPriority w:val="0"/>
     <w:pPr>
       <w:keepNext/>
       <w:keepLines/>
@@ -3331,17 +3463,18 @@
       <w:outlineLvl w:val="7"/>
     </w:pPr>
     <w:rPr>
-      <w:rFonts w:ascii="Arial" w:eastAsia="黑体" w:hAnsi="Arial"/>
+      <w:rFonts w:ascii="Arial" w:hAnsi="Arial" w:eastAsia="黑体"/>
       <w:sz w:val="24"/>
     </w:rPr>
   </w:style>
-  <w:style w:type="paragraph" w:styleId="Heading9">
+  <w:style w:type="paragraph" w:styleId="10">
     <w:name w:val="heading 9"/>
-    <w:basedOn w:val="Normal"/>
-    <w:next w:val="Normal"/>
+    <w:basedOn w:val="1"/>
+    <w:next w:val="1"/>
     <w:semiHidden/>
     <w:unhideWhenUsed/>
     <w:qFormat/>
+    <w:uiPriority w:val="0"/>
     <w:pPr>
       <w:keepNext/>
       <w:keepLines/>
@@ -3354,19 +3487,21 @@
       <w:outlineLvl w:val="8"/>
     </w:pPr>
     <w:rPr>
-      <w:rFonts w:ascii="Arial" w:eastAsia="黑体" w:hAnsi="Arial"/>
+      <w:rFonts w:ascii="Arial" w:hAnsi="Arial" w:eastAsia="黑体"/>
       <w:sz w:val="21"/>
     </w:rPr>
   </w:style>
-  <w:style w:type="character" w:default="1" w:styleId="DefaultParagraphFont">
+  <w:style w:type="character" w:default="1" w:styleId="22">
     <w:name w:val="Default Paragraph Font"/>
     <w:semiHidden/>
     <w:qFormat/>
+    <w:uiPriority w:val="0"/>
   </w:style>
-  <w:style w:type="table" w:default="1" w:styleId="TableNormal">
+  <w:style w:type="table" w:default="1" w:styleId="20">
     <w:name w:val="Normal Table"/>
     <w:semiHidden/>
     <w:qFormat/>
+    <w:uiPriority w:val="0"/>
     <w:tblPr>
       <w:tblCellMar>
         <w:top w:w="0" w:type="dxa"/>
@@ -3376,39 +3511,43 @@
       </w:tblCellMar>
     </w:tblPr>
   </w:style>
-  <w:style w:type="paragraph" w:styleId="CommentText">
+  <w:style w:type="paragraph" w:styleId="11">
     <w:name w:val="annotation text"/>
-    <w:basedOn w:val="Normal"/>
+    <w:basedOn w:val="1"/>
     <w:qFormat/>
+    <w:uiPriority w:val="0"/>
     <w:pPr>
       <w:jc w:val="left"/>
     </w:pPr>
   </w:style>
-  <w:style w:type="paragraph" w:styleId="BodyText">
+  <w:style w:type="paragraph" w:styleId="12">
     <w:name w:val="Body Text"/>
-    <w:basedOn w:val="Normal"/>
+    <w:basedOn w:val="1"/>
     <w:semiHidden/>
     <w:qFormat/>
+    <w:uiPriority w:val="0"/>
     <w:rPr>
-      <w:rFonts w:ascii="Arial" w:eastAsia="Arial" w:hAnsi="Arial" w:cs="Arial"/>
+      <w:rFonts w:ascii="Arial" w:hAnsi="Arial" w:eastAsia="Arial" w:cs="Arial"/>
       <w:sz w:val="21"/>
       <w:szCs w:val="21"/>
       <w:lang w:val="en-US" w:eastAsia="en-US" w:bidi="ar-SA"/>
     </w:rPr>
   </w:style>
-  <w:style w:type="paragraph" w:styleId="TOC3">
+  <w:style w:type="paragraph" w:styleId="13">
     <w:name w:val="toc 3"/>
-    <w:basedOn w:val="Normal"/>
-    <w:next w:val="Normal"/>
+    <w:basedOn w:val="1"/>
+    <w:next w:val="1"/>
     <w:qFormat/>
+    <w:uiPriority w:val="0"/>
     <w:pPr>
       <w:ind w:left="840" w:leftChars="400"/>
     </w:pPr>
   </w:style>
-  <w:style w:type="paragraph" w:styleId="Footer">
+  <w:style w:type="paragraph" w:styleId="14">
     <w:name w:val="footer"/>
-    <w:basedOn w:val="Normal"/>
+    <w:basedOn w:val="1"/>
     <w:qFormat/>
+    <w:uiPriority w:val="0"/>
     <w:pPr>
       <w:tabs>
         <w:tab w:val="center" w:pos="4153"/>
@@ -3421,16 +3560,17 @@
       <w:sz w:val="18"/>
     </w:rPr>
   </w:style>
-  <w:style w:type="paragraph" w:styleId="Header">
+  <w:style w:type="paragraph" w:styleId="15">
     <w:name w:val="header"/>
-    <w:basedOn w:val="Normal"/>
+    <w:basedOn w:val="1"/>
     <w:qFormat/>
+    <w:uiPriority w:val="0"/>
     <w:pPr>
       <w:pBdr>
-        <w:top w:val="nil"/>
-        <w:left w:val="nil"/>
-        <w:bottom w:val="nil"/>
-        <w:right w:val="nil"/>
+        <w:top w:val="none" w:color="auto" w:sz="0" w:space="0"/>
+        <w:left w:val="none" w:color="auto" w:sz="0" w:space="0"/>
+        <w:bottom w:val="none" w:color="auto" w:sz="0" w:space="0"/>
+        <w:right w:val="none" w:color="auto" w:sz="0" w:space="0"/>
       </w:pBdr>
       <w:tabs>
         <w:tab w:val="center" w:pos="4153"/>
@@ -3445,37 +3585,41 @@
       <w:sz w:val="18"/>
     </w:rPr>
   </w:style>
-  <w:style w:type="paragraph" w:styleId="TOC1">
+  <w:style w:type="paragraph" w:styleId="16">
     <w:name w:val="toc 1"/>
-    <w:basedOn w:val="Normal"/>
-    <w:next w:val="Normal"/>
+    <w:basedOn w:val="1"/>
+    <w:next w:val="1"/>
     <w:qFormat/>
+    <w:uiPriority w:val="0"/>
     <w:rPr>
-      <w:rFonts w:ascii="Arial" w:eastAsia="Microsoft JhengHei" w:hAnsi="Arial"/>
+      <w:rFonts w:ascii="Arial" w:hAnsi="Arial" w:eastAsia="Microsoft JhengHei"/>
       <w:sz w:val="24"/>
     </w:rPr>
   </w:style>
-  <w:style w:type="paragraph" w:styleId="TOC2">
+  <w:style w:type="paragraph" w:styleId="17">
     <w:name w:val="toc 2"/>
-    <w:basedOn w:val="Normal"/>
-    <w:next w:val="Normal"/>
+    <w:basedOn w:val="1"/>
+    <w:next w:val="1"/>
     <w:qFormat/>
+    <w:uiPriority w:val="0"/>
     <w:pPr>
       <w:ind w:left="420" w:leftChars="200"/>
     </w:pPr>
   </w:style>
-  <w:style w:type="paragraph" w:styleId="NormalWeb">
+  <w:style w:type="paragraph" w:styleId="18">
     <w:name w:val="Normal (Web)"/>
-    <w:basedOn w:val="Normal"/>
+    <w:basedOn w:val="1"/>
     <w:qFormat/>
+    <w:uiPriority w:val="0"/>
     <w:rPr>
       <w:sz w:val="24"/>
     </w:rPr>
   </w:style>
-  <w:style w:type="paragraph" w:styleId="Title">
+  <w:style w:type="paragraph" w:styleId="19">
     <w:name w:val="Title"/>
-    <w:basedOn w:val="Normal"/>
+    <w:basedOn w:val="1"/>
     <w:qFormat/>
+    <w:uiPriority w:val="0"/>
     <w:pPr>
       <w:spacing w:before="240" w:beforeLines="0" w:beforeAutospacing="0" w:after="60" w:afterLines="0" w:afterAutospacing="0"/>
       <w:jc w:val="center"/>
@@ -3487,38 +3631,41 @@
       <w:sz w:val="32"/>
     </w:rPr>
   </w:style>
-  <w:style w:type="table" w:styleId="TableGrid">
+  <w:style w:type="table" w:styleId="21">
     <w:name w:val="Table Grid"/>
-    <w:basedOn w:val="TableNormal"/>
+    <w:basedOn w:val="20"/>
     <w:qFormat/>
+    <w:uiPriority w:val="0"/>
     <w:pPr>
       <w:widowControl w:val="0"/>
       <w:jc w:val="both"/>
     </w:pPr>
     <w:tblPr>
       <w:tblBorders>
-        <w:top w:val="single" w:sz="4" w:space="0" w:color="auto"/>
-        <w:left w:val="single" w:sz="4" w:space="0" w:color="auto"/>
-        <w:bottom w:val="single" w:sz="4" w:space="0" w:color="auto"/>
-        <w:right w:val="single" w:sz="4" w:space="0" w:color="auto"/>
-        <w:insideH w:val="single" w:sz="4" w:space="0" w:color="auto"/>
-        <w:insideV w:val="single" w:sz="4" w:space="0" w:color="auto"/>
+        <w:top w:val="single" w:color="auto" w:sz="4" w:space="0"/>
+        <w:left w:val="single" w:color="auto" w:sz="4" w:space="0"/>
+        <w:bottom w:val="single" w:color="auto" w:sz="4" w:space="0"/>
+        <w:right w:val="single" w:color="auto" w:sz="4" w:space="0"/>
+        <w:insideH w:val="single" w:color="auto" w:sz="4" w:space="0"/>
+        <w:insideV w:val="single" w:color="auto" w:sz="4" w:space="0"/>
       </w:tblBorders>
     </w:tblPr>
   </w:style>
-  <w:style w:type="character" w:styleId="Strong">
+  <w:style w:type="character" w:styleId="23">
     <w:name w:val="Strong"/>
-    <w:basedOn w:val="DefaultParagraphFont"/>
+    <w:basedOn w:val="22"/>
     <w:qFormat/>
+    <w:uiPriority w:val="0"/>
     <w:rPr>
       <w:b/>
     </w:rPr>
   </w:style>
-  <w:style w:type="table" w:customStyle="1" w:styleId="TableNormal0">
+  <w:style w:type="table" w:customStyle="1" w:styleId="24">
     <w:name w:val="Table Normal_0"/>
     <w:semiHidden/>
     <w:unhideWhenUsed/>
     <w:qFormat/>
+    <w:uiPriority w:val="0"/>
     <w:tblPr>
       <w:tblCellMar>
         <w:top w:w="0" w:type="dxa"/>
@@ -3528,53 +3675,57 @@
       </w:tblCellMar>
     </w:tblPr>
   </w:style>
-  <w:style w:type="paragraph" w:customStyle="1" w:styleId="TableText">
+  <w:style w:type="paragraph" w:customStyle="1" w:styleId="25">
     <w:name w:val="Table Text"/>
-    <w:basedOn w:val="Normal"/>
+    <w:basedOn w:val="1"/>
     <w:semiHidden/>
     <w:qFormat/>
+    <w:uiPriority w:val="0"/>
     <w:rPr>
-      <w:rFonts w:ascii="宋体" w:eastAsia="宋体" w:hAnsi="宋体" w:cs="宋体"/>
+      <w:rFonts w:ascii="宋体" w:hAnsi="宋体" w:eastAsia="宋体" w:cs="宋体"/>
       <w:sz w:val="21"/>
       <w:szCs w:val="21"/>
       <w:lang w:val="en-US" w:eastAsia="en-US" w:bidi="ar-SA"/>
     </w:rPr>
   </w:style>
-  <w:style w:type="paragraph" w:customStyle="1" w:styleId="a">
+  <w:style w:type="paragraph" w:customStyle="1" w:styleId="26">
     <w:name w:val="柴_公司名"/>
-    <w:basedOn w:val="Title"/>
+    <w:basedOn w:val="19"/>
     <w:qFormat/>
+    <w:uiPriority w:val="0"/>
     <w:pPr>
       <w:spacing w:after="600" w:afterLines="600"/>
     </w:pPr>
     <w:rPr>
-      <w:rFonts w:ascii="宋体" w:eastAsia="宋体" w:hAnsi="宋体" w:cs="宋体" w:hint="eastAsia"/>
+      <w:rFonts w:hint="eastAsia" w:ascii="宋体" w:hAnsi="宋体" w:eastAsia="宋体" w:cs="宋体"/>
       <w:bCs/>
       <w:spacing w:val="-6"/>
       <w:sz w:val="52"/>
       <w:szCs w:val="52"/>
     </w:rPr>
   </w:style>
-  <w:style w:type="paragraph" w:customStyle="1" w:styleId="a0">
+  <w:style w:type="paragraph" w:customStyle="1" w:styleId="27">
     <w:name w:val="柴_文档名"/>
-    <w:basedOn w:val="Title"/>
+    <w:basedOn w:val="19"/>
     <w:qFormat/>
+    <w:uiPriority w:val="0"/>
     <w:pPr>
       <w:spacing w:after="900" w:afterLines="900"/>
     </w:pPr>
     <w:rPr>
-      <w:rFonts w:ascii="黑体" w:eastAsia="黑体" w:hAnsi="黑体" w:cs="黑体"/>
+      <w:rFonts w:ascii="黑体" w:hAnsi="黑体" w:eastAsia="黑体" w:cs="黑体"/>
       <w:bCs/>
       <w:spacing w:val="-7"/>
       <w:sz w:val="52"/>
       <w:szCs w:val="52"/>
     </w:rPr>
   </w:style>
-  <w:style w:type="table" w:customStyle="1" w:styleId="TableNormal00">
+  <w:style w:type="table" w:customStyle="1" w:styleId="28">
     <w:name w:val="Table Normal_0_0"/>
     <w:semiHidden/>
     <w:unhideWhenUsed/>
     <w:qFormat/>
+    <w:uiPriority w:val="0"/>
     <w:tblPr>
       <w:tblCellMar>
         <w:top w:w="0" w:type="dxa"/>
@@ -3584,69 +3735,74 @@
       </w:tblCellMar>
     </w:tblPr>
   </w:style>
-  <w:style w:type="paragraph" w:customStyle="1" w:styleId="1">
+  <w:style w:type="paragraph" w:customStyle="1" w:styleId="29">
     <w:name w:val="柴_标题1"/>
-    <w:basedOn w:val="Heading1"/>
-    <w:next w:val="a1"/>
-    <w:link w:val="1Char"/>
+    <w:basedOn w:val="2"/>
+    <w:next w:val="30"/>
+    <w:link w:val="39"/>
     <w:qFormat/>
+    <w:uiPriority w:val="0"/>
     <w:pPr>
       <w:spacing w:before="100" w:after="90" w:line="360" w:lineRule="auto"/>
     </w:pPr>
     <w:rPr>
-      <w:rFonts w:ascii="Arial" w:eastAsia="宋体" w:hAnsi="Arial"/>
+      <w:rFonts w:ascii="Arial" w:hAnsi="Arial" w:eastAsia="宋体"/>
       <w:sz w:val="32"/>
     </w:rPr>
   </w:style>
-  <w:style w:type="paragraph" w:customStyle="1" w:styleId="a1">
+  <w:style w:type="paragraph" w:customStyle="1" w:styleId="30">
     <w:name w:val="柴_正文"/>
-    <w:basedOn w:val="BodyText"/>
-    <w:link w:val="Char"/>
+    <w:basedOn w:val="12"/>
+    <w:link w:val="42"/>
     <w:qFormat/>
+    <w:uiPriority w:val="0"/>
     <w:pPr>
       <w:spacing w:line="360" w:lineRule="auto"/>
       <w:ind w:firstLine="470" w:firstLineChars="200"/>
     </w:pPr>
     <w:rPr>
-      <w:rFonts w:ascii="Arial" w:eastAsia="宋体" w:hAnsi="Arial"/>
+      <w:rFonts w:ascii="Arial" w:hAnsi="Arial" w:eastAsia="宋体"/>
       <w:sz w:val="24"/>
       <w:lang w:eastAsia="zh-CN"/>
     </w:rPr>
   </w:style>
-  <w:style w:type="paragraph" w:customStyle="1" w:styleId="2">
+  <w:style w:type="paragraph" w:customStyle="1" w:styleId="31">
     <w:name w:val="柴_标题2"/>
-    <w:basedOn w:val="Heading2"/>
-    <w:next w:val="a1"/>
+    <w:basedOn w:val="3"/>
+    <w:next w:val="30"/>
     <w:qFormat/>
+    <w:uiPriority w:val="0"/>
     <w:pPr>
       <w:spacing w:line="360" w:lineRule="auto"/>
     </w:pPr>
     <w:rPr>
-      <w:rFonts w:ascii="Arial" w:eastAsia="宋体" w:hAnsi="Arial"/>
+      <w:rFonts w:ascii="Arial" w:hAnsi="Arial" w:eastAsia="宋体"/>
       <w:sz w:val="28"/>
     </w:rPr>
   </w:style>
-  <w:style w:type="paragraph" w:customStyle="1" w:styleId="3">
+  <w:style w:type="paragraph" w:customStyle="1" w:styleId="32">
     <w:name w:val="柴_标题3"/>
-    <w:basedOn w:val="Heading3"/>
-    <w:next w:val="a1"/>
+    <w:basedOn w:val="4"/>
+    <w:next w:val="30"/>
     <w:qFormat/>
+    <w:uiPriority w:val="0"/>
     <w:pPr>
       <w:spacing w:line="360" w:lineRule="auto"/>
       <w:ind w:left="0" w:firstLine="472" w:firstLineChars="200"/>
     </w:pPr>
     <w:rPr>
-      <w:rFonts w:ascii="宋体" w:eastAsia="宋体" w:hAnsi="宋体" w:cs="宋体"/>
+      <w:rFonts w:ascii="宋体" w:hAnsi="宋体" w:eastAsia="宋体" w:cs="宋体"/>
       <w:spacing w:val="-2"/>
       <w:sz w:val="24"/>
       <w:szCs w:val="24"/>
     </w:rPr>
   </w:style>
-  <w:style w:type="paragraph" w:customStyle="1" w:styleId="a2">
+  <w:style w:type="paragraph" w:customStyle="1" w:styleId="33">
     <w:name w:val="柴_目录"/>
-    <w:basedOn w:val="Normal"/>
-    <w:next w:val="BodyText"/>
+    <w:basedOn w:val="1"/>
+    <w:next w:val="12"/>
     <w:qFormat/>
+    <w:uiPriority w:val="0"/>
     <w:pPr>
       <w:tabs>
         <w:tab w:val="right" w:leader="dot" w:pos="8442"/>
@@ -3654,59 +3810,64 @@
       <w:ind w:left="0" w:leftChars="0"/>
     </w:pPr>
     <w:rPr>
-      <w:rFonts w:ascii="Arial" w:eastAsia="Microsoft JhengHei" w:hAnsi="Arial"/>
+      <w:rFonts w:ascii="Arial" w:hAnsi="Arial" w:eastAsia="Microsoft JhengHei"/>
       <w:sz w:val="24"/>
     </w:rPr>
   </w:style>
-  <w:style w:type="paragraph" w:customStyle="1" w:styleId="WPSOffice1">
+  <w:style w:type="paragraph" w:customStyle="1" w:styleId="34">
     <w:name w:val="WPSOffice手动目录 1"/>
     <w:qFormat/>
+    <w:uiPriority w:val="0"/>
     <w:pPr>
       <w:ind w:leftChars="0"/>
     </w:pPr>
     <w:rPr>
-      <w:rFonts w:ascii="Times New Roman" w:eastAsia="宋体" w:hAnsi="Times New Roman" w:cs="Times New Roman"/>
+      <w:rFonts w:ascii="Times New Roman" w:hAnsi="Times New Roman" w:eastAsia="宋体" w:cs="Times New Roman"/>
       <w:sz w:val="20"/>
       <w:szCs w:val="20"/>
     </w:rPr>
   </w:style>
-  <w:style w:type="paragraph" w:customStyle="1" w:styleId="WPSOffice2">
+  <w:style w:type="paragraph" w:customStyle="1" w:styleId="35">
     <w:name w:val="WPSOffice手动目录 2"/>
     <w:qFormat/>
+    <w:uiPriority w:val="0"/>
     <w:pPr>
       <w:ind w:leftChars="200"/>
     </w:pPr>
     <w:rPr>
-      <w:rFonts w:ascii="Times New Roman" w:eastAsia="宋体" w:hAnsi="Times New Roman" w:cs="Times New Roman"/>
+      <w:rFonts w:ascii="Times New Roman" w:hAnsi="Times New Roman" w:eastAsia="宋体" w:cs="Times New Roman"/>
       <w:sz w:val="20"/>
       <w:szCs w:val="20"/>
     </w:rPr>
   </w:style>
-  <w:style w:type="paragraph" w:customStyle="1" w:styleId="WPSOffice3">
+  <w:style w:type="paragraph" w:customStyle="1" w:styleId="36">
     <w:name w:val="WPSOffice手动目录 3"/>
     <w:qFormat/>
+    <w:uiPriority w:val="0"/>
     <w:pPr>
       <w:ind w:leftChars="400"/>
     </w:pPr>
     <w:rPr>
-      <w:rFonts w:ascii="Times New Roman" w:eastAsia="宋体" w:hAnsi="Times New Roman" w:cs="Times New Roman"/>
+      <w:rFonts w:ascii="Times New Roman" w:hAnsi="Times New Roman" w:eastAsia="宋体" w:cs="Times New Roman"/>
       <w:sz w:val="20"/>
       <w:szCs w:val="20"/>
     </w:rPr>
   </w:style>
-  <w:style w:type="paragraph" w:customStyle="1" w:styleId="Compact">
+  <w:style w:type="paragraph" w:customStyle="1" w:styleId="37">
     <w:name w:val="Compact"/>
-    <w:basedOn w:val="BodyText"/>
+    <w:basedOn w:val="12"/>
     <w:qFormat/>
+    <w:uiPriority w:val="0"/>
     <w:pPr>
       <w:spacing w:before="36" w:after="36"/>
     </w:pPr>
   </w:style>
-  <w:style w:type="table" w:customStyle="1" w:styleId="Table">
+  <w:style w:type="table" w:customStyle="1" w:styleId="38">
     <w:name w:val="Table"/>
     <w:semiHidden/>
     <w:unhideWhenUsed/>
     <w:qFormat/>
+    <w:uiPriority w:val="0"/>
     <w:tblPr>
       <w:tblCellMar>
         <w:top w:w="0" w:type="dxa"/>
@@ -3718,25 +3879,27 @@
     <w:tblStylePr w:type="firstRow">
       <w:tcPr>
         <w:tcBorders>
-          <w:bottom w:val="single" w:sz="0" w:space="0" w:color="auto"/>
+          <w:bottom w:val="single" w:color="auto" w:sz="0" w:space="0"/>
         </w:tcBorders>
         <w:vAlign w:val="bottom"/>
       </w:tcPr>
     </w:tblStylePr>
   </w:style>
-  <w:style w:type="character" w:customStyle="1" w:styleId="1Char">
+  <w:style w:type="character" w:customStyle="1" w:styleId="39">
     <w:name w:val="柴_标题1 Char"/>
-    <w:link w:val="1"/>
+    <w:link w:val="29"/>
     <w:qFormat/>
+    <w:uiPriority w:val="0"/>
     <w:rPr>
-      <w:rFonts w:ascii="Arial" w:eastAsia="宋体" w:hAnsi="Arial"/>
+      <w:rFonts w:ascii="Arial" w:hAnsi="Arial" w:eastAsia="宋体"/>
       <w:sz w:val="32"/>
     </w:rPr>
   </w:style>
-  <w:style w:type="paragraph" w:customStyle="1" w:styleId="a3">
+  <w:style w:type="paragraph" w:customStyle="1" w:styleId="40">
     <w:name w:val="柴_正文_无缩进"/>
-    <w:basedOn w:val="Normal"/>
+    <w:basedOn w:val="1"/>
     <w:qFormat/>
+    <w:uiPriority w:val="0"/>
     <w:pPr>
       <w:ind w:firstLine="0" w:firstLineChars="0"/>
     </w:pPr>
@@ -3746,29 +3909,31 @@
       <w:lang w:eastAsia="zh-CN"/>
     </w:rPr>
   </w:style>
-  <w:style w:type="paragraph" w:customStyle="1" w:styleId="4">
+  <w:style w:type="paragraph" w:customStyle="1" w:styleId="41">
     <w:name w:val="柴_标题4"/>
-    <w:basedOn w:val="Heading4"/>
-    <w:next w:val="Normal"/>
+    <w:basedOn w:val="5"/>
+    <w:next w:val="1"/>
     <w:qFormat/>
+    <w:uiPriority w:val="0"/>
     <w:pPr>
       <w:widowControl w:val="0"/>
       <w:spacing w:before="160" w:line="360" w:lineRule="auto"/>
-      <w:ind w:left="981" w:hanging="862" w:leftChars="300"/>
+      <w:ind w:left="981" w:leftChars="300" w:hanging="862"/>
     </w:pPr>
     <w:rPr>
-      <w:rFonts w:ascii="Calibri" w:eastAsia="宋体" w:hAnsi="Calibri" w:cs="宋体" w:hint="eastAsia"/>
+      <w:rFonts w:hint="eastAsia" w:ascii="Calibri" w:hAnsi="Calibri" w:eastAsia="宋体" w:cs="宋体"/>
       <w:sz w:val="24"/>
       <w:szCs w:val="24"/>
       <w:lang w:eastAsia="zh-CN" w:bidi="zh-CN"/>
     </w:rPr>
   </w:style>
-  <w:style w:type="character" w:customStyle="1" w:styleId="Char">
+  <w:style w:type="character" w:customStyle="1" w:styleId="42">
     <w:name w:val="柴_正文 Char"/>
-    <w:link w:val="a1"/>
+    <w:link w:val="30"/>
     <w:qFormat/>
+    <w:uiPriority w:val="0"/>
     <w:rPr>
-      <w:rFonts w:ascii="Arial" w:eastAsia="宋体" w:hAnsi="Arial"/>
+      <w:rFonts w:ascii="Arial" w:hAnsi="Arial" w:eastAsia="宋体"/>
       <w:sz w:val="24"/>
       <w:lang w:eastAsia="zh-CN"/>
     </w:rPr>
@@ -4067,7 +4232,7 @@
     <customSectPr/>
   </customSectProps>
   <customShpExts>
-    <customShpInfo spid="_x0000_s4098"/>
+    <customShpInfo spid="_x0000_s2049"/>
   </customShpExts>
 </s:customData>
 </file>
